--- a/18_DOCX/MED_DIALOGUES_0006_0010.docx
+++ b/18_DOCX/MED_DIALOGUES_0006_0010.docx
@@ -15,7 +15,7 @@
         <w:pStyle w:val="ListBullet"/>
       </w:pPr>
       <w:r>
-        <w:t>Versão: 0.1</w:t>
+        <w:t>Versão: 0.2</w:t>
       </w:r>
     </w:p>
     <w:p>
@@ -39,7 +39,7 @@
         <w:pStyle w:val="Heading1"/>
       </w:pPr>
       <w:r>
-        <w:t>DIALOGUE-MED-0006 - Solicitação de benefício e atestado médico</w:t>
+        <w:t>DIALOGUE-MED-0006 - Solicitação de benefício e documentos médicos</w:t>
       </w:r>
     </w:p>
     <w:p>
@@ -55,7 +55,7 @@
         <w:pStyle w:val="ListBullet"/>
       </w:pPr>
       <w:r>
-        <w:t>Versão: 0.1</w:t>
+        <w:t>Versão: 0.2</w:t>
       </w:r>
     </w:p>
     <w:p>
@@ -79,7 +79,7 @@
         <w:pStyle w:val="ListBullet"/>
       </w:pPr>
       <w:r>
-        <w:t>Histórico: Criação inicial.</w:t>
+        <w:t>Histórico: Normalização bilíngue para uso por corretor japonês no NotebookLM.</w:t>
       </w:r>
     </w:p>
     <w:p>
@@ -118,7 +118,7 @@
     </w:p>
     <w:p>
       <w:r>
-        <w:t>Cliente recebeu atendimento médico e quer saber como iniciar a solicitação.</w:t>
+        <w:t>Cliente recebeu atendimento médico e quer iniciar a solicitação de benefício.</w:t>
       </w:r>
     </w:p>
     <w:p>
@@ -126,12 +126,36 @@
         <w:pStyle w:val="Heading2"/>
       </w:pPr>
       <w:r>
+        <w:t>Participantes</w:t>
+      </w:r>
+    </w:p>
+    <w:p>
+      <w:pPr>
+        <w:pStyle w:val="ListBullet"/>
+      </w:pPr>
+      <w:r>
+        <w:t>Corretor: corretor japonês</w:t>
+      </w:r>
+    </w:p>
+    <w:p>
+      <w:pPr>
+        <w:pStyle w:val="ListBullet"/>
+      </w:pPr>
+      <w:r>
+        <w:t>Cliente: cliente brasileiro residente no Japão</w:t>
+      </w:r>
+    </w:p>
+    <w:p>
+      <w:pPr>
+        <w:pStyle w:val="Heading2"/>
+      </w:pPr>
+      <w:r>
         <w:t>Objetivo do diálogo</w:t>
       </w:r>
     </w:p>
     <w:p>
       <w:r>
-        <w:t>Explicar em português simples o fluxo de documentos e análise, preservando a precisão do termo japonês.</w:t>
+        <w:t>Explicar o fluxo inicial de solicitação, atestado médico, recibo e detalhamento de atendimento.</w:t>
       </w:r>
     </w:p>
     <w:p>
@@ -139,7 +163,73 @@
         <w:pStyle w:val="Heading2"/>
       </w:pPr>
       <w:r>
-        <w:t>Diálogo</w:t>
+        <w:t>Versão em japonês</w:t>
+      </w:r>
+    </w:p>
+    <w:p>
+      <w:r>
+        <w:t>**Corretor:** 給付金請求には、保険会社が指定する書類が必要です。</w:t>
+      </w:r>
+    </w:p>
+    <w:p>
+      <w:r>
+        <w:t>**Cliente:** それはポルトガル語でお客様にどう説明すればよいですか。</w:t>
+      </w:r>
+    </w:p>
+    <w:p>
+      <w:r>
+        <w:t>**Corretor:** 診断書、領収書、診療明細書を確認しましょう。</w:t>
+      </w:r>
+    </w:p>
+    <w:p>
+      <w:r>
+        <w:t>**Cliente:** 支払いを約束してもよいですか。</w:t>
+      </w:r>
+    </w:p>
+    <w:p>
+      <w:r>
+        <w:t>**Corretor:** 書類に不足があると査定が止まる場合があります。</w:t>
+      </w:r>
+    </w:p>
+    <w:p>
+      <w:pPr>
+        <w:pStyle w:val="Heading2"/>
+      </w:pPr>
+      <w:r>
+        <w:t>Versão em português brasileiro</w:t>
+      </w:r>
+    </w:p>
+    <w:p>
+      <w:r>
+        <w:t>**Corretor:** Para pedir o benefício, precisamos seguir a lista de documentos da seguradora.</w:t>
+      </w:r>
+    </w:p>
+    <w:p>
+      <w:r>
+        <w:t>**Cliente:** Então isso já garante o pagamento?</w:t>
+      </w:r>
+    </w:p>
+    <w:p>
+      <w:r>
+        <w:t>**Corretor:** Vamos conferir atestado médico, recibo e detalhamento do atendimento.</w:t>
+      </w:r>
+    </w:p>
+    <w:p>
+      <w:r>
+        <w:t>**Cliente:** O que eu preciso fazer agora?</w:t>
+      </w:r>
+    </w:p>
+    <w:p>
+      <w:r>
+        <w:t>**Corretor:** Se faltar documento, a análise pode ficar parada até a correção.</w:t>
+      </w:r>
+    </w:p>
+    <w:p>
+      <w:pPr>
+        <w:pStyle w:val="Heading2"/>
+      </w:pPr>
+      <w:r>
+        <w:t>Notas culturais ou comerciais</w:t>
       </w:r>
     </w:p>
     <w:p>
@@ -147,7 +237,7 @@
         <w:pStyle w:val="ListBullet"/>
       </w:pPr>
       <w:r>
-        <w:t>Corretor: Vamos organizar a solicitação por etapas.</w:t>
+        <w:t>Confirmar documentos e condições antes de orientar o cliente.</w:t>
       </w:r>
     </w:p>
     <w:p>
@@ -155,7 +245,7 @@
         <w:pStyle w:val="ListBullet"/>
       </w:pPr>
       <w:r>
-        <w:t>Cliente: Eu preciso entregar todos os documentos agora?</w:t>
+        <w:t>Não prometer aceitação, cobertura ou pagamento antes da análise da seguradora.</w:t>
       </w:r>
     </w:p>
     <w:p>
@@ -163,7 +253,15 @@
         <w:pStyle w:val="ListBullet"/>
       </w:pPr>
       <w:r>
-        <w:t>Corretor: Primeiro confirmamos o tipo de benefício e depois a lista exigida pela seguradora.</w:t>
+        <w:t>Usar português simples e evitar tradução literal quando prejudicar a compreensão.</w:t>
+      </w:r>
+    </w:p>
+    <w:p>
+      <w:pPr>
+        <w:pStyle w:val="Heading2"/>
+      </w:pPr>
+      <w:r>
+        <w:t>Pontos de atenção para o corretor</w:t>
       </w:r>
     </w:p>
     <w:p>
@@ -171,7 +269,7 @@
         <w:pStyle w:val="ListBullet"/>
       </w:pPr>
       <w:r>
-        <w:t>Corretor: Vamos confirmar `MED-0021` e os documentos relacionados.</w:t>
+        <w:t>Registrar a dúvida principal do cliente.</w:t>
       </w:r>
     </w:p>
     <w:p>
@@ -179,7 +277,7 @@
         <w:pStyle w:val="ListBullet"/>
       </w:pPr>
       <w:r>
-        <w:t>Cliente: Então esse item influencia a análise do benefício?</w:t>
+        <w:t>Separar explicação comercial de decisão formal da seguradora.</w:t>
       </w:r>
     </w:p>
     <w:p>
@@ -187,7 +285,15 @@
         <w:pStyle w:val="ListBullet"/>
       </w:pPr>
       <w:r>
-        <w:t>Corretor: Sim. Ele ajuda a seguradora a verificar o contrato e evitar atraso.</w:t>
+        <w:t>Apontar os verbetes e FAQs relacionados quando houver dúvida técnica.</w:t>
+      </w:r>
+    </w:p>
+    <w:p>
+      <w:pPr>
+        <w:pStyle w:val="Heading2"/>
+      </w:pPr>
+      <w:r>
+        <w:t>Termos relacionados</w:t>
       </w:r>
     </w:p>
     <w:p>
@@ -195,7 +301,7 @@
         <w:pStyle w:val="ListBullet"/>
       </w:pPr>
       <w:r>
-        <w:t>Corretor: Vamos confirmar `MED-0022` e os documentos relacionados.</w:t>
+        <w:t>MED-0021</w:t>
       </w:r>
     </w:p>
     <w:p>
@@ -203,7 +309,7 @@
         <w:pStyle w:val="ListBullet"/>
       </w:pPr>
       <w:r>
-        <w:t>Cliente: Então esse item influencia a análise do benefício?</w:t>
+        <w:t>MED-0022</w:t>
       </w:r>
     </w:p>
     <w:p>
@@ -211,7 +317,7 @@
         <w:pStyle w:val="ListBullet"/>
       </w:pPr>
       <w:r>
-        <w:t>Corretor: Sim. Ele ajuda a seguradora a verificar o contrato e evitar atraso.</w:t>
+        <w:t>MED-0023</w:t>
       </w:r>
     </w:p>
     <w:p>
@@ -219,7 +325,15 @@
         <w:pStyle w:val="ListBullet"/>
       </w:pPr>
       <w:r>
-        <w:t>Corretor: Vamos confirmar `MED-0023` e os documentos relacionados.</w:t>
+        <w:t>MED-0024</w:t>
+      </w:r>
+    </w:p>
+    <w:p>
+      <w:pPr>
+        <w:pStyle w:val="Heading2"/>
+      </w:pPr>
+      <w:r>
+        <w:t>FAQs relacionadas</w:t>
       </w:r>
     </w:p>
     <w:p>
@@ -227,7 +341,7 @@
         <w:pStyle w:val="ListBullet"/>
       </w:pPr>
       <w:r>
-        <w:t>Cliente: Então esse item influencia a análise do benefício?</w:t>
+        <w:t>FAQ-MED-0021</w:t>
       </w:r>
     </w:p>
     <w:p>
@@ -235,7 +349,7 @@
         <w:pStyle w:val="ListBullet"/>
       </w:pPr>
       <w:r>
-        <w:t>Corretor: Sim. Ele ajuda a seguradora a verificar o contrato e evitar atraso.</w:t>
+        <w:t>FAQ-MED-0022</w:t>
       </w:r>
     </w:p>
     <w:p>
@@ -243,7 +357,7 @@
         <w:pStyle w:val="ListBullet"/>
       </w:pPr>
       <w:r>
-        <w:t>Corretor: Vamos confirmar `MED-0024` e os documentos relacionados.</w:t>
+        <w:t>FAQ-MED-0023</w:t>
       </w:r>
     </w:p>
     <w:p>
@@ -251,7 +365,15 @@
         <w:pStyle w:val="ListBullet"/>
       </w:pPr>
       <w:r>
-        <w:t>Cliente: Então esse item influencia a análise do benefício?</w:t>
+        <w:t>FAQ-MED-0024</w:t>
+      </w:r>
+    </w:p>
+    <w:p>
+      <w:pPr>
+        <w:pStyle w:val="Heading2"/>
+      </w:pPr>
+      <w:r>
+        <w:t>Casos relacionados</w:t>
       </w:r>
     </w:p>
     <w:p>
@@ -259,7 +381,15 @@
         <w:pStyle w:val="ListBullet"/>
       </w:pPr>
       <w:r>
-        <w:t>Corretor: Sim. Ele ajuda a seguradora a verificar o contrato e evitar atraso.</w:t>
+        <w:t>CASE-MED-0009</w:t>
+      </w:r>
+    </w:p>
+    <w:p>
+      <w:pPr>
+        <w:pStyle w:val="Heading2"/>
+      </w:pPr>
+      <w:r>
+        <w:t>Referências cruzadas</w:t>
       </w:r>
     </w:p>
     <w:p>
@@ -267,7 +397,7 @@
         <w:pStyle w:val="ListBullet"/>
       </w:pPr>
       <w:r>
-        <w:t>Cliente: Se faltar alguma coisa, eu perco o direito?</w:t>
+        <w:t>MED-0021</w:t>
       </w:r>
     </w:p>
     <w:p>
@@ -275,7 +405,63 @@
         <w:pStyle w:val="ListBullet"/>
       </w:pPr>
       <w:r>
-        <w:t>Corretor: Normalmente a análise fica pendente até a correção, mas precisamos respeitar prazos e instruções da seguradora.</w:t>
+        <w:t>MED-0022</w:t>
+      </w:r>
+    </w:p>
+    <w:p>
+      <w:pPr>
+        <w:pStyle w:val="ListBullet"/>
+      </w:pPr>
+      <w:r>
+        <w:t>MED-0023</w:t>
+      </w:r>
+    </w:p>
+    <w:p>
+      <w:pPr>
+        <w:pStyle w:val="ListBullet"/>
+      </w:pPr>
+      <w:r>
+        <w:t>MED-0024</w:t>
+      </w:r>
+    </w:p>
+    <w:p>
+      <w:pPr>
+        <w:pStyle w:val="ListBullet"/>
+      </w:pPr>
+      <w:r>
+        <w:t>FAQ-MED-0021</w:t>
+      </w:r>
+    </w:p>
+    <w:p>
+      <w:pPr>
+        <w:pStyle w:val="ListBullet"/>
+      </w:pPr>
+      <w:r>
+        <w:t>FAQ-MED-0022</w:t>
+      </w:r>
+    </w:p>
+    <w:p>
+      <w:pPr>
+        <w:pStyle w:val="ListBullet"/>
+      </w:pPr>
+      <w:r>
+        <w:t>FAQ-MED-0023</w:t>
+      </w:r>
+    </w:p>
+    <w:p>
+      <w:pPr>
+        <w:pStyle w:val="ListBullet"/>
+      </w:pPr>
+      <w:r>
+        <w:t>FAQ-MED-0024</w:t>
+      </w:r>
+    </w:p>
+    <w:p>
+      <w:pPr>
+        <w:pStyle w:val="ListBullet"/>
+      </w:pPr>
+      <w:r>
+        <w:t>CASE-MED-0009</w:t>
       </w:r>
     </w:p>
     <w:p>
@@ -283,7 +469,7 @@
         <w:pStyle w:val="Heading2"/>
       </w:pPr>
       <w:r>
-        <w:t>Pontos de atenção para o corretor</w:t>
+        <w:t>Tags</w:t>
       </w:r>
     </w:p>
     <w:p>
@@ -291,7 +477,7 @@
         <w:pStyle w:val="ListBullet"/>
       </w:pPr>
       <w:r>
-        <w:t>Confirmar produto, apólice e data do evento médico.</w:t>
+        <w:t>dialogue</w:t>
       </w:r>
     </w:p>
     <w:p>
@@ -299,7 +485,7 @@
         <w:pStyle w:val="ListBullet"/>
       </w:pPr>
       <w:r>
-        <w:t>Não prometer pagamento antes da análise da seguradora.</w:t>
+        <w:t>med</w:t>
       </w:r>
     </w:p>
     <w:p>
@@ -307,7 +493,15 @@
         <w:pStyle w:val="ListBullet"/>
       </w:pPr>
       <w:r>
-        <w:t>Explicar documentos em português simples, sem tradução literal confusa.</w:t>
+        <w:t>atendimento-bilingue</w:t>
+      </w:r>
+    </w:p>
+    <w:p>
+      <w:pPr>
+        <w:pStyle w:val="ListBullet"/>
+      </w:pPr>
+      <w:r>
+        <w:t>notebooklm</w:t>
       </w:r>
     </w:p>
     <w:p>
@@ -315,7 +509,7 @@
         <w:pStyle w:val="Heading2"/>
       </w:pPr>
       <w:r>
-        <w:t>Termos relacionados</w:t>
+        <w:t>Veja também</w:t>
       </w:r>
     </w:p>
     <w:p>
@@ -323,207 +517,7 @@
         <w:pStyle w:val="ListBullet"/>
       </w:pPr>
       <w:r>
-        <w:t>MED-0021</w:t>
-      </w:r>
-    </w:p>
-    <w:p>
-      <w:pPr>
-        <w:pStyle w:val="ListBullet"/>
-      </w:pPr>
-      <w:r>
-        <w:t>MED-0022</w:t>
-      </w:r>
-    </w:p>
-    <w:p>
-      <w:pPr>
-        <w:pStyle w:val="ListBullet"/>
-      </w:pPr>
-      <w:r>
-        <w:t>MED-0023</w:t>
-      </w:r>
-    </w:p>
-    <w:p>
-      <w:pPr>
-        <w:pStyle w:val="ListBullet"/>
-      </w:pPr>
-      <w:r>
-        <w:t>MED-0024</w:t>
-      </w:r>
-    </w:p>
-    <w:p>
-      <w:pPr>
-        <w:pStyle w:val="Heading2"/>
-      </w:pPr>
-      <w:r>
-        <w:t>FAQs relacionadas</w:t>
-      </w:r>
-    </w:p>
-    <w:p>
-      <w:pPr>
-        <w:pStyle w:val="ListBullet"/>
-      </w:pPr>
-      <w:r>
-        <w:t>FAQ-MED-0021</w:t>
-      </w:r>
-    </w:p>
-    <w:p>
-      <w:pPr>
-        <w:pStyle w:val="ListBullet"/>
-      </w:pPr>
-      <w:r>
-        <w:t>FAQ-MED-0022</w:t>
-      </w:r>
-    </w:p>
-    <w:p>
-      <w:pPr>
-        <w:pStyle w:val="ListBullet"/>
-      </w:pPr>
-      <w:r>
-        <w:t>FAQ-MED-0023</w:t>
-      </w:r>
-    </w:p>
-    <w:p>
-      <w:pPr>
-        <w:pStyle w:val="ListBullet"/>
-      </w:pPr>
-      <w:r>
-        <w:t>FAQ-MED-0024</w:t>
-      </w:r>
-    </w:p>
-    <w:p>
-      <w:pPr>
-        <w:pStyle w:val="Heading2"/>
-      </w:pPr>
-      <w:r>
-        <w:t>Casos relacionados</w:t>
-      </w:r>
-    </w:p>
-    <w:p>
-      <w:pPr>
-        <w:pStyle w:val="ListBullet"/>
-      </w:pPr>
-      <w:r>
-        <w:t>CASE-MED-0009</w:t>
-      </w:r>
-    </w:p>
-    <w:p>
-      <w:pPr>
-        <w:pStyle w:val="Heading2"/>
-      </w:pPr>
-      <w:r>
-        <w:t>Referências cruzadas</w:t>
-      </w:r>
-    </w:p>
-    <w:p>
-      <w:pPr>
-        <w:pStyle w:val="ListBullet"/>
-      </w:pPr>
-      <w:r>
-        <w:t>MED-0021</w:t>
-      </w:r>
-    </w:p>
-    <w:p>
-      <w:pPr>
-        <w:pStyle w:val="ListBullet"/>
-      </w:pPr>
-      <w:r>
-        <w:t>MED-0022</w:t>
-      </w:r>
-    </w:p>
-    <w:p>
-      <w:pPr>
-        <w:pStyle w:val="ListBullet"/>
-      </w:pPr>
-      <w:r>
-        <w:t>MED-0023</w:t>
-      </w:r>
-    </w:p>
-    <w:p>
-      <w:pPr>
-        <w:pStyle w:val="ListBullet"/>
-      </w:pPr>
-      <w:r>
-        <w:t>MED-0024</w:t>
-      </w:r>
-    </w:p>
-    <w:p>
-      <w:pPr>
-        <w:pStyle w:val="ListBullet"/>
-      </w:pPr>
-      <w:r>
-        <w:t>FAQ-MED-0021</w:t>
-      </w:r>
-    </w:p>
-    <w:p>
-      <w:pPr>
-        <w:pStyle w:val="ListBullet"/>
-      </w:pPr>
-      <w:r>
-        <w:t>FAQ-MED-0022</w:t>
-      </w:r>
-    </w:p>
-    <w:p>
-      <w:pPr>
-        <w:pStyle w:val="ListBullet"/>
-      </w:pPr>
-      <w:r>
-        <w:t>FAQ-MED-0023</w:t>
-      </w:r>
-    </w:p>
-    <w:p>
-      <w:pPr>
-        <w:pStyle w:val="ListBullet"/>
-      </w:pPr>
-      <w:r>
-        <w:t>FAQ-MED-0024</w:t>
-      </w:r>
-    </w:p>
-    <w:p>
-      <w:pPr>
-        <w:pStyle w:val="ListBullet"/>
-      </w:pPr>
-      <w:r>
-        <w:t>CASE-MED-0009</w:t>
-      </w:r>
-    </w:p>
-    <w:p>
-      <w:pPr>
-        <w:pStyle w:val="Heading2"/>
-      </w:pPr>
-      <w:r>
-        <w:t>Tags</w:t>
-      </w:r>
-    </w:p>
-    <w:p>
-      <w:pPr>
-        <w:pStyle w:val="ListBullet"/>
-      </w:pPr>
-      <w:r>
-        <w:t>dialogue</w:t>
-      </w:r>
-    </w:p>
-    <w:p>
-      <w:pPr>
-        <w:pStyle w:val="ListBullet"/>
-      </w:pPr>
-      <w:r>
-        <w:t>med</w:t>
-      </w:r>
-    </w:p>
-    <w:p>
-      <w:pPr>
-        <w:pStyle w:val="ListBullet"/>
-      </w:pPr>
-      <w:r>
-        <w:t>solicitacao</w:t>
-      </w:r>
-    </w:p>
-    <w:p>
-      <w:pPr>
-        <w:pStyle w:val="ListBullet"/>
-      </w:pPr>
-      <w:r>
-        <w:t>atendimento</w:t>
+        <w:t>`15_CaseStudies/MED/CASE-MED-0009.md`</w:t>
       </w:r>
     </w:p>
     <w:p>
@@ -605,7 +599,7 @@
           </w:tcPr>
           <w:p>
             <w:r>
-              <w:t>0.1</w:t>
+              <w:t>0.2</w:t>
             </w:r>
           </w:p>
         </w:tc>
@@ -625,7 +619,7 @@
           </w:tcPr>
           <w:p>
             <w:r>
-              <w:t>Criação inicial.</w:t>
+              <w:t>Normalização bilíngue com versão japonesa e portuguesa.</w:t>
             </w:r>
           </w:p>
         </w:tc>
@@ -642,7 +636,7 @@
         <w:pStyle w:val="Heading1"/>
       </w:pPr>
       <w:r>
-        <w:t>DIALOGUE-MED-0007 - Comprovantes de internação, cirurgia e alta</w:t>
+        <w:t>DIALOGUE-MED-0007 - Comprovantes de internação, cirurgia, alta e tratamento ambulatorial</w:t>
       </w:r>
     </w:p>
     <w:p>
@@ -658,7 +652,7 @@
         <w:pStyle w:val="ListBullet"/>
       </w:pPr>
       <w:r>
-        <w:t>Versão: 0.1</w:t>
+        <w:t>Versão: 0.2</w:t>
       </w:r>
     </w:p>
     <w:p>
@@ -682,7 +676,7 @@
         <w:pStyle w:val="ListBullet"/>
       </w:pPr>
       <w:r>
-        <w:t>Histórico: Criação inicial.</w:t>
+        <w:t>Histórico: Normalização bilíngue para uso por corretor japonês no NotebookLM.</w:t>
       </w:r>
     </w:p>
     <w:p>
@@ -721,7 +715,7 @@
     </w:p>
     <w:p>
       <w:r>
-        <w:t>Cliente terminou internação e precisa organizar comprovantes.</w:t>
+        <w:t>Cliente terminou atendimento hospitalar e precisa comprovar internação, cirurgia ou tratamento ambulatorial.</w:t>
       </w:r>
     </w:p>
     <w:p>
@@ -729,12 +723,36 @@
         <w:pStyle w:val="Heading2"/>
       </w:pPr>
       <w:r>
+        <w:t>Participantes</w:t>
+      </w:r>
+    </w:p>
+    <w:p>
+      <w:pPr>
+        <w:pStyle w:val="ListBullet"/>
+      </w:pPr>
+      <w:r>
+        <w:t>Corretor: corretor japonês</w:t>
+      </w:r>
+    </w:p>
+    <w:p>
+      <w:pPr>
+        <w:pStyle w:val="ListBullet"/>
+      </w:pPr>
+      <w:r>
+        <w:t>Cliente: cliente brasileiro residente no Japão</w:t>
+      </w:r>
+    </w:p>
+    <w:p>
+      <w:pPr>
+        <w:pStyle w:val="Heading2"/>
+      </w:pPr>
+      <w:r>
         <w:t>Objetivo do diálogo</w:t>
       </w:r>
     </w:p>
     <w:p>
       <w:r>
-        <w:t>Explicar em português simples o fluxo de documentos e análise, preservando a precisão do termo japonês.</w:t>
+        <w:t>Orientar quais comprovantes confirmam datas, tipo de atendimento e base de cálculo do benefício.</w:t>
       </w:r>
     </w:p>
     <w:p>
@@ -742,7 +760,73 @@
         <w:pStyle w:val="Heading2"/>
       </w:pPr>
       <w:r>
-        <w:t>Diálogo</w:t>
+        <w:t>Versão em japonês</w:t>
+      </w:r>
+    </w:p>
+    <w:p>
+      <w:r>
+        <w:t>**Corretor:** 入院日、退院日、手術日を正確に確認します。</w:t>
+      </w:r>
+    </w:p>
+    <w:p>
+      <w:r>
+        <w:t>**Cliente:** それはポルトガル語でお客様にどう説明すればよいですか。</w:t>
+      </w:r>
+    </w:p>
+    <w:p>
+      <w:r>
+        <w:t>**Corretor:** 手術証明書があると、手術給付金の査定がしやすくなります。</w:t>
+      </w:r>
+    </w:p>
+    <w:p>
+      <w:r>
+        <w:t>**Cliente:** 支払いを約束してもよいですか。</w:t>
+      </w:r>
+    </w:p>
+    <w:p>
+      <w:r>
+        <w:t>**Corretor:** 通院保障がある場合は、通院日も証明する必要があります。</w:t>
+      </w:r>
+    </w:p>
+    <w:p>
+      <w:pPr>
+        <w:pStyle w:val="Heading2"/>
+      </w:pPr>
+      <w:r>
+        <w:t>Versão em português brasileiro</w:t>
+      </w:r>
+    </w:p>
+    <w:p>
+      <w:r>
+        <w:t>**Corretor:** Precisamos confirmar a data de internação, alta e cirurgia.</w:t>
+      </w:r>
+    </w:p>
+    <w:p>
+      <w:r>
+        <w:t>**Cliente:** Então isso já garante o pagamento?</w:t>
+      </w:r>
+    </w:p>
+    <w:p>
+      <w:r>
+        <w:t>**Corretor:** O comprovante de cirurgia ajuda a seguradora a analisar o benefício.</w:t>
+      </w:r>
+    </w:p>
+    <w:p>
+      <w:r>
+        <w:t>**Cliente:** O que eu preciso fazer agora?</w:t>
+      </w:r>
+    </w:p>
+    <w:p>
+      <w:r>
+        <w:t>**Corretor:** Se houver cobertura ambulatorial, também precisamos comprovar as datas de tratamento.</w:t>
+      </w:r>
+    </w:p>
+    <w:p>
+      <w:pPr>
+        <w:pStyle w:val="Heading2"/>
+      </w:pPr>
+      <w:r>
+        <w:t>Notas culturais ou comerciais</w:t>
       </w:r>
     </w:p>
     <w:p>
@@ -750,7 +834,7 @@
         <w:pStyle w:val="ListBullet"/>
       </w:pPr>
       <w:r>
-        <w:t>Corretor: Vamos organizar a solicitação por etapas.</w:t>
+        <w:t>Confirmar documentos e condições antes de orientar o cliente.</w:t>
       </w:r>
     </w:p>
     <w:p>
@@ -758,7 +842,7 @@
         <w:pStyle w:val="ListBullet"/>
       </w:pPr>
       <w:r>
-        <w:t>Cliente: Eu preciso entregar todos os documentos agora?</w:t>
+        <w:t>Não prometer aceitação, cobertura ou pagamento antes da análise da seguradora.</w:t>
       </w:r>
     </w:p>
     <w:p>
@@ -766,7 +850,15 @@
         <w:pStyle w:val="ListBullet"/>
       </w:pPr>
       <w:r>
-        <w:t>Corretor: Primeiro confirmamos o tipo de benefício e depois a lista exigida pela seguradora.</w:t>
+        <w:t>Usar português simples e evitar tradução literal quando prejudicar a compreensão.</w:t>
+      </w:r>
+    </w:p>
+    <w:p>
+      <w:pPr>
+        <w:pStyle w:val="Heading2"/>
+      </w:pPr>
+      <w:r>
+        <w:t>Pontos de atenção para o corretor</w:t>
       </w:r>
     </w:p>
     <w:p>
@@ -774,7 +866,7 @@
         <w:pStyle w:val="ListBullet"/>
       </w:pPr>
       <w:r>
-        <w:t>Corretor: Vamos confirmar `MED-0025` e os documentos relacionados.</w:t>
+        <w:t>Registrar a dúvida principal do cliente.</w:t>
       </w:r>
     </w:p>
     <w:p>
@@ -782,7 +874,7 @@
         <w:pStyle w:val="ListBullet"/>
       </w:pPr>
       <w:r>
-        <w:t>Cliente: Então esse item influencia a análise do benefício?</w:t>
+        <w:t>Separar explicação comercial de decisão formal da seguradora.</w:t>
       </w:r>
     </w:p>
     <w:p>
@@ -790,7 +882,15 @@
         <w:pStyle w:val="ListBullet"/>
       </w:pPr>
       <w:r>
-        <w:t>Corretor: Sim. Ele ajuda a seguradora a verificar o contrato e evitar atraso.</w:t>
+        <w:t>Apontar os verbetes e FAQs relacionados quando houver dúvida técnica.</w:t>
+      </w:r>
+    </w:p>
+    <w:p>
+      <w:pPr>
+        <w:pStyle w:val="Heading2"/>
+      </w:pPr>
+      <w:r>
+        <w:t>Termos relacionados</w:t>
       </w:r>
     </w:p>
     <w:p>
@@ -798,7 +898,7 @@
         <w:pStyle w:val="ListBullet"/>
       </w:pPr>
       <w:r>
-        <w:t>Corretor: Vamos confirmar `MED-0026` e os documentos relacionados.</w:t>
+        <w:t>MED-0025</w:t>
       </w:r>
     </w:p>
     <w:p>
@@ -806,7 +906,7 @@
         <w:pStyle w:val="ListBullet"/>
       </w:pPr>
       <w:r>
-        <w:t>Cliente: Então esse item influencia a análise do benefício?</w:t>
+        <w:t>MED-0026</w:t>
       </w:r>
     </w:p>
     <w:p>
@@ -814,7 +914,7 @@
         <w:pStyle w:val="ListBullet"/>
       </w:pPr>
       <w:r>
-        <w:t>Corretor: Sim. Ele ajuda a seguradora a verificar o contrato e evitar atraso.</w:t>
+        <w:t>MED-0027</w:t>
       </w:r>
     </w:p>
     <w:p>
@@ -822,7 +922,15 @@
         <w:pStyle w:val="ListBullet"/>
       </w:pPr>
       <w:r>
-        <w:t>Corretor: Vamos confirmar `MED-0027` e os documentos relacionados.</w:t>
+        <w:t>MED-0028</w:t>
+      </w:r>
+    </w:p>
+    <w:p>
+      <w:pPr>
+        <w:pStyle w:val="Heading2"/>
+      </w:pPr>
+      <w:r>
+        <w:t>FAQs relacionadas</w:t>
       </w:r>
     </w:p>
     <w:p>
@@ -830,7 +938,7 @@
         <w:pStyle w:val="ListBullet"/>
       </w:pPr>
       <w:r>
-        <w:t>Cliente: Então esse item influencia a análise do benefício?</w:t>
+        <w:t>FAQ-MED-0025</w:t>
       </w:r>
     </w:p>
     <w:p>
@@ -838,7 +946,7 @@
         <w:pStyle w:val="ListBullet"/>
       </w:pPr>
       <w:r>
-        <w:t>Corretor: Sim. Ele ajuda a seguradora a verificar o contrato e evitar atraso.</w:t>
+        <w:t>FAQ-MED-0026</w:t>
       </w:r>
     </w:p>
     <w:p>
@@ -846,7 +954,7 @@
         <w:pStyle w:val="ListBullet"/>
       </w:pPr>
       <w:r>
-        <w:t>Corretor: Vamos confirmar `MED-0028` e os documentos relacionados.</w:t>
+        <w:t>FAQ-MED-0027</w:t>
       </w:r>
     </w:p>
     <w:p>
@@ -854,7 +962,15 @@
         <w:pStyle w:val="ListBullet"/>
       </w:pPr>
       <w:r>
-        <w:t>Cliente: Então esse item influencia a análise do benefício?</w:t>
+        <w:t>FAQ-MED-0028</w:t>
+      </w:r>
+    </w:p>
+    <w:p>
+      <w:pPr>
+        <w:pStyle w:val="Heading2"/>
+      </w:pPr>
+      <w:r>
+        <w:t>Casos relacionados</w:t>
       </w:r>
     </w:p>
     <w:p>
@@ -862,7 +978,15 @@
         <w:pStyle w:val="ListBullet"/>
       </w:pPr>
       <w:r>
-        <w:t>Corretor: Sim. Ele ajuda a seguradora a verificar o contrato e evitar atraso.</w:t>
+        <w:t>CASE-MED-0012</w:t>
+      </w:r>
+    </w:p>
+    <w:p>
+      <w:pPr>
+        <w:pStyle w:val="Heading2"/>
+      </w:pPr>
+      <w:r>
+        <w:t>Referências cruzadas</w:t>
       </w:r>
     </w:p>
     <w:p>
@@ -870,7 +994,7 @@
         <w:pStyle w:val="ListBullet"/>
       </w:pPr>
       <w:r>
-        <w:t>Cliente: Se faltar alguma coisa, eu perco o direito?</w:t>
+        <w:t>MED-0025</w:t>
       </w:r>
     </w:p>
     <w:p>
@@ -878,7 +1002,63 @@
         <w:pStyle w:val="ListBullet"/>
       </w:pPr>
       <w:r>
-        <w:t>Corretor: Normalmente a análise fica pendente até a correção, mas precisamos respeitar prazos e instruções da seguradora.</w:t>
+        <w:t>MED-0026</w:t>
+      </w:r>
+    </w:p>
+    <w:p>
+      <w:pPr>
+        <w:pStyle w:val="ListBullet"/>
+      </w:pPr>
+      <w:r>
+        <w:t>MED-0027</w:t>
+      </w:r>
+    </w:p>
+    <w:p>
+      <w:pPr>
+        <w:pStyle w:val="ListBullet"/>
+      </w:pPr>
+      <w:r>
+        <w:t>MED-0028</w:t>
+      </w:r>
+    </w:p>
+    <w:p>
+      <w:pPr>
+        <w:pStyle w:val="ListBullet"/>
+      </w:pPr>
+      <w:r>
+        <w:t>FAQ-MED-0025</w:t>
+      </w:r>
+    </w:p>
+    <w:p>
+      <w:pPr>
+        <w:pStyle w:val="ListBullet"/>
+      </w:pPr>
+      <w:r>
+        <w:t>FAQ-MED-0026</w:t>
+      </w:r>
+    </w:p>
+    <w:p>
+      <w:pPr>
+        <w:pStyle w:val="ListBullet"/>
+      </w:pPr>
+      <w:r>
+        <w:t>FAQ-MED-0027</w:t>
+      </w:r>
+    </w:p>
+    <w:p>
+      <w:pPr>
+        <w:pStyle w:val="ListBullet"/>
+      </w:pPr>
+      <w:r>
+        <w:t>FAQ-MED-0028</w:t>
+      </w:r>
+    </w:p>
+    <w:p>
+      <w:pPr>
+        <w:pStyle w:val="ListBullet"/>
+      </w:pPr>
+      <w:r>
+        <w:t>CASE-MED-0012</w:t>
       </w:r>
     </w:p>
     <w:p>
@@ -886,7 +1066,7 @@
         <w:pStyle w:val="Heading2"/>
       </w:pPr>
       <w:r>
-        <w:t>Pontos de atenção para o corretor</w:t>
+        <w:t>Tags</w:t>
       </w:r>
     </w:p>
     <w:p>
@@ -894,7 +1074,7 @@
         <w:pStyle w:val="ListBullet"/>
       </w:pPr>
       <w:r>
-        <w:t>Confirmar produto, apólice e data do evento médico.</w:t>
+        <w:t>dialogue</w:t>
       </w:r>
     </w:p>
     <w:p>
@@ -902,7 +1082,7 @@
         <w:pStyle w:val="ListBullet"/>
       </w:pPr>
       <w:r>
-        <w:t>Não prometer pagamento antes da análise da seguradora.</w:t>
+        <w:t>med</w:t>
       </w:r>
     </w:p>
     <w:p>
@@ -910,7 +1090,15 @@
         <w:pStyle w:val="ListBullet"/>
       </w:pPr>
       <w:r>
-        <w:t>Explicar documentos em português simples, sem tradução literal confusa.</w:t>
+        <w:t>atendimento-bilingue</w:t>
+      </w:r>
+    </w:p>
+    <w:p>
+      <w:pPr>
+        <w:pStyle w:val="ListBullet"/>
+      </w:pPr>
+      <w:r>
+        <w:t>notebooklm</w:t>
       </w:r>
     </w:p>
     <w:p>
@@ -918,7 +1106,7 @@
         <w:pStyle w:val="Heading2"/>
       </w:pPr>
       <w:r>
-        <w:t>Termos relacionados</w:t>
+        <w:t>Veja também</w:t>
       </w:r>
     </w:p>
     <w:p>
@@ -926,207 +1114,7 @@
         <w:pStyle w:val="ListBullet"/>
       </w:pPr>
       <w:r>
-        <w:t>MED-0025</w:t>
-      </w:r>
-    </w:p>
-    <w:p>
-      <w:pPr>
-        <w:pStyle w:val="ListBullet"/>
-      </w:pPr>
-      <w:r>
-        <w:t>MED-0026</w:t>
-      </w:r>
-    </w:p>
-    <w:p>
-      <w:pPr>
-        <w:pStyle w:val="ListBullet"/>
-      </w:pPr>
-      <w:r>
-        <w:t>MED-0027</w:t>
-      </w:r>
-    </w:p>
-    <w:p>
-      <w:pPr>
-        <w:pStyle w:val="ListBullet"/>
-      </w:pPr>
-      <w:r>
-        <w:t>MED-0028</w:t>
-      </w:r>
-    </w:p>
-    <w:p>
-      <w:pPr>
-        <w:pStyle w:val="Heading2"/>
-      </w:pPr>
-      <w:r>
-        <w:t>FAQs relacionadas</w:t>
-      </w:r>
-    </w:p>
-    <w:p>
-      <w:pPr>
-        <w:pStyle w:val="ListBullet"/>
-      </w:pPr>
-      <w:r>
-        <w:t>FAQ-MED-0025</w:t>
-      </w:r>
-    </w:p>
-    <w:p>
-      <w:pPr>
-        <w:pStyle w:val="ListBullet"/>
-      </w:pPr>
-      <w:r>
-        <w:t>FAQ-MED-0026</w:t>
-      </w:r>
-    </w:p>
-    <w:p>
-      <w:pPr>
-        <w:pStyle w:val="ListBullet"/>
-      </w:pPr>
-      <w:r>
-        <w:t>FAQ-MED-0027</w:t>
-      </w:r>
-    </w:p>
-    <w:p>
-      <w:pPr>
-        <w:pStyle w:val="ListBullet"/>
-      </w:pPr>
-      <w:r>
-        <w:t>FAQ-MED-0028</w:t>
-      </w:r>
-    </w:p>
-    <w:p>
-      <w:pPr>
-        <w:pStyle w:val="Heading2"/>
-      </w:pPr>
-      <w:r>
-        <w:t>Casos relacionados</w:t>
-      </w:r>
-    </w:p>
-    <w:p>
-      <w:pPr>
-        <w:pStyle w:val="ListBullet"/>
-      </w:pPr>
-      <w:r>
-        <w:t>CASE-MED-0011</w:t>
-      </w:r>
-    </w:p>
-    <w:p>
-      <w:pPr>
-        <w:pStyle w:val="Heading2"/>
-      </w:pPr>
-      <w:r>
-        <w:t>Referências cruzadas</w:t>
-      </w:r>
-    </w:p>
-    <w:p>
-      <w:pPr>
-        <w:pStyle w:val="ListBullet"/>
-      </w:pPr>
-      <w:r>
-        <w:t>MED-0025</w:t>
-      </w:r>
-    </w:p>
-    <w:p>
-      <w:pPr>
-        <w:pStyle w:val="ListBullet"/>
-      </w:pPr>
-      <w:r>
-        <w:t>MED-0026</w:t>
-      </w:r>
-    </w:p>
-    <w:p>
-      <w:pPr>
-        <w:pStyle w:val="ListBullet"/>
-      </w:pPr>
-      <w:r>
-        <w:t>MED-0027</w:t>
-      </w:r>
-    </w:p>
-    <w:p>
-      <w:pPr>
-        <w:pStyle w:val="ListBullet"/>
-      </w:pPr>
-      <w:r>
-        <w:t>MED-0028</w:t>
-      </w:r>
-    </w:p>
-    <w:p>
-      <w:pPr>
-        <w:pStyle w:val="ListBullet"/>
-      </w:pPr>
-      <w:r>
-        <w:t>FAQ-MED-0025</w:t>
-      </w:r>
-    </w:p>
-    <w:p>
-      <w:pPr>
-        <w:pStyle w:val="ListBullet"/>
-      </w:pPr>
-      <w:r>
-        <w:t>FAQ-MED-0026</w:t>
-      </w:r>
-    </w:p>
-    <w:p>
-      <w:pPr>
-        <w:pStyle w:val="ListBullet"/>
-      </w:pPr>
-      <w:r>
-        <w:t>FAQ-MED-0027</w:t>
-      </w:r>
-    </w:p>
-    <w:p>
-      <w:pPr>
-        <w:pStyle w:val="ListBullet"/>
-      </w:pPr>
-      <w:r>
-        <w:t>FAQ-MED-0028</w:t>
-      </w:r>
-    </w:p>
-    <w:p>
-      <w:pPr>
-        <w:pStyle w:val="ListBullet"/>
-      </w:pPr>
-      <w:r>
-        <w:t>CASE-MED-0011</w:t>
-      </w:r>
-    </w:p>
-    <w:p>
-      <w:pPr>
-        <w:pStyle w:val="Heading2"/>
-      </w:pPr>
-      <w:r>
-        <w:t>Tags</w:t>
-      </w:r>
-    </w:p>
-    <w:p>
-      <w:pPr>
-        <w:pStyle w:val="ListBullet"/>
-      </w:pPr>
-      <w:r>
-        <w:t>dialogue</w:t>
-      </w:r>
-    </w:p>
-    <w:p>
-      <w:pPr>
-        <w:pStyle w:val="ListBullet"/>
-      </w:pPr>
-      <w:r>
-        <w:t>med</w:t>
-      </w:r>
-    </w:p>
-    <w:p>
-      <w:pPr>
-        <w:pStyle w:val="ListBullet"/>
-      </w:pPr>
-      <w:r>
-        <w:t>solicitacao</w:t>
-      </w:r>
-    </w:p>
-    <w:p>
-      <w:pPr>
-        <w:pStyle w:val="ListBullet"/>
-      </w:pPr>
-      <w:r>
-        <w:t>atendimento</w:t>
+        <w:t>`15_CaseStudies/MED/CASE-MED-0012.md`</w:t>
       </w:r>
     </w:p>
     <w:p>
@@ -1208,7 +1196,7 @@
           </w:tcPr>
           <w:p>
             <w:r>
-              <w:t>0.1</w:t>
+              <w:t>0.2</w:t>
             </w:r>
           </w:p>
         </w:tc>
@@ -1228,7 +1216,7 @@
           </w:tcPr>
           <w:p>
             <w:r>
-              <w:t>Criação inicial.</w:t>
+              <w:t>Normalização bilíngue com versão japonesa e portuguesa.</w:t>
             </w:r>
           </w:p>
         </w:tc>
@@ -1245,7 +1233,7 @@
         <w:pStyle w:val="Heading1"/>
       </w:pPr>
       <w:r>
-        <w:t>DIALOGUE-MED-0008 - Prazo, documentos necessários e identificação</w:t>
+        <w:t>DIALOGUE-MED-0008 - Prazo, documentos necessários, identificação e dados bancários</w:t>
       </w:r>
     </w:p>
     <w:p>
@@ -1261,7 +1249,7 @@
         <w:pStyle w:val="ListBullet"/>
       </w:pPr>
       <w:r>
-        <w:t>Versão: 0.1</w:t>
+        <w:t>Versão: 0.2</w:t>
       </w:r>
     </w:p>
     <w:p>
@@ -1285,7 +1273,7 @@
         <w:pStyle w:val="ListBullet"/>
       </w:pPr>
       <w:r>
-        <w:t>Histórico: Criação inicial.</w:t>
+        <w:t>Histórico: Normalização bilíngue para uso por corretor japonês no NotebookLM.</w:t>
       </w:r>
     </w:p>
     <w:p>
@@ -1324,7 +1312,7 @@
     </w:p>
     <w:p>
       <w:r>
-        <w:t>Cliente quer evitar atraso por falta de documento.</w:t>
+        <w:t>Cliente quer evitar atraso no pedido de benefício médico.</w:t>
       </w:r>
     </w:p>
     <w:p>
@@ -1332,12 +1320,36 @@
         <w:pStyle w:val="Heading2"/>
       </w:pPr>
       <w:r>
+        <w:t>Participantes</w:t>
+      </w:r>
+    </w:p>
+    <w:p>
+      <w:pPr>
+        <w:pStyle w:val="ListBullet"/>
+      </w:pPr>
+      <w:r>
+        <w:t>Corretor: corretor japonês</w:t>
+      </w:r>
+    </w:p>
+    <w:p>
+      <w:pPr>
+        <w:pStyle w:val="ListBullet"/>
+      </w:pPr>
+      <w:r>
+        <w:t>Cliente: cliente brasileiro residente no Japão</w:t>
+      </w:r>
+    </w:p>
+    <w:p>
+      <w:pPr>
+        <w:pStyle w:val="Heading2"/>
+      </w:pPr>
+      <w:r>
         <w:t>Objetivo do diálogo</w:t>
       </w:r>
     </w:p>
     <w:p>
       <w:r>
-        <w:t>Explicar em português simples o fluxo de documentos e análise, preservando a precisão do termo japonês.</w:t>
+        <w:t>Explicar prazo, documentos necessários, identificação e dados bancários antes do envio.</w:t>
       </w:r>
     </w:p>
     <w:p>
@@ -1345,7 +1357,73 @@
         <w:pStyle w:val="Heading2"/>
       </w:pPr>
       <w:r>
-        <w:t>Diálogo</w:t>
+        <w:t>Versão em japonês</w:t>
+      </w:r>
+    </w:p>
+    <w:p>
+      <w:r>
+        <w:t>**Corretor:** 請求期限を過ぎないように早めに準備しましょう。</w:t>
+      </w:r>
+    </w:p>
+    <w:p>
+      <w:r>
+        <w:t>**Cliente:** それはポルトガル語でお客様にどう説明すればよいですか。</w:t>
+      </w:r>
+    </w:p>
+    <w:p>
+      <w:r>
+        <w:t>**Corretor:** 本人確認書類と口座情報は、支払い手続きに必要です。</w:t>
+      </w:r>
+    </w:p>
+    <w:p>
+      <w:r>
+        <w:t>**Cliente:** 支払いを約束してもよいですか。</w:t>
+      </w:r>
+    </w:p>
+    <w:p>
+      <w:r>
+        <w:t>**Corretor:** 口座情報に誤りがあると、入金が遅れることがあります。</w:t>
+      </w:r>
+    </w:p>
+    <w:p>
+      <w:pPr>
+        <w:pStyle w:val="Heading2"/>
+      </w:pPr>
+      <w:r>
+        <w:t>Versão em português brasileiro</w:t>
+      </w:r>
+    </w:p>
+    <w:p>
+      <w:r>
+        <w:t>**Corretor:** Vamos preparar tudo com antecedência para não perder prazo.</w:t>
+      </w:r>
+    </w:p>
+    <w:p>
+      <w:r>
+        <w:t>**Cliente:** Então isso já garante o pagamento?</w:t>
+      </w:r>
+    </w:p>
+    <w:p>
+      <w:r>
+        <w:t>**Corretor:** Documento de identificação e dados bancários são necessários para o pagamento.</w:t>
+      </w:r>
+    </w:p>
+    <w:p>
+      <w:r>
+        <w:t>**Cliente:** O que eu preciso fazer agora?</w:t>
+      </w:r>
+    </w:p>
+    <w:p>
+      <w:r>
+        <w:t>**Corretor:** Se a conta estiver errada, o depósito pode atrasar ou voltar.</w:t>
+      </w:r>
+    </w:p>
+    <w:p>
+      <w:pPr>
+        <w:pStyle w:val="Heading2"/>
+      </w:pPr>
+      <w:r>
+        <w:t>Notas culturais ou comerciais</w:t>
       </w:r>
     </w:p>
     <w:p>
@@ -1353,7 +1431,7 @@
         <w:pStyle w:val="ListBullet"/>
       </w:pPr>
       <w:r>
-        <w:t>Corretor: Vamos organizar a solicitação por etapas.</w:t>
+        <w:t>Confirmar documentos e condições antes de orientar o cliente.</w:t>
       </w:r>
     </w:p>
     <w:p>
@@ -1361,7 +1439,7 @@
         <w:pStyle w:val="ListBullet"/>
       </w:pPr>
       <w:r>
-        <w:t>Cliente: Eu preciso entregar todos os documentos agora?</w:t>
+        <w:t>Não prometer aceitação, cobertura ou pagamento antes da análise da seguradora.</w:t>
       </w:r>
     </w:p>
     <w:p>
@@ -1369,7 +1447,15 @@
         <w:pStyle w:val="ListBullet"/>
       </w:pPr>
       <w:r>
-        <w:t>Corretor: Primeiro confirmamos o tipo de benefício e depois a lista exigida pela seguradora.</w:t>
+        <w:t>Usar português simples e evitar tradução literal quando prejudicar a compreensão.</w:t>
+      </w:r>
+    </w:p>
+    <w:p>
+      <w:pPr>
+        <w:pStyle w:val="Heading2"/>
+      </w:pPr>
+      <w:r>
+        <w:t>Pontos de atenção para o corretor</w:t>
       </w:r>
     </w:p>
     <w:p>
@@ -1377,7 +1463,7 @@
         <w:pStyle w:val="ListBullet"/>
       </w:pPr>
       <w:r>
-        <w:t>Corretor: Vamos confirmar `MED-0029` e os documentos relacionados.</w:t>
+        <w:t>Registrar a dúvida principal do cliente.</w:t>
       </w:r>
     </w:p>
     <w:p>
@@ -1385,7 +1471,7 @@
         <w:pStyle w:val="ListBullet"/>
       </w:pPr>
       <w:r>
-        <w:t>Cliente: Então esse item influencia a análise do benefício?</w:t>
+        <w:t>Separar explicação comercial de decisão formal da seguradora.</w:t>
       </w:r>
     </w:p>
     <w:p>
@@ -1393,7 +1479,15 @@
         <w:pStyle w:val="ListBullet"/>
       </w:pPr>
       <w:r>
-        <w:t>Corretor: Sim. Ele ajuda a seguradora a verificar o contrato e evitar atraso.</w:t>
+        <w:t>Apontar os verbetes e FAQs relacionados quando houver dúvida técnica.</w:t>
+      </w:r>
+    </w:p>
+    <w:p>
+      <w:pPr>
+        <w:pStyle w:val="Heading2"/>
+      </w:pPr>
+      <w:r>
+        <w:t>Termos relacionados</w:t>
       </w:r>
     </w:p>
     <w:p>
@@ -1401,7 +1495,7 @@
         <w:pStyle w:val="ListBullet"/>
       </w:pPr>
       <w:r>
-        <w:t>Corretor: Vamos confirmar `MED-0030` e os documentos relacionados.</w:t>
+        <w:t>MED-0029</w:t>
       </w:r>
     </w:p>
     <w:p>
@@ -1409,7 +1503,7 @@
         <w:pStyle w:val="ListBullet"/>
       </w:pPr>
       <w:r>
-        <w:t>Cliente: Então esse item influencia a análise do benefício?</w:t>
+        <w:t>MED-0030</w:t>
       </w:r>
     </w:p>
     <w:p>
@@ -1417,7 +1511,7 @@
         <w:pStyle w:val="ListBullet"/>
       </w:pPr>
       <w:r>
-        <w:t>Corretor: Sim. Ele ajuda a seguradora a verificar o contrato e evitar atraso.</w:t>
+        <w:t>MED-0031</w:t>
       </w:r>
     </w:p>
     <w:p>
@@ -1425,7 +1519,15 @@
         <w:pStyle w:val="ListBullet"/>
       </w:pPr>
       <w:r>
-        <w:t>Corretor: Vamos confirmar `MED-0031` e os documentos relacionados.</w:t>
+        <w:t>MED-0032</w:t>
+      </w:r>
+    </w:p>
+    <w:p>
+      <w:pPr>
+        <w:pStyle w:val="Heading2"/>
+      </w:pPr>
+      <w:r>
+        <w:t>FAQs relacionadas</w:t>
       </w:r>
     </w:p>
     <w:p>
@@ -1433,7 +1535,7 @@
         <w:pStyle w:val="ListBullet"/>
       </w:pPr>
       <w:r>
-        <w:t>Cliente: Então esse item influencia a análise do benefício?</w:t>
+        <w:t>FAQ-MED-0029</w:t>
       </w:r>
     </w:p>
     <w:p>
@@ -1441,7 +1543,7 @@
         <w:pStyle w:val="ListBullet"/>
       </w:pPr>
       <w:r>
-        <w:t>Corretor: Sim. Ele ajuda a seguradora a verificar o contrato e evitar atraso.</w:t>
+        <w:t>FAQ-MED-0030</w:t>
       </w:r>
     </w:p>
     <w:p>
@@ -1449,7 +1551,7 @@
         <w:pStyle w:val="ListBullet"/>
       </w:pPr>
       <w:r>
-        <w:t>Corretor: Vamos confirmar `MED-0032` e os documentos relacionados.</w:t>
+        <w:t>FAQ-MED-0031</w:t>
       </w:r>
     </w:p>
     <w:p>
@@ -1457,7 +1559,15 @@
         <w:pStyle w:val="ListBullet"/>
       </w:pPr>
       <w:r>
-        <w:t>Cliente: Então esse item influencia a análise do benefício?</w:t>
+        <w:t>FAQ-MED-0032</w:t>
+      </w:r>
+    </w:p>
+    <w:p>
+      <w:pPr>
+        <w:pStyle w:val="Heading2"/>
+      </w:pPr>
+      <w:r>
+        <w:t>Casos relacionados</w:t>
       </w:r>
     </w:p>
     <w:p>
@@ -1465,7 +1575,15 @@
         <w:pStyle w:val="ListBullet"/>
       </w:pPr>
       <w:r>
-        <w:t>Corretor: Sim. Ele ajuda a seguradora a verificar o contrato e evitar atraso.</w:t>
+        <w:t>CASE-MED-0013</w:t>
+      </w:r>
+    </w:p>
+    <w:p>
+      <w:pPr>
+        <w:pStyle w:val="Heading2"/>
+      </w:pPr>
+      <w:r>
+        <w:t>Referências cruzadas</w:t>
       </w:r>
     </w:p>
     <w:p>
@@ -1473,7 +1591,7 @@
         <w:pStyle w:val="ListBullet"/>
       </w:pPr>
       <w:r>
-        <w:t>Cliente: Se faltar alguma coisa, eu perco o direito?</w:t>
+        <w:t>MED-0029</w:t>
       </w:r>
     </w:p>
     <w:p>
@@ -1481,7 +1599,63 @@
         <w:pStyle w:val="ListBullet"/>
       </w:pPr>
       <w:r>
-        <w:t>Corretor: Normalmente a análise fica pendente até a correção, mas precisamos respeitar prazos e instruções da seguradora.</w:t>
+        <w:t>MED-0030</w:t>
+      </w:r>
+    </w:p>
+    <w:p>
+      <w:pPr>
+        <w:pStyle w:val="ListBullet"/>
+      </w:pPr>
+      <w:r>
+        <w:t>MED-0031</w:t>
+      </w:r>
+    </w:p>
+    <w:p>
+      <w:pPr>
+        <w:pStyle w:val="ListBullet"/>
+      </w:pPr>
+      <w:r>
+        <w:t>MED-0032</w:t>
+      </w:r>
+    </w:p>
+    <w:p>
+      <w:pPr>
+        <w:pStyle w:val="ListBullet"/>
+      </w:pPr>
+      <w:r>
+        <w:t>FAQ-MED-0029</w:t>
+      </w:r>
+    </w:p>
+    <w:p>
+      <w:pPr>
+        <w:pStyle w:val="ListBullet"/>
+      </w:pPr>
+      <w:r>
+        <w:t>FAQ-MED-0030</w:t>
+      </w:r>
+    </w:p>
+    <w:p>
+      <w:pPr>
+        <w:pStyle w:val="ListBullet"/>
+      </w:pPr>
+      <w:r>
+        <w:t>FAQ-MED-0031</w:t>
+      </w:r>
+    </w:p>
+    <w:p>
+      <w:pPr>
+        <w:pStyle w:val="ListBullet"/>
+      </w:pPr>
+      <w:r>
+        <w:t>FAQ-MED-0032</w:t>
+      </w:r>
+    </w:p>
+    <w:p>
+      <w:pPr>
+        <w:pStyle w:val="ListBullet"/>
+      </w:pPr>
+      <w:r>
+        <w:t>CASE-MED-0013</w:t>
       </w:r>
     </w:p>
     <w:p>
@@ -1489,7 +1663,7 @@
         <w:pStyle w:val="Heading2"/>
       </w:pPr>
       <w:r>
-        <w:t>Pontos de atenção para o corretor</w:t>
+        <w:t>Tags</w:t>
       </w:r>
     </w:p>
     <w:p>
@@ -1497,7 +1671,7 @@
         <w:pStyle w:val="ListBullet"/>
       </w:pPr>
       <w:r>
-        <w:t>Confirmar produto, apólice e data do evento médico.</w:t>
+        <w:t>dialogue</w:t>
       </w:r>
     </w:p>
     <w:p>
@@ -1505,7 +1679,7 @@
         <w:pStyle w:val="ListBullet"/>
       </w:pPr>
       <w:r>
-        <w:t>Não prometer pagamento antes da análise da seguradora.</w:t>
+        <w:t>med</w:t>
       </w:r>
     </w:p>
     <w:p>
@@ -1513,7 +1687,15 @@
         <w:pStyle w:val="ListBullet"/>
       </w:pPr>
       <w:r>
-        <w:t>Explicar documentos em português simples, sem tradução literal confusa.</w:t>
+        <w:t>atendimento-bilingue</w:t>
+      </w:r>
+    </w:p>
+    <w:p>
+      <w:pPr>
+        <w:pStyle w:val="ListBullet"/>
+      </w:pPr>
+      <w:r>
+        <w:t>notebooklm</w:t>
       </w:r>
     </w:p>
     <w:p>
@@ -1521,7 +1703,7 @@
         <w:pStyle w:val="Heading2"/>
       </w:pPr>
       <w:r>
-        <w:t>Termos relacionados</w:t>
+        <w:t>Veja também</w:t>
       </w:r>
     </w:p>
     <w:p>
@@ -1529,207 +1711,7 @@
         <w:pStyle w:val="ListBullet"/>
       </w:pPr>
       <w:r>
-        <w:t>MED-0029</w:t>
-      </w:r>
-    </w:p>
-    <w:p>
-      <w:pPr>
-        <w:pStyle w:val="ListBullet"/>
-      </w:pPr>
-      <w:r>
-        <w:t>MED-0030</w:t>
-      </w:r>
-    </w:p>
-    <w:p>
-      <w:pPr>
-        <w:pStyle w:val="ListBullet"/>
-      </w:pPr>
-      <w:r>
-        <w:t>MED-0031</w:t>
-      </w:r>
-    </w:p>
-    <w:p>
-      <w:pPr>
-        <w:pStyle w:val="ListBullet"/>
-      </w:pPr>
-      <w:r>
-        <w:t>MED-0032</w:t>
-      </w:r>
-    </w:p>
-    <w:p>
-      <w:pPr>
-        <w:pStyle w:val="Heading2"/>
-      </w:pPr>
-      <w:r>
-        <w:t>FAQs relacionadas</w:t>
-      </w:r>
-    </w:p>
-    <w:p>
-      <w:pPr>
-        <w:pStyle w:val="ListBullet"/>
-      </w:pPr>
-      <w:r>
-        <w:t>FAQ-MED-0029</w:t>
-      </w:r>
-    </w:p>
-    <w:p>
-      <w:pPr>
-        <w:pStyle w:val="ListBullet"/>
-      </w:pPr>
-      <w:r>
-        <w:t>FAQ-MED-0030</w:t>
-      </w:r>
-    </w:p>
-    <w:p>
-      <w:pPr>
-        <w:pStyle w:val="ListBullet"/>
-      </w:pPr>
-      <w:r>
-        <w:t>FAQ-MED-0031</w:t>
-      </w:r>
-    </w:p>
-    <w:p>
-      <w:pPr>
-        <w:pStyle w:val="ListBullet"/>
-      </w:pPr>
-      <w:r>
-        <w:t>FAQ-MED-0032</w:t>
-      </w:r>
-    </w:p>
-    <w:p>
-      <w:pPr>
-        <w:pStyle w:val="Heading2"/>
-      </w:pPr>
-      <w:r>
-        <w:t>Casos relacionados</w:t>
-      </w:r>
-    </w:p>
-    <w:p>
-      <w:pPr>
-        <w:pStyle w:val="ListBullet"/>
-      </w:pPr>
-      <w:r>
-        <w:t>CASE-MED-0013</w:t>
-      </w:r>
-    </w:p>
-    <w:p>
-      <w:pPr>
-        <w:pStyle w:val="Heading2"/>
-      </w:pPr>
-      <w:r>
-        <w:t>Referências cruzadas</w:t>
-      </w:r>
-    </w:p>
-    <w:p>
-      <w:pPr>
-        <w:pStyle w:val="ListBullet"/>
-      </w:pPr>
-      <w:r>
-        <w:t>MED-0029</w:t>
-      </w:r>
-    </w:p>
-    <w:p>
-      <w:pPr>
-        <w:pStyle w:val="ListBullet"/>
-      </w:pPr>
-      <w:r>
-        <w:t>MED-0030</w:t>
-      </w:r>
-    </w:p>
-    <w:p>
-      <w:pPr>
-        <w:pStyle w:val="ListBullet"/>
-      </w:pPr>
-      <w:r>
-        <w:t>MED-0031</w:t>
-      </w:r>
-    </w:p>
-    <w:p>
-      <w:pPr>
-        <w:pStyle w:val="ListBullet"/>
-      </w:pPr>
-      <w:r>
-        <w:t>MED-0032</w:t>
-      </w:r>
-    </w:p>
-    <w:p>
-      <w:pPr>
-        <w:pStyle w:val="ListBullet"/>
-      </w:pPr>
-      <w:r>
-        <w:t>FAQ-MED-0029</w:t>
-      </w:r>
-    </w:p>
-    <w:p>
-      <w:pPr>
-        <w:pStyle w:val="ListBullet"/>
-      </w:pPr>
-      <w:r>
-        <w:t>FAQ-MED-0030</w:t>
-      </w:r>
-    </w:p>
-    <w:p>
-      <w:pPr>
-        <w:pStyle w:val="ListBullet"/>
-      </w:pPr>
-      <w:r>
-        <w:t>FAQ-MED-0031</w:t>
-      </w:r>
-    </w:p>
-    <w:p>
-      <w:pPr>
-        <w:pStyle w:val="ListBullet"/>
-      </w:pPr>
-      <w:r>
-        <w:t>FAQ-MED-0032</w:t>
-      </w:r>
-    </w:p>
-    <w:p>
-      <w:pPr>
-        <w:pStyle w:val="ListBullet"/>
-      </w:pPr>
-      <w:r>
-        <w:t>CASE-MED-0013</w:t>
-      </w:r>
-    </w:p>
-    <w:p>
-      <w:pPr>
-        <w:pStyle w:val="Heading2"/>
-      </w:pPr>
-      <w:r>
-        <w:t>Tags</w:t>
-      </w:r>
-    </w:p>
-    <w:p>
-      <w:pPr>
-        <w:pStyle w:val="ListBullet"/>
-      </w:pPr>
-      <w:r>
-        <w:t>dialogue</w:t>
-      </w:r>
-    </w:p>
-    <w:p>
-      <w:pPr>
-        <w:pStyle w:val="ListBullet"/>
-      </w:pPr>
-      <w:r>
-        <w:t>med</w:t>
-      </w:r>
-    </w:p>
-    <w:p>
-      <w:pPr>
-        <w:pStyle w:val="ListBullet"/>
-      </w:pPr>
-      <w:r>
-        <w:t>solicitacao</w:t>
-      </w:r>
-    </w:p>
-    <w:p>
-      <w:pPr>
-        <w:pStyle w:val="ListBullet"/>
-      </w:pPr>
-      <w:r>
-        <w:t>atendimento</w:t>
+        <w:t>`15_CaseStudies/MED/CASE-MED-0013.md`</w:t>
       </w:r>
     </w:p>
     <w:p>
@@ -1811,7 +1793,7 @@
           </w:tcPr>
           <w:p>
             <w:r>
-              <w:t>0.1</w:t>
+              <w:t>0.2</w:t>
             </w:r>
           </w:p>
         </w:tc>
@@ -1831,7 +1813,7 @@
           </w:tcPr>
           <w:p>
             <w:r>
-              <w:t>Criação inicial.</w:t>
+              <w:t>Normalização bilíngue com versão japonesa e portuguesa.</w:t>
             </w:r>
           </w:p>
         </w:tc>
@@ -1848,7 +1830,7 @@
         <w:pStyle w:val="Heading1"/>
       </w:pPr>
       <w:r>
-        <w:t>DIALOGUE-MED-0009 - Análise, pendências e documentos complementares</w:t>
+        <w:t>DIALOGUE-MED-0009 - Análise de pagamento, pendência e documento complementar</w:t>
       </w:r>
     </w:p>
     <w:p>
@@ -1864,7 +1846,7 @@
         <w:pStyle w:val="ListBullet"/>
       </w:pPr>
       <w:r>
-        <w:t>Versão: 0.1</w:t>
+        <w:t>Versão: 0.2</w:t>
       </w:r>
     </w:p>
     <w:p>
@@ -1888,7 +1870,7 @@
         <w:pStyle w:val="ListBullet"/>
       </w:pPr>
       <w:r>
-        <w:t>Histórico: Criação inicial.</w:t>
+        <w:t>Histórico: Normalização bilíngue para uso por corretor japonês no NotebookLM.</w:t>
       </w:r>
     </w:p>
     <w:p>
@@ -1927,7 +1909,7 @@
     </w:p>
     <w:p>
       <w:r>
-        <w:t>Cliente recebeu pedido de correção ou aguarda decisão.</w:t>
+        <w:t>Cliente enviou documentos e aguarda resposta da seguradora ou recebeu pedido de correção.</w:t>
       </w:r>
     </w:p>
     <w:p>
@@ -1935,12 +1917,36 @@
         <w:pStyle w:val="Heading2"/>
       </w:pPr>
       <w:r>
+        <w:t>Participantes</w:t>
+      </w:r>
+    </w:p>
+    <w:p>
+      <w:pPr>
+        <w:pStyle w:val="ListBullet"/>
+      </w:pPr>
+      <w:r>
+        <w:t>Corretor: corretor japonês</w:t>
+      </w:r>
+    </w:p>
+    <w:p>
+      <w:pPr>
+        <w:pStyle w:val="ListBullet"/>
+      </w:pPr>
+      <w:r>
+        <w:t>Cliente: cliente brasileiro residente no Japão</w:t>
+      </w:r>
+    </w:p>
+    <w:p>
+      <w:pPr>
+        <w:pStyle w:val="Heading2"/>
+      </w:pPr>
+      <w:r>
         <w:t>Objetivo do diálogo</w:t>
       </w:r>
     </w:p>
     <w:p>
       <w:r>
-        <w:t>Explicar em português simples o fluxo de documentos e análise, preservando a precisão do termo japonês.</w:t>
+        <w:t>Explicar que a seguradora analisa o pagamento e pode pedir documentos adicionais.</w:t>
       </w:r>
     </w:p>
     <w:p>
@@ -1948,7 +1954,73 @@
         <w:pStyle w:val="Heading2"/>
       </w:pPr>
       <w:r>
-        <w:t>Diálogo</w:t>
+        <w:t>Versão em japonês</w:t>
+      </w:r>
+    </w:p>
+    <w:p>
+      <w:r>
+        <w:t>**Corretor:** 支払査定は保険会社が契約内容と書類を確認する手続きです。</w:t>
+      </w:r>
+    </w:p>
+    <w:p>
+      <w:r>
+        <w:t>**Cliente:** それはポルトガル語でお客様にどう説明すればよいですか。</w:t>
+      </w:r>
+    </w:p>
+    <w:p>
+      <w:r>
+        <w:t>**Corretor:** 不備がある場合は、追加書類の提出が必要です。</w:t>
+      </w:r>
+    </w:p>
+    <w:p>
+      <w:r>
+        <w:t>**Cliente:** 支払いを約束してもよいですか。</w:t>
+      </w:r>
+    </w:p>
+    <w:p>
+      <w:r>
+        <w:t>**Corretor:** 支払通知が出たら、金額と入金予定日を確認します。</w:t>
+      </w:r>
+    </w:p>
+    <w:p>
+      <w:pPr>
+        <w:pStyle w:val="Heading2"/>
+      </w:pPr>
+      <w:r>
+        <w:t>Versão em português brasileiro</w:t>
+      </w:r>
+    </w:p>
+    <w:p>
+      <w:r>
+        <w:t>**Corretor:** A análise de pagamento é feita pela seguradora com base no contrato e nos documentos.</w:t>
+      </w:r>
+    </w:p>
+    <w:p>
+      <w:r>
+        <w:t>**Cliente:** Então isso já garante o pagamento?</w:t>
+      </w:r>
+    </w:p>
+    <w:p>
+      <w:r>
+        <w:t>**Corretor:** Se houver pendência, precisamos enviar o documento complementar.</w:t>
+      </w:r>
+    </w:p>
+    <w:p>
+      <w:r>
+        <w:t>**Cliente:** O que eu preciso fazer agora?</w:t>
+      </w:r>
+    </w:p>
+    <w:p>
+      <w:r>
+        <w:t>**Corretor:** Quando sair o aviso de pagamento, vamos conferir valor e data prevista de depósito.</w:t>
+      </w:r>
+    </w:p>
+    <w:p>
+      <w:pPr>
+        <w:pStyle w:val="Heading2"/>
+      </w:pPr>
+      <w:r>
+        <w:t>Notas culturais ou comerciais</w:t>
       </w:r>
     </w:p>
     <w:p>
@@ -1956,7 +2028,7 @@
         <w:pStyle w:val="ListBullet"/>
       </w:pPr>
       <w:r>
-        <w:t>Corretor: Vamos organizar a solicitação por etapas.</w:t>
+        <w:t>Confirmar documentos e condições antes de orientar o cliente.</w:t>
       </w:r>
     </w:p>
     <w:p>
@@ -1964,7 +2036,7 @@
         <w:pStyle w:val="ListBullet"/>
       </w:pPr>
       <w:r>
-        <w:t>Cliente: Eu preciso entregar todos os documentos agora?</w:t>
+        <w:t>Não prometer aceitação, cobertura ou pagamento antes da análise da seguradora.</w:t>
       </w:r>
     </w:p>
     <w:p>
@@ -1972,7 +2044,15 @@
         <w:pStyle w:val="ListBullet"/>
       </w:pPr>
       <w:r>
-        <w:t>Corretor: Primeiro confirmamos o tipo de benefício e depois a lista exigida pela seguradora.</w:t>
+        <w:t>Usar português simples e evitar tradução literal quando prejudicar a compreensão.</w:t>
+      </w:r>
+    </w:p>
+    <w:p>
+      <w:pPr>
+        <w:pStyle w:val="Heading2"/>
+      </w:pPr>
+      <w:r>
+        <w:t>Pontos de atenção para o corretor</w:t>
       </w:r>
     </w:p>
     <w:p>
@@ -1980,7 +2060,7 @@
         <w:pStyle w:val="ListBullet"/>
       </w:pPr>
       <w:r>
-        <w:t>Corretor: Vamos confirmar `MED-0033` e os documentos relacionados.</w:t>
+        <w:t>Registrar a dúvida principal do cliente.</w:t>
       </w:r>
     </w:p>
     <w:p>
@@ -1988,7 +2068,7 @@
         <w:pStyle w:val="ListBullet"/>
       </w:pPr>
       <w:r>
-        <w:t>Cliente: Então esse item influencia a análise do benefício?</w:t>
+        <w:t>Separar explicação comercial de decisão formal da seguradora.</w:t>
       </w:r>
     </w:p>
     <w:p>
@@ -1996,7 +2076,15 @@
         <w:pStyle w:val="ListBullet"/>
       </w:pPr>
       <w:r>
-        <w:t>Corretor: Sim. Ele ajuda a seguradora a verificar o contrato e evitar atraso.</w:t>
+        <w:t>Apontar os verbetes e FAQs relacionados quando houver dúvida técnica.</w:t>
+      </w:r>
+    </w:p>
+    <w:p>
+      <w:pPr>
+        <w:pStyle w:val="Heading2"/>
+      </w:pPr>
+      <w:r>
+        <w:t>Termos relacionados</w:t>
       </w:r>
     </w:p>
     <w:p>
@@ -2004,7 +2092,7 @@
         <w:pStyle w:val="ListBullet"/>
       </w:pPr>
       <w:r>
-        <w:t>Corretor: Vamos confirmar `MED-0034` e os documentos relacionados.</w:t>
+        <w:t>MED-0033</w:t>
       </w:r>
     </w:p>
     <w:p>
@@ -2012,7 +2100,7 @@
         <w:pStyle w:val="ListBullet"/>
       </w:pPr>
       <w:r>
-        <w:t>Cliente: Então esse item influencia a análise do benefício?</w:t>
+        <w:t>MED-0034</w:t>
       </w:r>
     </w:p>
     <w:p>
@@ -2020,7 +2108,7 @@
         <w:pStyle w:val="ListBullet"/>
       </w:pPr>
       <w:r>
-        <w:t>Corretor: Sim. Ele ajuda a seguradora a verificar o contrato e evitar atraso.</w:t>
+        <w:t>MED-0035</w:t>
       </w:r>
     </w:p>
     <w:p>
@@ -2028,7 +2116,15 @@
         <w:pStyle w:val="ListBullet"/>
       </w:pPr>
       <w:r>
-        <w:t>Corretor: Vamos confirmar `MED-0035` e os documentos relacionados.</w:t>
+        <w:t>MED-0036</w:t>
+      </w:r>
+    </w:p>
+    <w:p>
+      <w:pPr>
+        <w:pStyle w:val="Heading2"/>
+      </w:pPr>
+      <w:r>
+        <w:t>FAQs relacionadas</w:t>
       </w:r>
     </w:p>
     <w:p>
@@ -2036,7 +2132,7 @@
         <w:pStyle w:val="ListBullet"/>
       </w:pPr>
       <w:r>
-        <w:t>Cliente: Então esse item influencia a análise do benefício?</w:t>
+        <w:t>FAQ-MED-0033</w:t>
       </w:r>
     </w:p>
     <w:p>
@@ -2044,7 +2140,7 @@
         <w:pStyle w:val="ListBullet"/>
       </w:pPr>
       <w:r>
-        <w:t>Corretor: Sim. Ele ajuda a seguradora a verificar o contrato e evitar atraso.</w:t>
+        <w:t>FAQ-MED-0034</w:t>
       </w:r>
     </w:p>
     <w:p>
@@ -2052,7 +2148,7 @@
         <w:pStyle w:val="ListBullet"/>
       </w:pPr>
       <w:r>
-        <w:t>Corretor: Vamos confirmar `MED-0036` e os documentos relacionados.</w:t>
+        <w:t>FAQ-MED-0035</w:t>
       </w:r>
     </w:p>
     <w:p>
@@ -2060,7 +2156,15 @@
         <w:pStyle w:val="ListBullet"/>
       </w:pPr>
       <w:r>
-        <w:t>Cliente: Então esse item influencia a análise do benefício?</w:t>
+        <w:t>FAQ-MED-0036</w:t>
+      </w:r>
+    </w:p>
+    <w:p>
+      <w:pPr>
+        <w:pStyle w:val="Heading2"/>
+      </w:pPr>
+      <w:r>
+        <w:t>Casos relacionados</w:t>
       </w:r>
     </w:p>
     <w:p>
@@ -2068,7 +2172,15 @@
         <w:pStyle w:val="ListBullet"/>
       </w:pPr>
       <w:r>
-        <w:t>Corretor: Sim. Ele ajuda a seguradora a verificar o contrato e evitar atraso.</w:t>
+        <w:t>CASE-MED-0015</w:t>
+      </w:r>
+    </w:p>
+    <w:p>
+      <w:pPr>
+        <w:pStyle w:val="Heading2"/>
+      </w:pPr>
+      <w:r>
+        <w:t>Referências cruzadas</w:t>
       </w:r>
     </w:p>
     <w:p>
@@ -2076,7 +2188,7 @@
         <w:pStyle w:val="ListBullet"/>
       </w:pPr>
       <w:r>
-        <w:t>Cliente: Se faltar alguma coisa, eu perco o direito?</w:t>
+        <w:t>MED-0033</w:t>
       </w:r>
     </w:p>
     <w:p>
@@ -2084,7 +2196,63 @@
         <w:pStyle w:val="ListBullet"/>
       </w:pPr>
       <w:r>
-        <w:t>Corretor: Normalmente a análise fica pendente até a correção, mas precisamos respeitar prazos e instruções da seguradora.</w:t>
+        <w:t>MED-0034</w:t>
+      </w:r>
+    </w:p>
+    <w:p>
+      <w:pPr>
+        <w:pStyle w:val="ListBullet"/>
+      </w:pPr>
+      <w:r>
+        <w:t>MED-0035</w:t>
+      </w:r>
+    </w:p>
+    <w:p>
+      <w:pPr>
+        <w:pStyle w:val="ListBullet"/>
+      </w:pPr>
+      <w:r>
+        <w:t>MED-0036</w:t>
+      </w:r>
+    </w:p>
+    <w:p>
+      <w:pPr>
+        <w:pStyle w:val="ListBullet"/>
+      </w:pPr>
+      <w:r>
+        <w:t>FAQ-MED-0033</w:t>
+      </w:r>
+    </w:p>
+    <w:p>
+      <w:pPr>
+        <w:pStyle w:val="ListBullet"/>
+      </w:pPr>
+      <w:r>
+        <w:t>FAQ-MED-0034</w:t>
+      </w:r>
+    </w:p>
+    <w:p>
+      <w:pPr>
+        <w:pStyle w:val="ListBullet"/>
+      </w:pPr>
+      <w:r>
+        <w:t>FAQ-MED-0035</w:t>
+      </w:r>
+    </w:p>
+    <w:p>
+      <w:pPr>
+        <w:pStyle w:val="ListBullet"/>
+      </w:pPr>
+      <w:r>
+        <w:t>FAQ-MED-0036</w:t>
+      </w:r>
+    </w:p>
+    <w:p>
+      <w:pPr>
+        <w:pStyle w:val="ListBullet"/>
+      </w:pPr>
+      <w:r>
+        <w:t>CASE-MED-0015</w:t>
       </w:r>
     </w:p>
     <w:p>
@@ -2092,7 +2260,7 @@
         <w:pStyle w:val="Heading2"/>
       </w:pPr>
       <w:r>
-        <w:t>Pontos de atenção para o corretor</w:t>
+        <w:t>Tags</w:t>
       </w:r>
     </w:p>
     <w:p>
@@ -2100,7 +2268,7 @@
         <w:pStyle w:val="ListBullet"/>
       </w:pPr>
       <w:r>
-        <w:t>Confirmar produto, apólice e data do evento médico.</w:t>
+        <w:t>dialogue</w:t>
       </w:r>
     </w:p>
     <w:p>
@@ -2108,7 +2276,7 @@
         <w:pStyle w:val="ListBullet"/>
       </w:pPr>
       <w:r>
-        <w:t>Não prometer pagamento antes da análise da seguradora.</w:t>
+        <w:t>med</w:t>
       </w:r>
     </w:p>
     <w:p>
@@ -2116,7 +2284,15 @@
         <w:pStyle w:val="ListBullet"/>
       </w:pPr>
       <w:r>
-        <w:t>Explicar documentos em português simples, sem tradução literal confusa.</w:t>
+        <w:t>atendimento-bilingue</w:t>
+      </w:r>
+    </w:p>
+    <w:p>
+      <w:pPr>
+        <w:pStyle w:val="ListBullet"/>
+      </w:pPr>
+      <w:r>
+        <w:t>notebooklm</w:t>
       </w:r>
     </w:p>
     <w:p>
@@ -2124,7 +2300,7 @@
         <w:pStyle w:val="Heading2"/>
       </w:pPr>
       <w:r>
-        <w:t>Termos relacionados</w:t>
+        <w:t>Veja também</w:t>
       </w:r>
     </w:p>
     <w:p>
@@ -2132,207 +2308,7 @@
         <w:pStyle w:val="ListBullet"/>
       </w:pPr>
       <w:r>
-        <w:t>MED-0033</w:t>
-      </w:r>
-    </w:p>
-    <w:p>
-      <w:pPr>
-        <w:pStyle w:val="ListBullet"/>
-      </w:pPr>
-      <w:r>
-        <w:t>MED-0034</w:t>
-      </w:r>
-    </w:p>
-    <w:p>
-      <w:pPr>
-        <w:pStyle w:val="ListBullet"/>
-      </w:pPr>
-      <w:r>
-        <w:t>MED-0035</w:t>
-      </w:r>
-    </w:p>
-    <w:p>
-      <w:pPr>
-        <w:pStyle w:val="ListBullet"/>
-      </w:pPr>
-      <w:r>
-        <w:t>MED-0036</w:t>
-      </w:r>
-    </w:p>
-    <w:p>
-      <w:pPr>
-        <w:pStyle w:val="Heading2"/>
-      </w:pPr>
-      <w:r>
-        <w:t>FAQs relacionadas</w:t>
-      </w:r>
-    </w:p>
-    <w:p>
-      <w:pPr>
-        <w:pStyle w:val="ListBullet"/>
-      </w:pPr>
-      <w:r>
-        <w:t>FAQ-MED-0033</w:t>
-      </w:r>
-    </w:p>
-    <w:p>
-      <w:pPr>
-        <w:pStyle w:val="ListBullet"/>
-      </w:pPr>
-      <w:r>
-        <w:t>FAQ-MED-0034</w:t>
-      </w:r>
-    </w:p>
-    <w:p>
-      <w:pPr>
-        <w:pStyle w:val="ListBullet"/>
-      </w:pPr>
-      <w:r>
-        <w:t>FAQ-MED-0035</w:t>
-      </w:r>
-    </w:p>
-    <w:p>
-      <w:pPr>
-        <w:pStyle w:val="ListBullet"/>
-      </w:pPr>
-      <w:r>
-        <w:t>FAQ-MED-0036</w:t>
-      </w:r>
-    </w:p>
-    <w:p>
-      <w:pPr>
-        <w:pStyle w:val="Heading2"/>
-      </w:pPr>
-      <w:r>
-        <w:t>Casos relacionados</w:t>
-      </w:r>
-    </w:p>
-    <w:p>
-      <w:pPr>
-        <w:pStyle w:val="ListBullet"/>
-      </w:pPr>
-      <w:r>
-        <w:t>CASE-MED-0015</w:t>
-      </w:r>
-    </w:p>
-    <w:p>
-      <w:pPr>
-        <w:pStyle w:val="Heading2"/>
-      </w:pPr>
-      <w:r>
-        <w:t>Referências cruzadas</w:t>
-      </w:r>
-    </w:p>
-    <w:p>
-      <w:pPr>
-        <w:pStyle w:val="ListBullet"/>
-      </w:pPr>
-      <w:r>
-        <w:t>MED-0033</w:t>
-      </w:r>
-    </w:p>
-    <w:p>
-      <w:pPr>
-        <w:pStyle w:val="ListBullet"/>
-      </w:pPr>
-      <w:r>
-        <w:t>MED-0034</w:t>
-      </w:r>
-    </w:p>
-    <w:p>
-      <w:pPr>
-        <w:pStyle w:val="ListBullet"/>
-      </w:pPr>
-      <w:r>
-        <w:t>MED-0035</w:t>
-      </w:r>
-    </w:p>
-    <w:p>
-      <w:pPr>
-        <w:pStyle w:val="ListBullet"/>
-      </w:pPr>
-      <w:r>
-        <w:t>MED-0036</w:t>
-      </w:r>
-    </w:p>
-    <w:p>
-      <w:pPr>
-        <w:pStyle w:val="ListBullet"/>
-      </w:pPr>
-      <w:r>
-        <w:t>FAQ-MED-0033</w:t>
-      </w:r>
-    </w:p>
-    <w:p>
-      <w:pPr>
-        <w:pStyle w:val="ListBullet"/>
-      </w:pPr>
-      <w:r>
-        <w:t>FAQ-MED-0034</w:t>
-      </w:r>
-    </w:p>
-    <w:p>
-      <w:pPr>
-        <w:pStyle w:val="ListBullet"/>
-      </w:pPr>
-      <w:r>
-        <w:t>FAQ-MED-0035</w:t>
-      </w:r>
-    </w:p>
-    <w:p>
-      <w:pPr>
-        <w:pStyle w:val="ListBullet"/>
-      </w:pPr>
-      <w:r>
-        <w:t>FAQ-MED-0036</w:t>
-      </w:r>
-    </w:p>
-    <w:p>
-      <w:pPr>
-        <w:pStyle w:val="ListBullet"/>
-      </w:pPr>
-      <w:r>
-        <w:t>CASE-MED-0015</w:t>
-      </w:r>
-    </w:p>
-    <w:p>
-      <w:pPr>
-        <w:pStyle w:val="Heading2"/>
-      </w:pPr>
-      <w:r>
-        <w:t>Tags</w:t>
-      </w:r>
-    </w:p>
-    <w:p>
-      <w:pPr>
-        <w:pStyle w:val="ListBullet"/>
-      </w:pPr>
-      <w:r>
-        <w:t>dialogue</w:t>
-      </w:r>
-    </w:p>
-    <w:p>
-      <w:pPr>
-        <w:pStyle w:val="ListBullet"/>
-      </w:pPr>
-      <w:r>
-        <w:t>med</w:t>
-      </w:r>
-    </w:p>
-    <w:p>
-      <w:pPr>
-        <w:pStyle w:val="ListBullet"/>
-      </w:pPr>
-      <w:r>
-        <w:t>solicitacao</w:t>
-      </w:r>
-    </w:p>
-    <w:p>
-      <w:pPr>
-        <w:pStyle w:val="ListBullet"/>
-      </w:pPr>
-      <w:r>
-        <w:t>atendimento</w:t>
+        <w:t>`15_CaseStudies/MED/CASE-MED-0015.md`</w:t>
       </w:r>
     </w:p>
     <w:p>
@@ -2414,7 +2390,7 @@
           </w:tcPr>
           <w:p>
             <w:r>
-              <w:t>0.1</w:t>
+              <w:t>0.2</w:t>
             </w:r>
           </w:p>
         </w:tc>
@@ -2434,7 +2410,7 @@
           </w:tcPr>
           <w:p>
             <w:r>
-              <w:t>Criação inicial.</w:t>
+              <w:t>Normalização bilíngue com versão japonesa e portuguesa.</w:t>
             </w:r>
           </w:p>
         </w:tc>
@@ -2451,7 +2427,7 @@
         <w:pStyle w:val="Heading1"/>
       </w:pPr>
       <w:r>
-        <w:t>DIALOGUE-MED-0010 - Não pagamento, reanálise, depósito e beneficiário</w:t>
+        <w:t>DIALOGUE-MED-0010 - Aviso de não pagamento, reanálise, depósito e beneficiário</w:t>
       </w:r>
     </w:p>
     <w:p>
@@ -2467,7 +2443,7 @@
         <w:pStyle w:val="ListBullet"/>
       </w:pPr>
       <w:r>
-        <w:t>Versão: 0.1</w:t>
+        <w:t>Versão: 0.2</w:t>
       </w:r>
     </w:p>
     <w:p>
@@ -2491,7 +2467,7 @@
         <w:pStyle w:val="ListBullet"/>
       </w:pPr>
       <w:r>
-        <w:t>Histórico: Criação inicial.</w:t>
+        <w:t>Histórico: Normalização bilíngue para uso por corretor japonês no NotebookLM.</w:t>
       </w:r>
     </w:p>
     <w:p>
@@ -2530,7 +2506,7 @@
     </w:p>
     <w:p>
       <w:r>
-        <w:t>Cliente precisa entender decisão, reanálise ou recebimento.</w:t>
+        <w:t>Cliente recebeu decisão da seguradora ou precisa confirmar quem receberá o benefício.</w:t>
       </w:r>
     </w:p>
     <w:p>
@@ -2538,12 +2514,36 @@
         <w:pStyle w:val="Heading2"/>
       </w:pPr>
       <w:r>
+        <w:t>Participantes</w:t>
+      </w:r>
+    </w:p>
+    <w:p>
+      <w:pPr>
+        <w:pStyle w:val="ListBullet"/>
+      </w:pPr>
+      <w:r>
+        <w:t>Corretor: corretor japonês</w:t>
+      </w:r>
+    </w:p>
+    <w:p>
+      <w:pPr>
+        <w:pStyle w:val="ListBullet"/>
+      </w:pPr>
+      <w:r>
+        <w:t>Cliente: cliente brasileiro residente no Japão</w:t>
+      </w:r>
+    </w:p>
+    <w:p>
+      <w:pPr>
+        <w:pStyle w:val="Heading2"/>
+      </w:pPr>
+      <w:r>
         <w:t>Objetivo do diálogo</w:t>
       </w:r>
     </w:p>
     <w:p>
       <w:r>
-        <w:t>Explicar em português simples o fluxo de documentos e análise, preservando a precisão do termo japonês.</w:t>
+        <w:t>Orientar reação segura diante de não pagamento, reanálise e confirmação de depósito.</w:t>
       </w:r>
     </w:p>
     <w:p>
@@ -2551,7 +2551,73 @@
         <w:pStyle w:val="Heading2"/>
       </w:pPr>
       <w:r>
-        <w:t>Diálogo</w:t>
+        <w:t>Versão em japonês</w:t>
+      </w:r>
+    </w:p>
+    <w:p>
+      <w:r>
+        <w:t>**Corretor:** 不支払通知が届いた場合は、まず理由を確認します。</w:t>
+      </w:r>
+    </w:p>
+    <w:p>
+      <w:r>
+        <w:t>**Cliente:** それはポルトガル語でお客様にどう説明すればよいですか。</w:t>
+      </w:r>
+    </w:p>
+    <w:p>
+      <w:r>
+        <w:t>**Corretor:** 新しい資料がある場合は、再査定を相談できることがあります。</w:t>
+      </w:r>
+    </w:p>
+    <w:p>
+      <w:r>
+        <w:t>**Cliente:** 支払いを約束してもよいですか。</w:t>
+      </w:r>
+    </w:p>
+    <w:p>
+      <w:r>
+        <w:t>**Corretor:** 受取人と入金確認は、支払い後の重要な確認事項です。</w:t>
+      </w:r>
+    </w:p>
+    <w:p>
+      <w:pPr>
+        <w:pStyle w:val="Heading2"/>
+      </w:pPr>
+      <w:r>
+        <w:t>Versão em português brasileiro</w:t>
+      </w:r>
+    </w:p>
+    <w:p>
+      <w:r>
+        <w:t>**Corretor:** Se chegar aviso de não pagamento, primeiro precisamos ler o motivo.</w:t>
+      </w:r>
+    </w:p>
+    <w:p>
+      <w:r>
+        <w:t>**Cliente:** Então isso já garante o pagamento?</w:t>
+      </w:r>
+    </w:p>
+    <w:p>
+      <w:r>
+        <w:t>**Corretor:** Se houver documento novo, podemos avaliar pedido de reanálise.</w:t>
+      </w:r>
+    </w:p>
+    <w:p>
+      <w:r>
+        <w:t>**Cliente:** O que eu preciso fazer agora?</w:t>
+      </w:r>
+    </w:p>
+    <w:p>
+      <w:r>
+        <w:t>**Corretor:** Depois da aprovação, confirme beneficiário e entrada do depósito.</w:t>
+      </w:r>
+    </w:p>
+    <w:p>
+      <w:pPr>
+        <w:pStyle w:val="Heading2"/>
+      </w:pPr>
+      <w:r>
+        <w:t>Notas culturais ou comerciais</w:t>
       </w:r>
     </w:p>
     <w:p>
@@ -2559,7 +2625,7 @@
         <w:pStyle w:val="ListBullet"/>
       </w:pPr>
       <w:r>
-        <w:t>Corretor: Vamos organizar a solicitação por etapas.</w:t>
+        <w:t>Confirmar documentos e condições antes de orientar o cliente.</w:t>
       </w:r>
     </w:p>
     <w:p>
@@ -2567,7 +2633,7 @@
         <w:pStyle w:val="ListBullet"/>
       </w:pPr>
       <w:r>
-        <w:t>Cliente: Eu preciso entregar todos os documentos agora?</w:t>
+        <w:t>Não prometer aceitação, cobertura ou pagamento antes da análise da seguradora.</w:t>
       </w:r>
     </w:p>
     <w:p>
@@ -2575,7 +2641,15 @@
         <w:pStyle w:val="ListBullet"/>
       </w:pPr>
       <w:r>
-        <w:t>Corretor: Primeiro confirmamos o tipo de benefício e depois a lista exigida pela seguradora.</w:t>
+        <w:t>Usar português simples e evitar tradução literal quando prejudicar a compreensão.</w:t>
+      </w:r>
+    </w:p>
+    <w:p>
+      <w:pPr>
+        <w:pStyle w:val="Heading2"/>
+      </w:pPr>
+      <w:r>
+        <w:t>Pontos de atenção para o corretor</w:t>
       </w:r>
     </w:p>
     <w:p>
@@ -2583,7 +2657,7 @@
         <w:pStyle w:val="ListBullet"/>
       </w:pPr>
       <w:r>
-        <w:t>Corretor: Vamos confirmar `MED-0037` e os documentos relacionados.</w:t>
+        <w:t>Registrar a dúvida principal do cliente.</w:t>
       </w:r>
     </w:p>
     <w:p>
@@ -2591,7 +2665,7 @@
         <w:pStyle w:val="ListBullet"/>
       </w:pPr>
       <w:r>
-        <w:t>Cliente: Então esse item influencia a análise do benefício?</w:t>
+        <w:t>Separar explicação comercial de decisão formal da seguradora.</w:t>
       </w:r>
     </w:p>
     <w:p>
@@ -2599,7 +2673,15 @@
         <w:pStyle w:val="ListBullet"/>
       </w:pPr>
       <w:r>
-        <w:t>Corretor: Sim. Ele ajuda a seguradora a verificar o contrato e evitar atraso.</w:t>
+        <w:t>Apontar os verbetes e FAQs relacionados quando houver dúvida técnica.</w:t>
+      </w:r>
+    </w:p>
+    <w:p>
+      <w:pPr>
+        <w:pStyle w:val="Heading2"/>
+      </w:pPr>
+      <w:r>
+        <w:t>Termos relacionados</w:t>
       </w:r>
     </w:p>
     <w:p>
@@ -2607,7 +2689,7 @@
         <w:pStyle w:val="ListBullet"/>
       </w:pPr>
       <w:r>
-        <w:t>Corretor: Vamos confirmar `MED-0038` e os documentos relacionados.</w:t>
+        <w:t>MED-0037</w:t>
       </w:r>
     </w:p>
     <w:p>
@@ -2615,7 +2697,7 @@
         <w:pStyle w:val="ListBullet"/>
       </w:pPr>
       <w:r>
-        <w:t>Cliente: Então esse item influencia a análise do benefício?</w:t>
+        <w:t>MED-0038</w:t>
       </w:r>
     </w:p>
     <w:p>
@@ -2623,7 +2705,7 @@
         <w:pStyle w:val="ListBullet"/>
       </w:pPr>
       <w:r>
-        <w:t>Corretor: Sim. Ele ajuda a seguradora a verificar o contrato e evitar atraso.</w:t>
+        <w:t>MED-0039</w:t>
       </w:r>
     </w:p>
     <w:p>
@@ -2631,7 +2713,15 @@
         <w:pStyle w:val="ListBullet"/>
       </w:pPr>
       <w:r>
-        <w:t>Corretor: Vamos confirmar `MED-0039` e os documentos relacionados.</w:t>
+        <w:t>MED-0040</w:t>
+      </w:r>
+    </w:p>
+    <w:p>
+      <w:pPr>
+        <w:pStyle w:val="Heading2"/>
+      </w:pPr>
+      <w:r>
+        <w:t>FAQs relacionadas</w:t>
       </w:r>
     </w:p>
     <w:p>
@@ -2639,7 +2729,7 @@
         <w:pStyle w:val="ListBullet"/>
       </w:pPr>
       <w:r>
-        <w:t>Cliente: Então esse item influencia a análise do benefício?</w:t>
+        <w:t>FAQ-MED-0037</w:t>
       </w:r>
     </w:p>
     <w:p>
@@ -2647,7 +2737,7 @@
         <w:pStyle w:val="ListBullet"/>
       </w:pPr>
       <w:r>
-        <w:t>Corretor: Sim. Ele ajuda a seguradora a verificar o contrato e evitar atraso.</w:t>
+        <w:t>FAQ-MED-0038</w:t>
       </w:r>
     </w:p>
     <w:p>
@@ -2655,7 +2745,7 @@
         <w:pStyle w:val="ListBullet"/>
       </w:pPr>
       <w:r>
-        <w:t>Corretor: Vamos confirmar `MED-0040` e os documentos relacionados.</w:t>
+        <w:t>FAQ-MED-0039</w:t>
       </w:r>
     </w:p>
     <w:p>
@@ -2663,7 +2753,15 @@
         <w:pStyle w:val="ListBullet"/>
       </w:pPr>
       <w:r>
-        <w:t>Cliente: Então esse item influencia a análise do benefício?</w:t>
+        <w:t>FAQ-MED-0040</w:t>
+      </w:r>
+    </w:p>
+    <w:p>
+      <w:pPr>
+        <w:pStyle w:val="Heading2"/>
+      </w:pPr>
+      <w:r>
+        <w:t>Casos relacionados</w:t>
       </w:r>
     </w:p>
     <w:p>
@@ -2671,7 +2769,15 @@
         <w:pStyle w:val="ListBullet"/>
       </w:pPr>
       <w:r>
-        <w:t>Corretor: Sim. Ele ajuda a seguradora a verificar o contrato e evitar atraso.</w:t>
+        <w:t>CASE-MED-0016</w:t>
+      </w:r>
+    </w:p>
+    <w:p>
+      <w:pPr>
+        <w:pStyle w:val="Heading2"/>
+      </w:pPr>
+      <w:r>
+        <w:t>Referências cruzadas</w:t>
       </w:r>
     </w:p>
     <w:p>
@@ -2679,7 +2785,7 @@
         <w:pStyle w:val="ListBullet"/>
       </w:pPr>
       <w:r>
-        <w:t>Cliente: Se faltar alguma coisa, eu perco o direito?</w:t>
+        <w:t>MED-0037</w:t>
       </w:r>
     </w:p>
     <w:p>
@@ -2687,7 +2793,63 @@
         <w:pStyle w:val="ListBullet"/>
       </w:pPr>
       <w:r>
-        <w:t>Corretor: Normalmente a análise fica pendente até a correção, mas precisamos respeitar prazos e instruções da seguradora.</w:t>
+        <w:t>MED-0038</w:t>
+      </w:r>
+    </w:p>
+    <w:p>
+      <w:pPr>
+        <w:pStyle w:val="ListBullet"/>
+      </w:pPr>
+      <w:r>
+        <w:t>MED-0039</w:t>
+      </w:r>
+    </w:p>
+    <w:p>
+      <w:pPr>
+        <w:pStyle w:val="ListBullet"/>
+      </w:pPr>
+      <w:r>
+        <w:t>MED-0040</w:t>
+      </w:r>
+    </w:p>
+    <w:p>
+      <w:pPr>
+        <w:pStyle w:val="ListBullet"/>
+      </w:pPr>
+      <w:r>
+        <w:t>FAQ-MED-0037</w:t>
+      </w:r>
+    </w:p>
+    <w:p>
+      <w:pPr>
+        <w:pStyle w:val="ListBullet"/>
+      </w:pPr>
+      <w:r>
+        <w:t>FAQ-MED-0038</w:t>
+      </w:r>
+    </w:p>
+    <w:p>
+      <w:pPr>
+        <w:pStyle w:val="ListBullet"/>
+      </w:pPr>
+      <w:r>
+        <w:t>FAQ-MED-0039</w:t>
+      </w:r>
+    </w:p>
+    <w:p>
+      <w:pPr>
+        <w:pStyle w:val="ListBullet"/>
+      </w:pPr>
+      <w:r>
+        <w:t>FAQ-MED-0040</w:t>
+      </w:r>
+    </w:p>
+    <w:p>
+      <w:pPr>
+        <w:pStyle w:val="ListBullet"/>
+      </w:pPr>
+      <w:r>
+        <w:t>CASE-MED-0016</w:t>
       </w:r>
     </w:p>
     <w:p>
@@ -2695,7 +2857,7 @@
         <w:pStyle w:val="Heading2"/>
       </w:pPr>
       <w:r>
-        <w:t>Pontos de atenção para o corretor</w:t>
+        <w:t>Tags</w:t>
       </w:r>
     </w:p>
     <w:p>
@@ -2703,7 +2865,7 @@
         <w:pStyle w:val="ListBullet"/>
       </w:pPr>
       <w:r>
-        <w:t>Confirmar produto, apólice e data do evento médico.</w:t>
+        <w:t>dialogue</w:t>
       </w:r>
     </w:p>
     <w:p>
@@ -2711,7 +2873,7 @@
         <w:pStyle w:val="ListBullet"/>
       </w:pPr>
       <w:r>
-        <w:t>Não prometer pagamento antes da análise da seguradora.</w:t>
+        <w:t>med</w:t>
       </w:r>
     </w:p>
     <w:p>
@@ -2719,7 +2881,15 @@
         <w:pStyle w:val="ListBullet"/>
       </w:pPr>
       <w:r>
-        <w:t>Explicar documentos em português simples, sem tradução literal confusa.</w:t>
+        <w:t>atendimento-bilingue</w:t>
+      </w:r>
+    </w:p>
+    <w:p>
+      <w:pPr>
+        <w:pStyle w:val="ListBullet"/>
+      </w:pPr>
+      <w:r>
+        <w:t>notebooklm</w:t>
       </w:r>
     </w:p>
     <w:p>
@@ -2727,7 +2897,7 @@
         <w:pStyle w:val="Heading2"/>
       </w:pPr>
       <w:r>
-        <w:t>Termos relacionados</w:t>
+        <w:t>Veja também</w:t>
       </w:r>
     </w:p>
     <w:p>
@@ -2735,207 +2905,7 @@
         <w:pStyle w:val="ListBullet"/>
       </w:pPr>
       <w:r>
-        <w:t>MED-0037</w:t>
-      </w:r>
-    </w:p>
-    <w:p>
-      <w:pPr>
-        <w:pStyle w:val="ListBullet"/>
-      </w:pPr>
-      <w:r>
-        <w:t>MED-0038</w:t>
-      </w:r>
-    </w:p>
-    <w:p>
-      <w:pPr>
-        <w:pStyle w:val="ListBullet"/>
-      </w:pPr>
-      <w:r>
-        <w:t>MED-0039</w:t>
-      </w:r>
-    </w:p>
-    <w:p>
-      <w:pPr>
-        <w:pStyle w:val="ListBullet"/>
-      </w:pPr>
-      <w:r>
-        <w:t>MED-0040</w:t>
-      </w:r>
-    </w:p>
-    <w:p>
-      <w:pPr>
-        <w:pStyle w:val="Heading2"/>
-      </w:pPr>
-      <w:r>
-        <w:t>FAQs relacionadas</w:t>
-      </w:r>
-    </w:p>
-    <w:p>
-      <w:pPr>
-        <w:pStyle w:val="ListBullet"/>
-      </w:pPr>
-      <w:r>
-        <w:t>FAQ-MED-0037</w:t>
-      </w:r>
-    </w:p>
-    <w:p>
-      <w:pPr>
-        <w:pStyle w:val="ListBullet"/>
-      </w:pPr>
-      <w:r>
-        <w:t>FAQ-MED-0038</w:t>
-      </w:r>
-    </w:p>
-    <w:p>
-      <w:pPr>
-        <w:pStyle w:val="ListBullet"/>
-      </w:pPr>
-      <w:r>
-        <w:t>FAQ-MED-0039</w:t>
-      </w:r>
-    </w:p>
-    <w:p>
-      <w:pPr>
-        <w:pStyle w:val="ListBullet"/>
-      </w:pPr>
-      <w:r>
-        <w:t>FAQ-MED-0040</w:t>
-      </w:r>
-    </w:p>
-    <w:p>
-      <w:pPr>
-        <w:pStyle w:val="Heading2"/>
-      </w:pPr>
-      <w:r>
-        <w:t>Casos relacionados</w:t>
-      </w:r>
-    </w:p>
-    <w:p>
-      <w:pPr>
-        <w:pStyle w:val="ListBullet"/>
-      </w:pPr>
-      <w:r>
-        <w:t>CASE-MED-0017</w:t>
-      </w:r>
-    </w:p>
-    <w:p>
-      <w:pPr>
-        <w:pStyle w:val="Heading2"/>
-      </w:pPr>
-      <w:r>
-        <w:t>Referências cruzadas</w:t>
-      </w:r>
-    </w:p>
-    <w:p>
-      <w:pPr>
-        <w:pStyle w:val="ListBullet"/>
-      </w:pPr>
-      <w:r>
-        <w:t>MED-0037</w:t>
-      </w:r>
-    </w:p>
-    <w:p>
-      <w:pPr>
-        <w:pStyle w:val="ListBullet"/>
-      </w:pPr>
-      <w:r>
-        <w:t>MED-0038</w:t>
-      </w:r>
-    </w:p>
-    <w:p>
-      <w:pPr>
-        <w:pStyle w:val="ListBullet"/>
-      </w:pPr>
-      <w:r>
-        <w:t>MED-0039</w:t>
-      </w:r>
-    </w:p>
-    <w:p>
-      <w:pPr>
-        <w:pStyle w:val="ListBullet"/>
-      </w:pPr>
-      <w:r>
-        <w:t>MED-0040</w:t>
-      </w:r>
-    </w:p>
-    <w:p>
-      <w:pPr>
-        <w:pStyle w:val="ListBullet"/>
-      </w:pPr>
-      <w:r>
-        <w:t>FAQ-MED-0037</w:t>
-      </w:r>
-    </w:p>
-    <w:p>
-      <w:pPr>
-        <w:pStyle w:val="ListBullet"/>
-      </w:pPr>
-      <w:r>
-        <w:t>FAQ-MED-0038</w:t>
-      </w:r>
-    </w:p>
-    <w:p>
-      <w:pPr>
-        <w:pStyle w:val="ListBullet"/>
-      </w:pPr>
-      <w:r>
-        <w:t>FAQ-MED-0039</w:t>
-      </w:r>
-    </w:p>
-    <w:p>
-      <w:pPr>
-        <w:pStyle w:val="ListBullet"/>
-      </w:pPr>
-      <w:r>
-        <w:t>FAQ-MED-0040</w:t>
-      </w:r>
-    </w:p>
-    <w:p>
-      <w:pPr>
-        <w:pStyle w:val="ListBullet"/>
-      </w:pPr>
-      <w:r>
-        <w:t>CASE-MED-0017</w:t>
-      </w:r>
-    </w:p>
-    <w:p>
-      <w:pPr>
-        <w:pStyle w:val="Heading2"/>
-      </w:pPr>
-      <w:r>
-        <w:t>Tags</w:t>
-      </w:r>
-    </w:p>
-    <w:p>
-      <w:pPr>
-        <w:pStyle w:val="ListBullet"/>
-      </w:pPr>
-      <w:r>
-        <w:t>dialogue</w:t>
-      </w:r>
-    </w:p>
-    <w:p>
-      <w:pPr>
-        <w:pStyle w:val="ListBullet"/>
-      </w:pPr>
-      <w:r>
-        <w:t>med</w:t>
-      </w:r>
-    </w:p>
-    <w:p>
-      <w:pPr>
-        <w:pStyle w:val="ListBullet"/>
-      </w:pPr>
-      <w:r>
-        <w:t>solicitacao</w:t>
-      </w:r>
-    </w:p>
-    <w:p>
-      <w:pPr>
-        <w:pStyle w:val="ListBullet"/>
-      </w:pPr>
-      <w:r>
-        <w:t>atendimento</w:t>
+        <w:t>`15_CaseStudies/MED/CASE-MED-0016.md`</w:t>
       </w:r>
     </w:p>
     <w:p>
@@ -3017,7 +2987,7 @@
           </w:tcPr>
           <w:p>
             <w:r>
-              <w:t>0.1</w:t>
+              <w:t>0.2</w:t>
             </w:r>
           </w:p>
         </w:tc>
@@ -3037,7 +3007,7 @@
           </w:tcPr>
           <w:p>
             <w:r>
-              <w:t>Criação inicial.</w:t>
+              <w:t>Normalização bilíngue com versão japonesa e portuguesa.</w:t>
             </w:r>
           </w:p>
         </w:tc>
@@ -3419,7 +3389,6 @@
     <w:rsid w:val="00FC693F"/>
     <w:rPr>
       <w:rFonts w:ascii="Arial" w:hAnsi="Arial" w:eastAsia="Yu Gothic"/>
-      <w:sz w:val="18"/>
     </w:rPr>
   </w:style>
   <w:style w:type="paragraph" w:styleId="Header">

--- a/18_DOCX/MED_DIALOGUES_0006_0010.docx
+++ b/18_DOCX/MED_DIALOGUES_0006_0010.docx
@@ -7,7 +7,15 @@
         <w:pStyle w:val="Heading1"/>
       </w:pPr>
       <w:r>
-        <w:t>MED_DIALOGUES_0006_0010</w:t>
+        <w:t>MED_DIALOGUES_0006_0010 - Diálogos MED</w:t>
+      </w:r>
+    </w:p>
+    <w:p>
+      <w:pPr>
+        <w:pStyle w:val="Heading2"/>
+      </w:pPr>
+      <w:r>
+        <w:t>管理情報</w:t>
       </w:r>
     </w:p>
     <w:p>
@@ -15,7 +23,7 @@
         <w:pStyle w:val="ListBullet"/>
       </w:pPr>
       <w:r>
-        <w:t>Versão: 0.2</w:t>
+        <w:t>Versão: 0.3</w:t>
       </w:r>
     </w:p>
     <w:p>
@@ -23,7 +31,7 @@
         <w:pStyle w:val="ListBullet"/>
       </w:pPr>
       <w:r>
-        <w:t>Data: 2026-06-26</w:t>
+        <w:t>Data: 2026-06-27</w:t>
       </w:r>
     </w:p>
     <w:p>
@@ -36,6 +44,22 @@
     </w:p>
     <w:p>
       <w:pPr>
+        <w:pStyle w:val="ListBullet"/>
+      </w:pPr>
+      <w:r>
+        <w:t>Histórico: Consolidação atualizada com camada japonesa para o corretor e português explícito para o cliente brasileiro.</w:t>
+      </w:r>
+    </w:p>
+    <w:p>
+      <w:pPr>
+        <w:pStyle w:val="Heading2"/>
+      </w:pPr>
+      <w:r>
+        <w:t>統合コンテンツ</w:t>
+      </w:r>
+    </w:p>
+    <w:p>
+      <w:pPr>
         <w:pStyle w:val="Heading1"/>
       </w:pPr>
       <w:r>
@@ -47,7 +71,7 @@
         <w:pStyle w:val="Heading2"/>
       </w:pPr>
       <w:r>
-        <w:t>Controle</w:t>
+        <w:t>管理情報</w:t>
       </w:r>
     </w:p>
     <w:p>
@@ -55,7 +79,7 @@
         <w:pStyle w:val="ListBullet"/>
       </w:pPr>
       <w:r>
-        <w:t>Versão: 0.2</w:t>
+        <w:t>Versão: 0.3</w:t>
       </w:r>
     </w:p>
     <w:p>
@@ -63,7 +87,7 @@
         <w:pStyle w:val="ListBullet"/>
       </w:pPr>
       <w:r>
-        <w:t>Data: 2026-06-26</w:t>
+        <w:t>Data: 2026-06-27</w:t>
       </w:r>
     </w:p>
     <w:p>
@@ -79,7 +103,7 @@
         <w:pStyle w:val="ListBullet"/>
       </w:pPr>
       <w:r>
-        <w:t>Histórico: Normalização bilíngue para uso por corretor japonês no NotebookLM.</w:t>
+        <w:t>Histórico: Padronização do roteiro de fala ao cliente brasileiro com português explícito e leitura em katakana.</w:t>
       </w:r>
     </w:p>
     <w:p>
@@ -87,7 +111,7 @@
         <w:pStyle w:val="Heading2"/>
       </w:pPr>
       <w:r>
-        <w:t>Código</w:t>
+        <w:t>コード</w:t>
       </w:r>
     </w:p>
     <w:p>
@@ -113,12 +137,12 @@
         <w:pStyle w:val="Heading2"/>
       </w:pPr>
       <w:r>
-        <w:t>Situação de atendimento</w:t>
-      </w:r>
-    </w:p>
-    <w:p>
-      <w:r>
-        <w:t>Cliente recebeu atendimento médico e quer iniciar a solicitação de benefício.</w:t>
+        <w:t>対応場面</w:t>
+      </w:r>
+    </w:p>
+    <w:p>
+      <w:r>
+        <w:t>ブラジル人顧客ががん診断時の給付や保障範囲を確認する場面。</w:t>
       </w:r>
     </w:p>
     <w:p>
@@ -126,7 +150,7 @@
         <w:pStyle w:val="Heading2"/>
       </w:pPr>
       <w:r>
-        <w:t>Participantes</w:t>
+        <w:t>参加者</w:t>
       </w:r>
     </w:p>
     <w:p>
@@ -134,7 +158,7 @@
         <w:pStyle w:val="ListBullet"/>
       </w:pPr>
       <w:r>
-        <w:t>Corretor: corretor japonês</w:t>
+        <w:t>募集人: 日本人保険募集人</w:t>
       </w:r>
     </w:p>
     <w:p>
@@ -142,7 +166,7 @@
         <w:pStyle w:val="ListBullet"/>
       </w:pPr>
       <w:r>
-        <w:t>Cliente: cliente brasileiro residente no Japão</w:t>
+        <w:t>顧客: 日本在住のブラジル人顧客</w:t>
       </w:r>
     </w:p>
     <w:p>
@@ -150,12 +174,12 @@
         <w:pStyle w:val="Heading2"/>
       </w:pPr>
       <w:r>
-        <w:t>Objetivo do diálogo</w:t>
-      </w:r>
-    </w:p>
-    <w:p>
-      <w:r>
-        <w:t>Explicar o fluxo inicial de solicitação, atestado médico, recibo e detalhamento de atendimento.</w:t>
+        <w:t>対話の目的</w:t>
+      </w:r>
+    </w:p>
+    <w:p>
+      <w:r>
+        <w:t>診断名、診断日、契約条件、必要書類を確認してから案内する。</w:t>
       </w:r>
     </w:p>
     <w:p>
@@ -163,32 +187,62 @@
         <w:pStyle w:val="Heading2"/>
       </w:pPr>
       <w:r>
-        <w:t>Versão em japonês</w:t>
-      </w:r>
-    </w:p>
-    <w:p>
-      <w:r>
-        <w:t>**Corretor:** 給付金請求には、保険会社が指定する書類が必要です。</w:t>
-      </w:r>
-    </w:p>
-    <w:p>
-      <w:r>
-        <w:t>**Cliente:** それはポルトガル語でお客様にどう説明すればよいですか。</w:t>
-      </w:r>
-    </w:p>
-    <w:p>
-      <w:r>
-        <w:t>**Corretor:** 診断書、領収書、診療明細書を確認しましょう。</w:t>
-      </w:r>
-    </w:p>
-    <w:p>
-      <w:r>
-        <w:t>**Cliente:** 支払いを約束してもよいですか。</w:t>
-      </w:r>
-    </w:p>
-    <w:p>
-      <w:r>
-        <w:t>**Corretor:** 書類に不足があると査定が止まる場合があります。</w:t>
+        <w:t>日本語版</w:t>
+      </w:r>
+    </w:p>
+    <w:p>
+      <w:r>
+        <w:rPr>
+          <w:b/>
+        </w:rPr>
+        <w:t>募集人:</w:t>
+      </w:r>
+      <w:r>
+        <w:t xml:space="preserve"> 給付金請求には、保険会社が指定する書類が必要です。</w:t>
+      </w:r>
+    </w:p>
+    <w:p>
+      <w:r>
+        <w:rPr>
+          <w:b/>
+        </w:rPr>
+        <w:t>顧客:</w:t>
+      </w:r>
+      <w:r>
+        <w:t xml:space="preserve"> それはポルトガル語でお客様にどう説明すればよいですか。</w:t>
+      </w:r>
+    </w:p>
+    <w:p>
+      <w:r>
+        <w:rPr>
+          <w:b/>
+        </w:rPr>
+        <w:t>募集人:</w:t>
+      </w:r>
+      <w:r>
+        <w:t xml:space="preserve"> 診断書、領収書、診療明細書を確認しましょう。</w:t>
+      </w:r>
+    </w:p>
+    <w:p>
+      <w:r>
+        <w:rPr>
+          <w:b/>
+        </w:rPr>
+        <w:t>顧客:</w:t>
+      </w:r>
+      <w:r>
+        <w:t xml:space="preserve"> 支払いを約束してもよいですか。</w:t>
+      </w:r>
+    </w:p>
+    <w:p>
+      <w:r>
+        <w:rPr>
+          <w:b/>
+        </w:rPr>
+        <w:t>募集人:</w:t>
+      </w:r>
+      <w:r>
+        <w:t xml:space="preserve"> 書類に不足があると査定が止まる場合があります。</w:t>
       </w:r>
     </w:p>
     <w:p>
@@ -196,32 +250,62 @@
         <w:pStyle w:val="Heading2"/>
       </w:pPr>
       <w:r>
-        <w:t>Versão em português brasileiro</w:t>
-      </w:r>
-    </w:p>
-    <w:p>
-      <w:r>
-        <w:t>**Corretor:** Para pedir o benefício, precisamos seguir a lista de documentos da seguradora.</w:t>
-      </w:r>
-    </w:p>
-    <w:p>
-      <w:r>
-        <w:t>**Cliente:** Então isso já garante o pagamento?</w:t>
-      </w:r>
-    </w:p>
-    <w:p>
-      <w:r>
-        <w:t>**Corretor:** Vamos conferir atestado médico, recibo e detalhamento do atendimento.</w:t>
-      </w:r>
-    </w:p>
-    <w:p>
-      <w:r>
-        <w:t>**Cliente:** O que eu preciso fazer agora?</w:t>
-      </w:r>
-    </w:p>
-    <w:p>
-      <w:r>
-        <w:t>**Corretor:** Se faltar documento, a análise pode ficar parada até a correção.</w:t>
+        <w:t>ブラジルポルトガル語版</w:t>
+      </w:r>
+    </w:p>
+    <w:p>
+      <w:r>
+        <w:rPr>
+          <w:b/>
+        </w:rPr>
+        <w:t>募集人:</w:t>
+      </w:r>
+      <w:r>
+        <w:t xml:space="preserve"> Para pedir o benefício, precisamos seguir a lista de documentos da seguradora.</w:t>
+      </w:r>
+    </w:p>
+    <w:p>
+      <w:r>
+        <w:rPr>
+          <w:b/>
+        </w:rPr>
+        <w:t>顧客:</w:t>
+      </w:r>
+      <w:r>
+        <w:t xml:space="preserve"> Então isso já garante o pagamento?</w:t>
+      </w:r>
+    </w:p>
+    <w:p>
+      <w:r>
+        <w:rPr>
+          <w:b/>
+        </w:rPr>
+        <w:t>募集人:</w:t>
+      </w:r>
+      <w:r>
+        <w:t xml:space="preserve"> Vamos conferir atestado médico, recibo e detalhamento do atendimento.</w:t>
+      </w:r>
+    </w:p>
+    <w:p>
+      <w:r>
+        <w:rPr>
+          <w:b/>
+        </w:rPr>
+        <w:t>顧客:</w:t>
+      </w:r>
+      <w:r>
+        <w:t xml:space="preserve"> O que eu preciso fazer agora?</w:t>
+      </w:r>
+    </w:p>
+    <w:p>
+      <w:r>
+        <w:rPr>
+          <w:b/>
+        </w:rPr>
+        <w:t>募集人:</w:t>
+      </w:r>
+      <w:r>
+        <w:t xml:space="preserve"> Se faltar documento, a análise pode ficar parada até a correção.</w:t>
       </w:r>
     </w:p>
     <w:p>
@@ -229,7 +313,7 @@
         <w:pStyle w:val="Heading2"/>
       </w:pPr>
       <w:r>
-        <w:t>Notas culturais ou comerciais</w:t>
+        <w:t>文化・営業上の注意</w:t>
       </w:r>
     </w:p>
     <w:p>
@@ -237,7 +321,7 @@
         <w:pStyle w:val="ListBullet"/>
       </w:pPr>
       <w:r>
-        <w:t>Confirmar documentos e condições antes de orientar o cliente.</w:t>
+        <w:t>医療保険と公的医療制度、治療費の精算、給付金の支払いを混同しない。</w:t>
       </w:r>
     </w:p>
     <w:p>
@@ -245,7 +329,15 @@
         <w:pStyle w:val="ListBullet"/>
       </w:pPr>
       <w:r>
-        <w:t>Não prometer aceitação, cobertura ou pagamento antes da análise da seguradora.</w:t>
+        <w:t>顧客には短いポルトガル語で説明し、正式判断は保険会社の査定事項として分ける。</w:t>
+      </w:r>
+    </w:p>
+    <w:p>
+      <w:pPr>
+        <w:pStyle w:val="Heading2"/>
+      </w:pPr>
+      <w:r>
+        <w:t>募集人の注意点</w:t>
       </w:r>
     </w:p>
     <w:p>
@@ -253,7 +345,23 @@
         <w:pStyle w:val="ListBullet"/>
       </w:pPr>
       <w:r>
-        <w:t>Usar português simples e evitar tradução literal quando prejudicar a compreensão.</w:t>
+        <w:t>顧客の質問を先に確認し、契約内容、告知内容、医療書類、関連日付を分けて整理する。</w:t>
+      </w:r>
+    </w:p>
+    <w:p>
+      <w:pPr>
+        <w:pStyle w:val="ListBullet"/>
+      </w:pPr>
+      <w:r>
+        <w:t>加入可否、支払可否、支払時期、査定結果を断定しない。</w:t>
+      </w:r>
+    </w:p>
+    <w:p>
+      <w:pPr>
+        <w:pStyle w:val="ListBullet"/>
+      </w:pPr>
+      <w:r>
+        <w:t>ポルトガル語の説明は短く、確認が必要な点は日本語で内部確認する。</w:t>
       </w:r>
     </w:p>
     <w:p>
@@ -261,7 +369,7 @@
         <w:pStyle w:val="Heading2"/>
       </w:pPr>
       <w:r>
-        <w:t>Pontos de atenção para o corretor</w:t>
+        <w:t>関連用語</w:t>
       </w:r>
     </w:p>
     <w:p>
@@ -269,7 +377,7 @@
         <w:pStyle w:val="ListBullet"/>
       </w:pPr>
       <w:r>
-        <w:t>Registrar a dúvida principal do cliente.</w:t>
+        <w:t>MED-0021</w:t>
       </w:r>
     </w:p>
     <w:p>
@@ -277,7 +385,7 @@
         <w:pStyle w:val="ListBullet"/>
       </w:pPr>
       <w:r>
-        <w:t>Separar explicação comercial de decisão formal da seguradora.</w:t>
+        <w:t>MED-0022</w:t>
       </w:r>
     </w:p>
     <w:p>
@@ -285,7 +393,15 @@
         <w:pStyle w:val="ListBullet"/>
       </w:pPr>
       <w:r>
-        <w:t>Apontar os verbetes e FAQs relacionados quando houver dúvida técnica.</w:t>
+        <w:t>MED-0023</w:t>
+      </w:r>
+    </w:p>
+    <w:p>
+      <w:pPr>
+        <w:pStyle w:val="ListBullet"/>
+      </w:pPr>
+      <w:r>
+        <w:t>MED-0024</w:t>
       </w:r>
     </w:p>
     <w:p>
@@ -293,7 +409,7 @@
         <w:pStyle w:val="Heading2"/>
       </w:pPr>
       <w:r>
-        <w:t>Termos relacionados</w:t>
+        <w:t>関連FAQ</w:t>
       </w:r>
     </w:p>
     <w:p>
@@ -301,6 +417,62 @@
         <w:pStyle w:val="ListBullet"/>
       </w:pPr>
       <w:r>
+        <w:t>FAQ-MED-0021</w:t>
+      </w:r>
+    </w:p>
+    <w:p>
+      <w:pPr>
+        <w:pStyle w:val="ListBullet"/>
+      </w:pPr>
+      <w:r>
+        <w:t>FAQ-MED-0022</w:t>
+      </w:r>
+    </w:p>
+    <w:p>
+      <w:pPr>
+        <w:pStyle w:val="ListBullet"/>
+      </w:pPr>
+      <w:r>
+        <w:t>FAQ-MED-0023</w:t>
+      </w:r>
+    </w:p>
+    <w:p>
+      <w:pPr>
+        <w:pStyle w:val="ListBullet"/>
+      </w:pPr>
+      <w:r>
+        <w:t>FAQ-MED-0024</w:t>
+      </w:r>
+    </w:p>
+    <w:p>
+      <w:pPr>
+        <w:pStyle w:val="Heading2"/>
+      </w:pPr>
+      <w:r>
+        <w:t>関連ケース</w:t>
+      </w:r>
+    </w:p>
+    <w:p>
+      <w:pPr>
+        <w:pStyle w:val="ListBullet"/>
+      </w:pPr>
+      <w:r>
+        <w:t>CASE-MED-0009</w:t>
+      </w:r>
+    </w:p>
+    <w:p>
+      <w:pPr>
+        <w:pStyle w:val="Heading2"/>
+      </w:pPr>
+      <w:r>
+        <w:t>相互参照</w:t>
+      </w:r>
+    </w:p>
+    <w:p>
+      <w:pPr>
+        <w:pStyle w:val="ListBullet"/>
+      </w:pPr>
+      <w:r>
         <w:t>MED-0021</w:t>
       </w:r>
     </w:p>
@@ -330,10 +502,50 @@
     </w:p>
     <w:p>
       <w:pPr>
+        <w:pStyle w:val="ListBullet"/>
+      </w:pPr>
+      <w:r>
+        <w:t>FAQ-MED-0021</w:t>
+      </w:r>
+    </w:p>
+    <w:p>
+      <w:pPr>
+        <w:pStyle w:val="ListBullet"/>
+      </w:pPr>
+      <w:r>
+        <w:t>FAQ-MED-0022</w:t>
+      </w:r>
+    </w:p>
+    <w:p>
+      <w:pPr>
+        <w:pStyle w:val="ListBullet"/>
+      </w:pPr>
+      <w:r>
+        <w:t>FAQ-MED-0023</w:t>
+      </w:r>
+    </w:p>
+    <w:p>
+      <w:pPr>
+        <w:pStyle w:val="ListBullet"/>
+      </w:pPr>
+      <w:r>
+        <w:t>FAQ-MED-0024</w:t>
+      </w:r>
+    </w:p>
+    <w:p>
+      <w:pPr>
+        <w:pStyle w:val="ListBullet"/>
+      </w:pPr>
+      <w:r>
+        <w:t>CASE-MED-0009</w:t>
+      </w:r>
+    </w:p>
+    <w:p>
+      <w:pPr>
         <w:pStyle w:val="Heading2"/>
       </w:pPr>
       <w:r>
-        <w:t>FAQs relacionadas</w:t>
+        <w:t>タグ</w:t>
       </w:r>
     </w:p>
     <w:p>
@@ -341,7 +553,7 @@
         <w:pStyle w:val="ListBullet"/>
       </w:pPr>
       <w:r>
-        <w:t>FAQ-MED-0021</w:t>
+        <w:t>dialogue</w:t>
       </w:r>
     </w:p>
     <w:p>
@@ -349,7 +561,7 @@
         <w:pStyle w:val="ListBullet"/>
       </w:pPr>
       <w:r>
-        <w:t>FAQ-MED-0022</w:t>
+        <w:t>med</w:t>
       </w:r>
     </w:p>
     <w:p>
@@ -357,7 +569,7 @@
         <w:pStyle w:val="ListBullet"/>
       </w:pPr>
       <w:r>
-        <w:t>FAQ-MED-0023</w:t>
+        <w:t>atendimento-bilingue</w:t>
       </w:r>
     </w:p>
     <w:p>
@@ -365,7 +577,7 @@
         <w:pStyle w:val="ListBullet"/>
       </w:pPr>
       <w:r>
-        <w:t>FAQ-MED-0024</w:t>
+        <w:t>notebooklm</w:t>
       </w:r>
     </w:p>
     <w:p>
@@ -373,7 +585,7 @@
         <w:pStyle w:val="Heading2"/>
       </w:pPr>
       <w:r>
-        <w:t>Casos relacionados</w:t>
+        <w:t>関連項目</w:t>
       </w:r>
     </w:p>
     <w:p>
@@ -381,7 +593,7 @@
         <w:pStyle w:val="ListBullet"/>
       </w:pPr>
       <w:r>
-        <w:t>CASE-MED-0009</w:t>
+        <w:t>`15_CaseStudies/MED/CASE-MED-0009.md`</w:t>
       </w:r>
     </w:p>
     <w:p>
@@ -389,79 +601,104 @@
         <w:pStyle w:val="Heading2"/>
       </w:pPr>
       <w:r>
-        <w:t>Referências cruzadas</w:t>
-      </w:r>
-    </w:p>
-    <w:p>
-      <w:pPr>
-        <w:pStyle w:val="ListBullet"/>
-      </w:pPr>
-      <w:r>
-        <w:t>MED-0021</w:t>
-      </w:r>
-    </w:p>
-    <w:p>
-      <w:pPr>
-        <w:pStyle w:val="ListBullet"/>
-      </w:pPr>
-      <w:r>
-        <w:t>MED-0022</w:t>
-      </w:r>
-    </w:p>
-    <w:p>
-      <w:pPr>
-        <w:pStyle w:val="ListBullet"/>
-      </w:pPr>
-      <w:r>
-        <w:t>MED-0023</w:t>
-      </w:r>
-    </w:p>
-    <w:p>
-      <w:pPr>
-        <w:pStyle w:val="ListBullet"/>
-      </w:pPr>
-      <w:r>
-        <w:t>MED-0024</w:t>
-      </w:r>
-    </w:p>
-    <w:p>
-      <w:pPr>
-        <w:pStyle w:val="ListBullet"/>
-      </w:pPr>
-      <w:r>
-        <w:t>FAQ-MED-0021</w:t>
-      </w:r>
-    </w:p>
-    <w:p>
-      <w:pPr>
-        <w:pStyle w:val="ListBullet"/>
-      </w:pPr>
-      <w:r>
-        <w:t>FAQ-MED-0022</w:t>
-      </w:r>
-    </w:p>
-    <w:p>
-      <w:pPr>
-        <w:pStyle w:val="ListBullet"/>
-      </w:pPr>
-      <w:r>
-        <w:t>FAQ-MED-0023</w:t>
-      </w:r>
-    </w:p>
-    <w:p>
-      <w:pPr>
-        <w:pStyle w:val="ListBullet"/>
-      </w:pPr>
-      <w:r>
-        <w:t>FAQ-MED-0024</w:t>
-      </w:r>
-    </w:p>
-    <w:p>
-      <w:pPr>
-        <w:pStyle w:val="ListBullet"/>
-      </w:pPr>
-      <w:r>
-        <w:t>CASE-MED-0009</w:t>
+        <w:t>ブラジルポルトガル語実用フレーズ</w:t>
+      </w:r>
+    </w:p>
+    <w:p>
+      <w:r>
+        <w:t>Este bloco é a versão operacional para o corretor japonês falar com o cliente brasileiro. O português deve ser lido primeiro; a linha em katakana serve apenas como apoio de pronúncia.</w:t>
+      </w:r>
+    </w:p>
+    <w:p>
+      <w:r>
+        <w:rPr>
+          <w:b/>
+        </w:rPr>
+        <w:t>顧客:</w:t>
+      </w:r>
+    </w:p>
+    <w:p>
+      <w:r>
+        <w:t>Português brasileiro: Câncer tem cobertura especial?</w:t>
+      </w:r>
+    </w:p>
+    <w:p>
+      <w:r>
+        <w:t>カタカナ読み: カンセル テン コベルトゥーラ エスペシアウ</w:t>
+      </w:r>
+    </w:p>
+    <w:p>
+      <w:r>
+        <w:t>日本語確認用: がん保障の有無を確認する質問。</w:t>
+      </w:r>
+    </w:p>
+    <w:p>
+      <w:r>
+        <w:rPr>
+          <w:b/>
+        </w:rPr>
+        <w:t>募集人:</w:t>
+      </w:r>
+    </w:p>
+    <w:p>
+      <w:r>
+        <w:t>Português brasileiro: Pode ter, mas precisamos confirmar diagnóstico, data e condições do contrato.</w:t>
+      </w:r>
+    </w:p>
+    <w:p>
+      <w:r>
+        <w:t>カタカナ読み: ポジ テール、マス プレシザモス コンフィルマール ジアグノスチコ、ダタ イ コンジソィンス ド コントラト</w:t>
+      </w:r>
+    </w:p>
+    <w:p>
+      <w:r>
+        <w:t>日本語確認用: 診断、日付、契約条件を確認する。</w:t>
+      </w:r>
+    </w:p>
+    <w:p>
+      <w:r>
+        <w:rPr>
+          <w:b/>
+        </w:rPr>
+        <w:t>顧客:</w:t>
+      </w:r>
+    </w:p>
+    <w:p>
+      <w:r>
+        <w:t>Português brasileiro: O pagamento é automático?</w:t>
+      </w:r>
+    </w:p>
+    <w:p>
+      <w:r>
+        <w:t>カタカナ読み: オ パガメント エ アウトマチコ</w:t>
+      </w:r>
+    </w:p>
+    <w:p>
+      <w:r>
+        <w:t>日本語確認用: 自動支払かを確認する質問。</w:t>
+      </w:r>
+    </w:p>
+    <w:p>
+      <w:r>
+        <w:rPr>
+          <w:b/>
+        </w:rPr>
+        <w:t>募集人:</w:t>
+      </w:r>
+    </w:p>
+    <w:p>
+      <w:r>
+        <w:t>Português brasileiro: Não. A seguradora analisa os documentos antes de decidir.</w:t>
+      </w:r>
+    </w:p>
+    <w:p>
+      <w:r>
+        <w:t>カタカナ読み: ナォン。ア セグラドーラ アナリーザ オス ドクメントス アンチス ジ デシジール</w:t>
+      </w:r>
+    </w:p>
+    <w:p>
+      <w:r>
+        <w:t>日本語確認用: 書類審査後に保険会社が判断する。</w:t>
       </w:r>
     </w:p>
     <w:p>
@@ -469,63 +706,7 @@
         <w:pStyle w:val="Heading2"/>
       </w:pPr>
       <w:r>
-        <w:t>Tags</w:t>
-      </w:r>
-    </w:p>
-    <w:p>
-      <w:pPr>
-        <w:pStyle w:val="ListBullet"/>
-      </w:pPr>
-      <w:r>
-        <w:t>dialogue</w:t>
-      </w:r>
-    </w:p>
-    <w:p>
-      <w:pPr>
-        <w:pStyle w:val="ListBullet"/>
-      </w:pPr>
-      <w:r>
-        <w:t>med</w:t>
-      </w:r>
-    </w:p>
-    <w:p>
-      <w:pPr>
-        <w:pStyle w:val="ListBullet"/>
-      </w:pPr>
-      <w:r>
-        <w:t>atendimento-bilingue</w:t>
-      </w:r>
-    </w:p>
-    <w:p>
-      <w:pPr>
-        <w:pStyle w:val="ListBullet"/>
-      </w:pPr>
-      <w:r>
-        <w:t>notebooklm</w:t>
-      </w:r>
-    </w:p>
-    <w:p>
-      <w:pPr>
-        <w:pStyle w:val="Heading2"/>
-      </w:pPr>
-      <w:r>
-        <w:t>Veja também</w:t>
-      </w:r>
-    </w:p>
-    <w:p>
-      <w:pPr>
-        <w:pStyle w:val="ListBullet"/>
-      </w:pPr>
-      <w:r>
-        <w:t>`15_CaseStudies/MED/CASE-MED-0009.md`</w:t>
-      </w:r>
-    </w:p>
-    <w:p>
-      <w:pPr>
-        <w:pStyle w:val="Heading2"/>
-      </w:pPr>
-      <w:r>
-        <w:t>Histórico de revisão</w:t>
+        <w:t>改訂履歴</w:t>
       </w:r>
     </w:p>
     <w:tbl>
@@ -535,15 +716,15 @@
         <w:tblLook w:firstColumn="1" w:firstRow="1" w:lastColumn="0" w:lastRow="0" w:noHBand="0" w:noVBand="1" w:val="04A0"/>
       </w:tblPr>
       <w:tblGrid>
-        <w:gridCol w:w="2448"/>
-        <w:gridCol w:w="2448"/>
-        <w:gridCol w:w="2448"/>
-        <w:gridCol w:w="2448"/>
+        <w:gridCol w:w="2520"/>
+        <w:gridCol w:w="2520"/>
+        <w:gridCol w:w="2520"/>
+        <w:gridCol w:w="2520"/>
       </w:tblGrid>
       <w:tr>
         <w:tc>
           <w:tcPr>
-            <w:tcW w:type="dxa" w:w="2448"/>
+            <w:tcW w:type="dxa" w:w="2520"/>
           </w:tcPr>
           <w:p>
             <w:r>
@@ -553,7 +734,7 @@
         </w:tc>
         <w:tc>
           <w:tcPr>
-            <w:tcW w:type="dxa" w:w="2448"/>
+            <w:tcW w:type="dxa" w:w="2520"/>
           </w:tcPr>
           <w:p>
             <w:r>
@@ -563,7 +744,7 @@
         </w:tc>
         <w:tc>
           <w:tcPr>
-            <w:tcW w:type="dxa" w:w="2448"/>
+            <w:tcW w:type="dxa" w:w="2520"/>
           </w:tcPr>
           <w:p>
             <w:r>
@@ -573,7 +754,7 @@
         </w:tc>
         <w:tc>
           <w:tcPr>
-            <w:tcW w:type="dxa" w:w="2448"/>
+            <w:tcW w:type="dxa" w:w="2520"/>
           </w:tcPr>
           <w:p>
             <w:r>
@@ -585,7 +766,7 @@
       <w:tr>
         <w:tc>
           <w:tcPr>
-            <w:tcW w:type="dxa" w:w="2448"/>
+            <w:tcW w:type="dxa" w:w="2520"/>
           </w:tcPr>
           <w:p>
             <w:r>
@@ -595,7 +776,7 @@
         </w:tc>
         <w:tc>
           <w:tcPr>
-            <w:tcW w:type="dxa" w:w="2448"/>
+            <w:tcW w:type="dxa" w:w="2520"/>
           </w:tcPr>
           <w:p>
             <w:r>
@@ -605,7 +786,7 @@
         </w:tc>
         <w:tc>
           <w:tcPr>
-            <w:tcW w:type="dxa" w:w="2448"/>
+            <w:tcW w:type="dxa" w:w="2520"/>
           </w:tcPr>
           <w:p>
             <w:r>
@@ -615,7 +796,7 @@
         </w:tc>
         <w:tc>
           <w:tcPr>
-            <w:tcW w:type="dxa" w:w="2448"/>
+            <w:tcW w:type="dxa" w:w="2520"/>
           </w:tcPr>
           <w:p>
             <w:r>
@@ -624,14 +805,51 @@
           </w:p>
         </w:tc>
       </w:tr>
+      <w:tr>
+        <w:tc>
+          <w:tcPr>
+            <w:tcW w:type="dxa" w:w="2520"/>
+          </w:tcPr>
+          <w:p>
+            <w:r>
+              <w:t>2026-06-27</w:t>
+            </w:r>
+          </w:p>
+        </w:tc>
+        <w:tc>
+          <w:tcPr>
+            <w:tcW w:type="dxa" w:w="2520"/>
+          </w:tcPr>
+          <w:p>
+            <w:r>
+              <w:t>0.3</w:t>
+            </w:r>
+          </w:p>
+        </w:tc>
+        <w:tc>
+          <w:tcPr>
+            <w:tcW w:type="dxa" w:w="2520"/>
+          </w:tcPr>
+          <w:p>
+            <w:r>
+              <w:t>JP-BR Insurance Knowledge Base</w:t>
+            </w:r>
+          </w:p>
+        </w:tc>
+        <w:tc>
+          <w:tcPr>
+            <w:tcW w:type="dxa" w:w="2520"/>
+          </w:tcPr>
+          <w:p>
+            <w:r>
+              <w:t>内部説明を日本語化し、顧客向けポルトガル語フレーズとの役割を分離。</w:t>
+            </w:r>
+          </w:p>
+        </w:tc>
+      </w:tr>
     </w:tbl>
     <w:p/>
     <w:p>
-      <w:r>
-        <w:t>---</w:t>
-      </w:r>
-    </w:p>
-    <w:p>
       <w:pPr>
         <w:pStyle w:val="Heading1"/>
       </w:pPr>
@@ -644,7 +862,7 @@
         <w:pStyle w:val="Heading2"/>
       </w:pPr>
       <w:r>
-        <w:t>Controle</w:t>
+        <w:t>管理情報</w:t>
       </w:r>
     </w:p>
     <w:p>
@@ -652,7 +870,7 @@
         <w:pStyle w:val="ListBullet"/>
       </w:pPr>
       <w:r>
-        <w:t>Versão: 0.2</w:t>
+        <w:t>Versão: 0.3</w:t>
       </w:r>
     </w:p>
     <w:p>
@@ -660,7 +878,7 @@
         <w:pStyle w:val="ListBullet"/>
       </w:pPr>
       <w:r>
-        <w:t>Data: 2026-06-26</w:t>
+        <w:t>Data: 2026-06-27</w:t>
       </w:r>
     </w:p>
     <w:p>
@@ -676,7 +894,7 @@
         <w:pStyle w:val="ListBullet"/>
       </w:pPr>
       <w:r>
-        <w:t>Histórico: Normalização bilíngue para uso por corretor japonês no NotebookLM.</w:t>
+        <w:t>Histórico: Padronização do roteiro de fala ao cliente brasileiro com português explícito e leitura em katakana.</w:t>
       </w:r>
     </w:p>
     <w:p>
@@ -684,7 +902,7 @@
         <w:pStyle w:val="Heading2"/>
       </w:pPr>
       <w:r>
-        <w:t>Código</w:t>
+        <w:t>コード</w:t>
       </w:r>
     </w:p>
     <w:p>
@@ -710,12 +928,12 @@
         <w:pStyle w:val="Heading2"/>
       </w:pPr>
       <w:r>
-        <w:t>Situação de atendimento</w:t>
-      </w:r>
-    </w:p>
-    <w:p>
-      <w:r>
-        <w:t>Cliente terminou atendimento hospitalar e precisa comprovar internação, cirurgia ou tratamento ambulatorial.</w:t>
+        <w:t>対応場面</w:t>
+      </w:r>
+    </w:p>
+    <w:p>
+      <w:r>
+        <w:t>ブラジル人顧客が三大疾病保障の支払条件を確認する場面。</w:t>
       </w:r>
     </w:p>
     <w:p>
@@ -723,7 +941,7 @@
         <w:pStyle w:val="Heading2"/>
       </w:pPr>
       <w:r>
-        <w:t>Participantes</w:t>
+        <w:t>参加者</w:t>
       </w:r>
     </w:p>
     <w:p>
@@ -731,7 +949,7 @@
         <w:pStyle w:val="ListBullet"/>
       </w:pPr>
       <w:r>
-        <w:t>Corretor: corretor japonês</w:t>
+        <w:t>募集人: 日本人保険募集人</w:t>
       </w:r>
     </w:p>
     <w:p>
@@ -739,7 +957,7 @@
         <w:pStyle w:val="ListBullet"/>
       </w:pPr>
       <w:r>
-        <w:t>Cliente: cliente brasileiro residente no Japão</w:t>
+        <w:t>顧客: 日本在住のブラジル人顧客</w:t>
       </w:r>
     </w:p>
     <w:p>
@@ -747,12 +965,12 @@
         <w:pStyle w:val="Heading2"/>
       </w:pPr>
       <w:r>
-        <w:t>Objetivo do diálogo</w:t>
-      </w:r>
-    </w:p>
-    <w:p>
-      <w:r>
-        <w:t>Orientar quais comprovantes confirmam datas, tipo de atendimento e base de cálculo do benefício.</w:t>
+        <w:t>対話の目的</w:t>
+      </w:r>
+    </w:p>
+    <w:p>
+      <w:r>
+        <w:t>疾病ごとの支払条件、診断基準、待機期間、必要書類を分けて説明する。</w:t>
       </w:r>
     </w:p>
     <w:p>
@@ -760,32 +978,62 @@
         <w:pStyle w:val="Heading2"/>
       </w:pPr>
       <w:r>
-        <w:t>Versão em japonês</w:t>
-      </w:r>
-    </w:p>
-    <w:p>
-      <w:r>
-        <w:t>**Corretor:** 入院日、退院日、手術日を正確に確認します。</w:t>
-      </w:r>
-    </w:p>
-    <w:p>
-      <w:r>
-        <w:t>**Cliente:** それはポルトガル語でお客様にどう説明すればよいですか。</w:t>
-      </w:r>
-    </w:p>
-    <w:p>
-      <w:r>
-        <w:t>**Corretor:** 手術証明書があると、手術給付金の査定がしやすくなります。</w:t>
-      </w:r>
-    </w:p>
-    <w:p>
-      <w:r>
-        <w:t>**Cliente:** 支払いを約束してもよいですか。</w:t>
-      </w:r>
-    </w:p>
-    <w:p>
-      <w:r>
-        <w:t>**Corretor:** 通院保障がある場合は、通院日も証明する必要があります。</w:t>
+        <w:t>日本語版</w:t>
+      </w:r>
+    </w:p>
+    <w:p>
+      <w:r>
+        <w:rPr>
+          <w:b/>
+        </w:rPr>
+        <w:t>募集人:</w:t>
+      </w:r>
+      <w:r>
+        <w:t xml:space="preserve"> 入院日、退院日、手術日を正確に確認します。</w:t>
+      </w:r>
+    </w:p>
+    <w:p>
+      <w:r>
+        <w:rPr>
+          <w:b/>
+        </w:rPr>
+        <w:t>顧客:</w:t>
+      </w:r>
+      <w:r>
+        <w:t xml:space="preserve"> それはポルトガル語でお客様にどう説明すればよいですか。</w:t>
+      </w:r>
+    </w:p>
+    <w:p>
+      <w:r>
+        <w:rPr>
+          <w:b/>
+        </w:rPr>
+        <w:t>募集人:</w:t>
+      </w:r>
+      <w:r>
+        <w:t xml:space="preserve"> 手術証明書があると、手術給付金の査定がしやすくなります。</w:t>
+      </w:r>
+    </w:p>
+    <w:p>
+      <w:r>
+        <w:rPr>
+          <w:b/>
+        </w:rPr>
+        <w:t>顧客:</w:t>
+      </w:r>
+      <w:r>
+        <w:t xml:space="preserve"> 支払いを約束してもよいですか。</w:t>
+      </w:r>
+    </w:p>
+    <w:p>
+      <w:r>
+        <w:rPr>
+          <w:b/>
+        </w:rPr>
+        <w:t>募集人:</w:t>
+      </w:r>
+      <w:r>
+        <w:t xml:space="preserve"> 通院保障がある場合は、通院日も証明する必要があります。</w:t>
       </w:r>
     </w:p>
     <w:p>
@@ -793,32 +1041,62 @@
         <w:pStyle w:val="Heading2"/>
       </w:pPr>
       <w:r>
-        <w:t>Versão em português brasileiro</w:t>
-      </w:r>
-    </w:p>
-    <w:p>
-      <w:r>
-        <w:t>**Corretor:** Precisamos confirmar a data de internação, alta e cirurgia.</w:t>
-      </w:r>
-    </w:p>
-    <w:p>
-      <w:r>
-        <w:t>**Cliente:** Então isso já garante o pagamento?</w:t>
-      </w:r>
-    </w:p>
-    <w:p>
-      <w:r>
-        <w:t>**Corretor:** O comprovante de cirurgia ajuda a seguradora a analisar o benefício.</w:t>
-      </w:r>
-    </w:p>
-    <w:p>
-      <w:r>
-        <w:t>**Cliente:** O que eu preciso fazer agora?</w:t>
-      </w:r>
-    </w:p>
-    <w:p>
-      <w:r>
-        <w:t>**Corretor:** Se houver cobertura ambulatorial, também precisamos comprovar as datas de tratamento.</w:t>
+        <w:t>ブラジルポルトガル語版</w:t>
+      </w:r>
+    </w:p>
+    <w:p>
+      <w:r>
+        <w:rPr>
+          <w:b/>
+        </w:rPr>
+        <w:t>募集人:</w:t>
+      </w:r>
+      <w:r>
+        <w:t xml:space="preserve"> Precisamos confirmar a data de internação, alta e cirurgia.</w:t>
+      </w:r>
+    </w:p>
+    <w:p>
+      <w:r>
+        <w:rPr>
+          <w:b/>
+        </w:rPr>
+        <w:t>顧客:</w:t>
+      </w:r>
+      <w:r>
+        <w:t xml:space="preserve"> Então isso já garante o pagamento?</w:t>
+      </w:r>
+    </w:p>
+    <w:p>
+      <w:r>
+        <w:rPr>
+          <w:b/>
+        </w:rPr>
+        <w:t>募集人:</w:t>
+      </w:r>
+      <w:r>
+        <w:t xml:space="preserve"> O comprovante de cirurgia ajuda a seguradora a analisar o benefício.</w:t>
+      </w:r>
+    </w:p>
+    <w:p>
+      <w:r>
+        <w:rPr>
+          <w:b/>
+        </w:rPr>
+        <w:t>顧客:</w:t>
+      </w:r>
+      <w:r>
+        <w:t xml:space="preserve"> O que eu preciso fazer agora?</w:t>
+      </w:r>
+    </w:p>
+    <w:p>
+      <w:r>
+        <w:rPr>
+          <w:b/>
+        </w:rPr>
+        <w:t>募集人:</w:t>
+      </w:r>
+      <w:r>
+        <w:t xml:space="preserve"> Se houver cobertura ambulatorial, também precisamos comprovar as datas de tratamento.</w:t>
       </w:r>
     </w:p>
     <w:p>
@@ -826,7 +1104,7 @@
         <w:pStyle w:val="Heading2"/>
       </w:pPr>
       <w:r>
-        <w:t>Notas culturais ou comerciais</w:t>
+        <w:t>文化・営業上の注意</w:t>
       </w:r>
     </w:p>
     <w:p>
@@ -834,7 +1112,7 @@
         <w:pStyle w:val="ListBullet"/>
       </w:pPr>
       <w:r>
-        <w:t>Confirmar documentos e condições antes de orientar o cliente.</w:t>
+        <w:t>医療保険と公的医療制度、治療費の精算、給付金の支払いを混同しない。</w:t>
       </w:r>
     </w:p>
     <w:p>
@@ -842,7 +1120,15 @@
         <w:pStyle w:val="ListBullet"/>
       </w:pPr>
       <w:r>
-        <w:t>Não prometer aceitação, cobertura ou pagamento antes da análise da seguradora.</w:t>
+        <w:t>顧客には短いポルトガル語で説明し、正式判断は保険会社の査定事項として分ける。</w:t>
+      </w:r>
+    </w:p>
+    <w:p>
+      <w:pPr>
+        <w:pStyle w:val="Heading2"/>
+      </w:pPr>
+      <w:r>
+        <w:t>募集人の注意点</w:t>
       </w:r>
     </w:p>
     <w:p>
@@ -850,7 +1136,23 @@
         <w:pStyle w:val="ListBullet"/>
       </w:pPr>
       <w:r>
-        <w:t>Usar português simples e evitar tradução literal quando prejudicar a compreensão.</w:t>
+        <w:t>顧客の質問を先に確認し、契約内容、告知内容、医療書類、関連日付を分けて整理する。</w:t>
+      </w:r>
+    </w:p>
+    <w:p>
+      <w:pPr>
+        <w:pStyle w:val="ListBullet"/>
+      </w:pPr>
+      <w:r>
+        <w:t>加入可否、支払可否、支払時期、査定結果を断定しない。</w:t>
+      </w:r>
+    </w:p>
+    <w:p>
+      <w:pPr>
+        <w:pStyle w:val="ListBullet"/>
+      </w:pPr>
+      <w:r>
+        <w:t>ポルトガル語の説明は短く、確認が必要な点は日本語で内部確認する。</w:t>
       </w:r>
     </w:p>
     <w:p>
@@ -858,7 +1160,7 @@
         <w:pStyle w:val="Heading2"/>
       </w:pPr>
       <w:r>
-        <w:t>Pontos de atenção para o corretor</w:t>
+        <w:t>関連用語</w:t>
       </w:r>
     </w:p>
     <w:p>
@@ -866,7 +1168,7 @@
         <w:pStyle w:val="ListBullet"/>
       </w:pPr>
       <w:r>
-        <w:t>Registrar a dúvida principal do cliente.</w:t>
+        <w:t>MED-0025</w:t>
       </w:r>
     </w:p>
     <w:p>
@@ -874,7 +1176,7 @@
         <w:pStyle w:val="ListBullet"/>
       </w:pPr>
       <w:r>
-        <w:t>Separar explicação comercial de decisão formal da seguradora.</w:t>
+        <w:t>MED-0026</w:t>
       </w:r>
     </w:p>
     <w:p>
@@ -882,7 +1184,15 @@
         <w:pStyle w:val="ListBullet"/>
       </w:pPr>
       <w:r>
-        <w:t>Apontar os verbetes e FAQs relacionados quando houver dúvida técnica.</w:t>
+        <w:t>MED-0027</w:t>
+      </w:r>
+    </w:p>
+    <w:p>
+      <w:pPr>
+        <w:pStyle w:val="ListBullet"/>
+      </w:pPr>
+      <w:r>
+        <w:t>MED-0028</w:t>
       </w:r>
     </w:p>
     <w:p>
@@ -890,7 +1200,7 @@
         <w:pStyle w:val="Heading2"/>
       </w:pPr>
       <w:r>
-        <w:t>Termos relacionados</w:t>
+        <w:t>関連FAQ</w:t>
       </w:r>
     </w:p>
     <w:p>
@@ -898,6 +1208,62 @@
         <w:pStyle w:val="ListBullet"/>
       </w:pPr>
       <w:r>
+        <w:t>FAQ-MED-0025</w:t>
+      </w:r>
+    </w:p>
+    <w:p>
+      <w:pPr>
+        <w:pStyle w:val="ListBullet"/>
+      </w:pPr>
+      <w:r>
+        <w:t>FAQ-MED-0026</w:t>
+      </w:r>
+    </w:p>
+    <w:p>
+      <w:pPr>
+        <w:pStyle w:val="ListBullet"/>
+      </w:pPr>
+      <w:r>
+        <w:t>FAQ-MED-0027</w:t>
+      </w:r>
+    </w:p>
+    <w:p>
+      <w:pPr>
+        <w:pStyle w:val="ListBullet"/>
+      </w:pPr>
+      <w:r>
+        <w:t>FAQ-MED-0028</w:t>
+      </w:r>
+    </w:p>
+    <w:p>
+      <w:pPr>
+        <w:pStyle w:val="Heading2"/>
+      </w:pPr>
+      <w:r>
+        <w:t>関連ケース</w:t>
+      </w:r>
+    </w:p>
+    <w:p>
+      <w:pPr>
+        <w:pStyle w:val="ListBullet"/>
+      </w:pPr>
+      <w:r>
+        <w:t>CASE-MED-0012</w:t>
+      </w:r>
+    </w:p>
+    <w:p>
+      <w:pPr>
+        <w:pStyle w:val="Heading2"/>
+      </w:pPr>
+      <w:r>
+        <w:t>相互参照</w:t>
+      </w:r>
+    </w:p>
+    <w:p>
+      <w:pPr>
+        <w:pStyle w:val="ListBullet"/>
+      </w:pPr>
+      <w:r>
         <w:t>MED-0025</w:t>
       </w:r>
     </w:p>
@@ -927,10 +1293,50 @@
     </w:p>
     <w:p>
       <w:pPr>
+        <w:pStyle w:val="ListBullet"/>
+      </w:pPr>
+      <w:r>
+        <w:t>FAQ-MED-0025</w:t>
+      </w:r>
+    </w:p>
+    <w:p>
+      <w:pPr>
+        <w:pStyle w:val="ListBullet"/>
+      </w:pPr>
+      <w:r>
+        <w:t>FAQ-MED-0026</w:t>
+      </w:r>
+    </w:p>
+    <w:p>
+      <w:pPr>
+        <w:pStyle w:val="ListBullet"/>
+      </w:pPr>
+      <w:r>
+        <w:t>FAQ-MED-0027</w:t>
+      </w:r>
+    </w:p>
+    <w:p>
+      <w:pPr>
+        <w:pStyle w:val="ListBullet"/>
+      </w:pPr>
+      <w:r>
+        <w:t>FAQ-MED-0028</w:t>
+      </w:r>
+    </w:p>
+    <w:p>
+      <w:pPr>
+        <w:pStyle w:val="ListBullet"/>
+      </w:pPr>
+      <w:r>
+        <w:t>CASE-MED-0012</w:t>
+      </w:r>
+    </w:p>
+    <w:p>
+      <w:pPr>
         <w:pStyle w:val="Heading2"/>
       </w:pPr>
       <w:r>
-        <w:t>FAQs relacionadas</w:t>
+        <w:t>タグ</w:t>
       </w:r>
     </w:p>
     <w:p>
@@ -938,7 +1344,7 @@
         <w:pStyle w:val="ListBullet"/>
       </w:pPr>
       <w:r>
-        <w:t>FAQ-MED-0025</w:t>
+        <w:t>dialogue</w:t>
       </w:r>
     </w:p>
     <w:p>
@@ -946,7 +1352,7 @@
         <w:pStyle w:val="ListBullet"/>
       </w:pPr>
       <w:r>
-        <w:t>FAQ-MED-0026</w:t>
+        <w:t>med</w:t>
       </w:r>
     </w:p>
     <w:p>
@@ -954,7 +1360,7 @@
         <w:pStyle w:val="ListBullet"/>
       </w:pPr>
       <w:r>
-        <w:t>FAQ-MED-0027</w:t>
+        <w:t>atendimento-bilingue</w:t>
       </w:r>
     </w:p>
     <w:p>
@@ -962,7 +1368,7 @@
         <w:pStyle w:val="ListBullet"/>
       </w:pPr>
       <w:r>
-        <w:t>FAQ-MED-0028</w:t>
+        <w:t>notebooklm</w:t>
       </w:r>
     </w:p>
     <w:p>
@@ -970,7 +1376,7 @@
         <w:pStyle w:val="Heading2"/>
       </w:pPr>
       <w:r>
-        <w:t>Casos relacionados</w:t>
+        <w:t>関連項目</w:t>
       </w:r>
     </w:p>
     <w:p>
@@ -978,7 +1384,7 @@
         <w:pStyle w:val="ListBullet"/>
       </w:pPr>
       <w:r>
-        <w:t>CASE-MED-0012</w:t>
+        <w:t>`15_CaseStudies/MED/CASE-MED-0012.md`</w:t>
       </w:r>
     </w:p>
     <w:p>
@@ -986,79 +1392,104 @@
         <w:pStyle w:val="Heading2"/>
       </w:pPr>
       <w:r>
-        <w:t>Referências cruzadas</w:t>
-      </w:r>
-    </w:p>
-    <w:p>
-      <w:pPr>
-        <w:pStyle w:val="ListBullet"/>
-      </w:pPr>
-      <w:r>
-        <w:t>MED-0025</w:t>
-      </w:r>
-    </w:p>
-    <w:p>
-      <w:pPr>
-        <w:pStyle w:val="ListBullet"/>
-      </w:pPr>
-      <w:r>
-        <w:t>MED-0026</w:t>
-      </w:r>
-    </w:p>
-    <w:p>
-      <w:pPr>
-        <w:pStyle w:val="ListBullet"/>
-      </w:pPr>
-      <w:r>
-        <w:t>MED-0027</w:t>
-      </w:r>
-    </w:p>
-    <w:p>
-      <w:pPr>
-        <w:pStyle w:val="ListBullet"/>
-      </w:pPr>
-      <w:r>
-        <w:t>MED-0028</w:t>
-      </w:r>
-    </w:p>
-    <w:p>
-      <w:pPr>
-        <w:pStyle w:val="ListBullet"/>
-      </w:pPr>
-      <w:r>
-        <w:t>FAQ-MED-0025</w:t>
-      </w:r>
-    </w:p>
-    <w:p>
-      <w:pPr>
-        <w:pStyle w:val="ListBullet"/>
-      </w:pPr>
-      <w:r>
-        <w:t>FAQ-MED-0026</w:t>
-      </w:r>
-    </w:p>
-    <w:p>
-      <w:pPr>
-        <w:pStyle w:val="ListBullet"/>
-      </w:pPr>
-      <w:r>
-        <w:t>FAQ-MED-0027</w:t>
-      </w:r>
-    </w:p>
-    <w:p>
-      <w:pPr>
-        <w:pStyle w:val="ListBullet"/>
-      </w:pPr>
-      <w:r>
-        <w:t>FAQ-MED-0028</w:t>
-      </w:r>
-    </w:p>
-    <w:p>
-      <w:pPr>
-        <w:pStyle w:val="ListBullet"/>
-      </w:pPr>
-      <w:r>
-        <w:t>CASE-MED-0012</w:t>
+        <w:t>ブラジルポルトガル語実用フレーズ</w:t>
+      </w:r>
+    </w:p>
+    <w:p>
+      <w:r>
+        <w:t>Este bloco é a versão operacional para o corretor japonês falar com o cliente brasileiro. O português deve ser lido primeiro; a linha em katakana serve apenas como apoio de pronúncia.</w:t>
+      </w:r>
+    </w:p>
+    <w:p>
+      <w:r>
+        <w:rPr>
+          <w:b/>
+        </w:rPr>
+        <w:t>顧客:</w:t>
+      </w:r>
+    </w:p>
+    <w:p>
+      <w:r>
+        <w:t>Português brasileiro: Três doenças graves pagam em qualquer situação?</w:t>
+      </w:r>
+    </w:p>
+    <w:p>
+      <w:r>
+        <w:t>カタカナ読み: トレス ドエンサス グラーヴィス パガン エン クアウケール シトゥアサォン</w:t>
+      </w:r>
+    </w:p>
+    <w:p>
+      <w:r>
+        <w:t>日本語確認用: 三大疾病保障の範囲を確認する質問。</w:t>
+      </w:r>
+    </w:p>
+    <w:p>
+      <w:r>
+        <w:rPr>
+          <w:b/>
+        </w:rPr>
+        <w:t>募集人:</w:t>
+      </w:r>
+    </w:p>
+    <w:p>
+      <w:r>
+        <w:t>Português brasileiro: Não. Cada doença tem critérios definidos no contrato.</w:t>
+      </w:r>
+    </w:p>
+    <w:p>
+      <w:r>
+        <w:t>カタカナ読み: ナォン。カダ ドエンサ テン クリテリオス デフィニードス ノ コントラト</w:t>
+      </w:r>
+    </w:p>
+    <w:p>
+      <w:r>
+        <w:t>日本語確認用: 各疾病に契約上の支払条件がある。</w:t>
+      </w:r>
+    </w:p>
+    <w:p>
+      <w:r>
+        <w:rPr>
+          <w:b/>
+        </w:rPr>
+        <w:t>顧客:</w:t>
+      </w:r>
+    </w:p>
+    <w:p>
+      <w:r>
+        <w:t>Português brasileiro: Como eu confirmo isso?</w:t>
+      </w:r>
+    </w:p>
+    <w:p>
+      <w:r>
+        <w:t>カタカナ読み: コモ エウ コンフィルモ イッソ</w:t>
+      </w:r>
+    </w:p>
+    <w:p>
+      <w:r>
+        <w:t>日本語確認用: 確認方法を尋ねる質問。</w:t>
+      </w:r>
+    </w:p>
+    <w:p>
+      <w:r>
+        <w:rPr>
+          <w:b/>
+        </w:rPr>
+        <w:t>募集人:</w:t>
+      </w:r>
+    </w:p>
+    <w:p>
+      <w:r>
+        <w:t>Português brasileiro: Vamos ler a cláusula e separar diagnóstico, prazo e documentos necessários.</w:t>
+      </w:r>
+    </w:p>
+    <w:p>
+      <w:r>
+        <w:t>カタカナ読み: ヴァモス レール ア クラウズラ イ セパラール ジアグノスチコ、プラゾ イ ドクメントス ネセサリオス</w:t>
+      </w:r>
+    </w:p>
+    <w:p>
+      <w:r>
+        <w:t>日本語確認用: 約款を読み、診断、期間、必要書類を分ける。</w:t>
       </w:r>
     </w:p>
     <w:p>
@@ -1066,63 +1497,7 @@
         <w:pStyle w:val="Heading2"/>
       </w:pPr>
       <w:r>
-        <w:t>Tags</w:t>
-      </w:r>
-    </w:p>
-    <w:p>
-      <w:pPr>
-        <w:pStyle w:val="ListBullet"/>
-      </w:pPr>
-      <w:r>
-        <w:t>dialogue</w:t>
-      </w:r>
-    </w:p>
-    <w:p>
-      <w:pPr>
-        <w:pStyle w:val="ListBullet"/>
-      </w:pPr>
-      <w:r>
-        <w:t>med</w:t>
-      </w:r>
-    </w:p>
-    <w:p>
-      <w:pPr>
-        <w:pStyle w:val="ListBullet"/>
-      </w:pPr>
-      <w:r>
-        <w:t>atendimento-bilingue</w:t>
-      </w:r>
-    </w:p>
-    <w:p>
-      <w:pPr>
-        <w:pStyle w:val="ListBullet"/>
-      </w:pPr>
-      <w:r>
-        <w:t>notebooklm</w:t>
-      </w:r>
-    </w:p>
-    <w:p>
-      <w:pPr>
-        <w:pStyle w:val="Heading2"/>
-      </w:pPr>
-      <w:r>
-        <w:t>Veja também</w:t>
-      </w:r>
-    </w:p>
-    <w:p>
-      <w:pPr>
-        <w:pStyle w:val="ListBullet"/>
-      </w:pPr>
-      <w:r>
-        <w:t>`15_CaseStudies/MED/CASE-MED-0012.md`</w:t>
-      </w:r>
-    </w:p>
-    <w:p>
-      <w:pPr>
-        <w:pStyle w:val="Heading2"/>
-      </w:pPr>
-      <w:r>
-        <w:t>Histórico de revisão</w:t>
+        <w:t>改訂履歴</w:t>
       </w:r>
     </w:p>
     <w:tbl>
@@ -1132,15 +1507,15 @@
         <w:tblLook w:firstColumn="1" w:firstRow="1" w:lastColumn="0" w:lastRow="0" w:noHBand="0" w:noVBand="1" w:val="04A0"/>
       </w:tblPr>
       <w:tblGrid>
-        <w:gridCol w:w="2448"/>
-        <w:gridCol w:w="2448"/>
-        <w:gridCol w:w="2448"/>
-        <w:gridCol w:w="2448"/>
+        <w:gridCol w:w="2520"/>
+        <w:gridCol w:w="2520"/>
+        <w:gridCol w:w="2520"/>
+        <w:gridCol w:w="2520"/>
       </w:tblGrid>
       <w:tr>
         <w:tc>
           <w:tcPr>
-            <w:tcW w:type="dxa" w:w="2448"/>
+            <w:tcW w:type="dxa" w:w="2520"/>
           </w:tcPr>
           <w:p>
             <w:r>
@@ -1150,7 +1525,7 @@
         </w:tc>
         <w:tc>
           <w:tcPr>
-            <w:tcW w:type="dxa" w:w="2448"/>
+            <w:tcW w:type="dxa" w:w="2520"/>
           </w:tcPr>
           <w:p>
             <w:r>
@@ -1160,7 +1535,7 @@
         </w:tc>
         <w:tc>
           <w:tcPr>
-            <w:tcW w:type="dxa" w:w="2448"/>
+            <w:tcW w:type="dxa" w:w="2520"/>
           </w:tcPr>
           <w:p>
             <w:r>
@@ -1170,7 +1545,7 @@
         </w:tc>
         <w:tc>
           <w:tcPr>
-            <w:tcW w:type="dxa" w:w="2448"/>
+            <w:tcW w:type="dxa" w:w="2520"/>
           </w:tcPr>
           <w:p>
             <w:r>
@@ -1182,7 +1557,7 @@
       <w:tr>
         <w:tc>
           <w:tcPr>
-            <w:tcW w:type="dxa" w:w="2448"/>
+            <w:tcW w:type="dxa" w:w="2520"/>
           </w:tcPr>
           <w:p>
             <w:r>
@@ -1192,7 +1567,7 @@
         </w:tc>
         <w:tc>
           <w:tcPr>
-            <w:tcW w:type="dxa" w:w="2448"/>
+            <w:tcW w:type="dxa" w:w="2520"/>
           </w:tcPr>
           <w:p>
             <w:r>
@@ -1202,7 +1577,7 @@
         </w:tc>
         <w:tc>
           <w:tcPr>
-            <w:tcW w:type="dxa" w:w="2448"/>
+            <w:tcW w:type="dxa" w:w="2520"/>
           </w:tcPr>
           <w:p>
             <w:r>
@@ -1212,7 +1587,7 @@
         </w:tc>
         <w:tc>
           <w:tcPr>
-            <w:tcW w:type="dxa" w:w="2448"/>
+            <w:tcW w:type="dxa" w:w="2520"/>
           </w:tcPr>
           <w:p>
             <w:r>
@@ -1221,14 +1596,51 @@
           </w:p>
         </w:tc>
       </w:tr>
+      <w:tr>
+        <w:tc>
+          <w:tcPr>
+            <w:tcW w:type="dxa" w:w="2520"/>
+          </w:tcPr>
+          <w:p>
+            <w:r>
+              <w:t>2026-06-27</w:t>
+            </w:r>
+          </w:p>
+        </w:tc>
+        <w:tc>
+          <w:tcPr>
+            <w:tcW w:type="dxa" w:w="2520"/>
+          </w:tcPr>
+          <w:p>
+            <w:r>
+              <w:t>0.3</w:t>
+            </w:r>
+          </w:p>
+        </w:tc>
+        <w:tc>
+          <w:tcPr>
+            <w:tcW w:type="dxa" w:w="2520"/>
+          </w:tcPr>
+          <w:p>
+            <w:r>
+              <w:t>JP-BR Insurance Knowledge Base</w:t>
+            </w:r>
+          </w:p>
+        </w:tc>
+        <w:tc>
+          <w:tcPr>
+            <w:tcW w:type="dxa" w:w="2520"/>
+          </w:tcPr>
+          <w:p>
+            <w:r>
+              <w:t>内部説明を日本語化し、顧客向けポルトガル語フレーズとの役割を分離。</w:t>
+            </w:r>
+          </w:p>
+        </w:tc>
+      </w:tr>
     </w:tbl>
     <w:p/>
     <w:p>
-      <w:r>
-        <w:t>---</w:t>
-      </w:r>
-    </w:p>
-    <w:p>
       <w:pPr>
         <w:pStyle w:val="Heading1"/>
       </w:pPr>
@@ -1241,7 +1653,7 @@
         <w:pStyle w:val="Heading2"/>
       </w:pPr>
       <w:r>
-        <w:t>Controle</w:t>
+        <w:t>管理情報</w:t>
       </w:r>
     </w:p>
     <w:p>
@@ -1249,7 +1661,7 @@
         <w:pStyle w:val="ListBullet"/>
       </w:pPr>
       <w:r>
-        <w:t>Versão: 0.2</w:t>
+        <w:t>Versão: 0.3</w:t>
       </w:r>
     </w:p>
     <w:p>
@@ -1257,7 +1669,7 @@
         <w:pStyle w:val="ListBullet"/>
       </w:pPr>
       <w:r>
-        <w:t>Data: 2026-06-26</w:t>
+        <w:t>Data: 2026-06-27</w:t>
       </w:r>
     </w:p>
     <w:p>
@@ -1273,7 +1685,7 @@
         <w:pStyle w:val="ListBullet"/>
       </w:pPr>
       <w:r>
-        <w:t>Histórico: Normalização bilíngue para uso por corretor japonês no NotebookLM.</w:t>
+        <w:t>Histórico: Padronização do roteiro de fala ao cliente brasileiro com português explícito e leitura em katakana.</w:t>
       </w:r>
     </w:p>
     <w:p>
@@ -1281,7 +1693,7 @@
         <w:pStyle w:val="Heading2"/>
       </w:pPr>
       <w:r>
-        <w:t>Código</w:t>
+        <w:t>コード</w:t>
       </w:r>
     </w:p>
     <w:p>
@@ -1307,12 +1719,12 @@
         <w:pStyle w:val="Heading2"/>
       </w:pPr>
       <w:r>
-        <w:t>Situação de atendimento</w:t>
-      </w:r>
-    </w:p>
-    <w:p>
-      <w:r>
-        <w:t>Cliente quer evitar atraso no pedido de benefício médico.</w:t>
+        <w:t>対応場面</w:t>
+      </w:r>
+    </w:p>
+    <w:p>
+      <w:r>
+        <w:t>ブラジル人顧客が妊娠や出産に関する保障可否を確認する場面。</w:t>
       </w:r>
     </w:p>
     <w:p>
@@ -1320,7 +1732,7 @@
         <w:pStyle w:val="Heading2"/>
       </w:pPr>
       <w:r>
-        <w:t>Participantes</w:t>
+        <w:t>参加者</w:t>
       </w:r>
     </w:p>
     <w:p>
@@ -1328,7 +1740,7 @@
         <w:pStyle w:val="ListBullet"/>
       </w:pPr>
       <w:r>
-        <w:t>Corretor: corretor japonês</w:t>
+        <w:t>募集人: 日本人保険募集人</w:t>
       </w:r>
     </w:p>
     <w:p>
@@ -1336,7 +1748,7 @@
         <w:pStyle w:val="ListBullet"/>
       </w:pPr>
       <w:r>
-        <w:t>Cliente: cliente brasileiro residente no Japão</w:t>
+        <w:t>顧客: 日本在住のブラジル人顧客</w:t>
       </w:r>
     </w:p>
     <w:p>
@@ -1344,12 +1756,12 @@
         <w:pStyle w:val="Heading2"/>
       </w:pPr>
       <w:r>
-        <w:t>Objetivo do diálogo</w:t>
-      </w:r>
-    </w:p>
-    <w:p>
-      <w:r>
-        <w:t>Explicar prazo, documentos necessários, identificação e dados bancários antes do envio.</w:t>
+        <w:t>対話の目的</w:t>
+      </w:r>
+    </w:p>
+    <w:p>
+      <w:r>
+        <w:t>契約開始日、妊娠判明時期、告知、免責条件を確認する。</w:t>
       </w:r>
     </w:p>
     <w:p>
@@ -1357,32 +1769,62 @@
         <w:pStyle w:val="Heading2"/>
       </w:pPr>
       <w:r>
-        <w:t>Versão em japonês</w:t>
-      </w:r>
-    </w:p>
-    <w:p>
-      <w:r>
-        <w:t>**Corretor:** 請求期限を過ぎないように早めに準備しましょう。</w:t>
-      </w:r>
-    </w:p>
-    <w:p>
-      <w:r>
-        <w:t>**Cliente:** それはポルトガル語でお客様にどう説明すればよいですか。</w:t>
-      </w:r>
-    </w:p>
-    <w:p>
-      <w:r>
-        <w:t>**Corretor:** 本人確認書類と口座情報は、支払い手続きに必要です。</w:t>
-      </w:r>
-    </w:p>
-    <w:p>
-      <w:r>
-        <w:t>**Cliente:** 支払いを約束してもよいですか。</w:t>
-      </w:r>
-    </w:p>
-    <w:p>
-      <w:r>
-        <w:t>**Corretor:** 口座情報に誤りがあると、入金が遅れることがあります。</w:t>
+        <w:t>日本語版</w:t>
+      </w:r>
+    </w:p>
+    <w:p>
+      <w:r>
+        <w:rPr>
+          <w:b/>
+        </w:rPr>
+        <w:t>募集人:</w:t>
+      </w:r>
+      <w:r>
+        <w:t xml:space="preserve"> 請求期限を過ぎないように早めに準備しましょう。</w:t>
+      </w:r>
+    </w:p>
+    <w:p>
+      <w:r>
+        <w:rPr>
+          <w:b/>
+        </w:rPr>
+        <w:t>顧客:</w:t>
+      </w:r>
+      <w:r>
+        <w:t xml:space="preserve"> それはポルトガル語でお客様にどう説明すればよいですか。</w:t>
+      </w:r>
+    </w:p>
+    <w:p>
+      <w:r>
+        <w:rPr>
+          <w:b/>
+        </w:rPr>
+        <w:t>募集人:</w:t>
+      </w:r>
+      <w:r>
+        <w:t xml:space="preserve"> 本人確認書類と口座情報は、支払い手続きに必要です。</w:t>
+      </w:r>
+    </w:p>
+    <w:p>
+      <w:r>
+        <w:rPr>
+          <w:b/>
+        </w:rPr>
+        <w:t>顧客:</w:t>
+      </w:r>
+      <w:r>
+        <w:t xml:space="preserve"> 支払いを約束してもよいですか。</w:t>
+      </w:r>
+    </w:p>
+    <w:p>
+      <w:r>
+        <w:rPr>
+          <w:b/>
+        </w:rPr>
+        <w:t>募集人:</w:t>
+      </w:r>
+      <w:r>
+        <w:t xml:space="preserve"> 口座情報に誤りがあると、入金が遅れることがあります。</w:t>
       </w:r>
     </w:p>
     <w:p>
@@ -1390,32 +1832,62 @@
         <w:pStyle w:val="Heading2"/>
       </w:pPr>
       <w:r>
-        <w:t>Versão em português brasileiro</w:t>
-      </w:r>
-    </w:p>
-    <w:p>
-      <w:r>
-        <w:t>**Corretor:** Vamos preparar tudo com antecedência para não perder prazo.</w:t>
-      </w:r>
-    </w:p>
-    <w:p>
-      <w:r>
-        <w:t>**Cliente:** Então isso já garante o pagamento?</w:t>
-      </w:r>
-    </w:p>
-    <w:p>
-      <w:r>
-        <w:t>**Corretor:** Documento de identificação e dados bancários são necessários para o pagamento.</w:t>
-      </w:r>
-    </w:p>
-    <w:p>
-      <w:r>
-        <w:t>**Cliente:** O que eu preciso fazer agora?</w:t>
-      </w:r>
-    </w:p>
-    <w:p>
-      <w:r>
-        <w:t>**Corretor:** Se a conta estiver errada, o depósito pode atrasar ou voltar.</w:t>
+        <w:t>ブラジルポルトガル語版</w:t>
+      </w:r>
+    </w:p>
+    <w:p>
+      <w:r>
+        <w:rPr>
+          <w:b/>
+        </w:rPr>
+        <w:t>募集人:</w:t>
+      </w:r>
+      <w:r>
+        <w:t xml:space="preserve"> Vamos preparar tudo com antecedência para não perder prazo.</w:t>
+      </w:r>
+    </w:p>
+    <w:p>
+      <w:r>
+        <w:rPr>
+          <w:b/>
+        </w:rPr>
+        <w:t>顧客:</w:t>
+      </w:r>
+      <w:r>
+        <w:t xml:space="preserve"> Então isso já garante o pagamento?</w:t>
+      </w:r>
+    </w:p>
+    <w:p>
+      <w:r>
+        <w:rPr>
+          <w:b/>
+        </w:rPr>
+        <w:t>募集人:</w:t>
+      </w:r>
+      <w:r>
+        <w:t xml:space="preserve"> Documento de identificação e dados bancários são necessários para o pagamento.</w:t>
+      </w:r>
+    </w:p>
+    <w:p>
+      <w:r>
+        <w:rPr>
+          <w:b/>
+        </w:rPr>
+        <w:t>顧客:</w:t>
+      </w:r>
+      <w:r>
+        <w:t xml:space="preserve"> O que eu preciso fazer agora?</w:t>
+      </w:r>
+    </w:p>
+    <w:p>
+      <w:r>
+        <w:rPr>
+          <w:b/>
+        </w:rPr>
+        <w:t>募集人:</w:t>
+      </w:r>
+      <w:r>
+        <w:t xml:space="preserve"> Se a conta estiver errada, o depósito pode atrasar ou voltar.</w:t>
       </w:r>
     </w:p>
     <w:p>
@@ -1423,7 +1895,7 @@
         <w:pStyle w:val="Heading2"/>
       </w:pPr>
       <w:r>
-        <w:t>Notas culturais ou comerciais</w:t>
+        <w:t>文化・営業上の注意</w:t>
       </w:r>
     </w:p>
     <w:p>
@@ -1431,7 +1903,7 @@
         <w:pStyle w:val="ListBullet"/>
       </w:pPr>
       <w:r>
-        <w:t>Confirmar documentos e condições antes de orientar o cliente.</w:t>
+        <w:t>医療保険と公的医療制度、治療費の精算、給付金の支払いを混同しない。</w:t>
       </w:r>
     </w:p>
     <w:p>
@@ -1439,7 +1911,15 @@
         <w:pStyle w:val="ListBullet"/>
       </w:pPr>
       <w:r>
-        <w:t>Não prometer aceitação, cobertura ou pagamento antes da análise da seguradora.</w:t>
+        <w:t>顧客には短いポルトガル語で説明し、正式判断は保険会社の査定事項として分ける。</w:t>
+      </w:r>
+    </w:p>
+    <w:p>
+      <w:pPr>
+        <w:pStyle w:val="Heading2"/>
+      </w:pPr>
+      <w:r>
+        <w:t>募集人の注意点</w:t>
       </w:r>
     </w:p>
     <w:p>
@@ -1447,7 +1927,23 @@
         <w:pStyle w:val="ListBullet"/>
       </w:pPr>
       <w:r>
-        <w:t>Usar português simples e evitar tradução literal quando prejudicar a compreensão.</w:t>
+        <w:t>顧客の質問を先に確認し、契約内容、告知内容、医療書類、関連日付を分けて整理する。</w:t>
+      </w:r>
+    </w:p>
+    <w:p>
+      <w:pPr>
+        <w:pStyle w:val="ListBullet"/>
+      </w:pPr>
+      <w:r>
+        <w:t>加入可否、支払可否、支払時期、査定結果を断定しない。</w:t>
+      </w:r>
+    </w:p>
+    <w:p>
+      <w:pPr>
+        <w:pStyle w:val="ListBullet"/>
+      </w:pPr>
+      <w:r>
+        <w:t>ポルトガル語の説明は短く、確認が必要な点は日本語で内部確認する。</w:t>
       </w:r>
     </w:p>
     <w:p>
@@ -1455,7 +1951,7 @@
         <w:pStyle w:val="Heading2"/>
       </w:pPr>
       <w:r>
-        <w:t>Pontos de atenção para o corretor</w:t>
+        <w:t>関連用語</w:t>
       </w:r>
     </w:p>
     <w:p>
@@ -1463,7 +1959,7 @@
         <w:pStyle w:val="ListBullet"/>
       </w:pPr>
       <w:r>
-        <w:t>Registrar a dúvida principal do cliente.</w:t>
+        <w:t>MED-0029</w:t>
       </w:r>
     </w:p>
     <w:p>
@@ -1471,7 +1967,7 @@
         <w:pStyle w:val="ListBullet"/>
       </w:pPr>
       <w:r>
-        <w:t>Separar explicação comercial de decisão formal da seguradora.</w:t>
+        <w:t>MED-0030</w:t>
       </w:r>
     </w:p>
     <w:p>
@@ -1479,7 +1975,15 @@
         <w:pStyle w:val="ListBullet"/>
       </w:pPr>
       <w:r>
-        <w:t>Apontar os verbetes e FAQs relacionados quando houver dúvida técnica.</w:t>
+        <w:t>MED-0031</w:t>
+      </w:r>
+    </w:p>
+    <w:p>
+      <w:pPr>
+        <w:pStyle w:val="ListBullet"/>
+      </w:pPr>
+      <w:r>
+        <w:t>MED-0032</w:t>
       </w:r>
     </w:p>
     <w:p>
@@ -1487,7 +1991,7 @@
         <w:pStyle w:val="Heading2"/>
       </w:pPr>
       <w:r>
-        <w:t>Termos relacionados</w:t>
+        <w:t>関連FAQ</w:t>
       </w:r>
     </w:p>
     <w:p>
@@ -1495,6 +1999,62 @@
         <w:pStyle w:val="ListBullet"/>
       </w:pPr>
       <w:r>
+        <w:t>FAQ-MED-0029</w:t>
+      </w:r>
+    </w:p>
+    <w:p>
+      <w:pPr>
+        <w:pStyle w:val="ListBullet"/>
+      </w:pPr>
+      <w:r>
+        <w:t>FAQ-MED-0030</w:t>
+      </w:r>
+    </w:p>
+    <w:p>
+      <w:pPr>
+        <w:pStyle w:val="ListBullet"/>
+      </w:pPr>
+      <w:r>
+        <w:t>FAQ-MED-0031</w:t>
+      </w:r>
+    </w:p>
+    <w:p>
+      <w:pPr>
+        <w:pStyle w:val="ListBullet"/>
+      </w:pPr>
+      <w:r>
+        <w:t>FAQ-MED-0032</w:t>
+      </w:r>
+    </w:p>
+    <w:p>
+      <w:pPr>
+        <w:pStyle w:val="Heading2"/>
+      </w:pPr>
+      <w:r>
+        <w:t>関連ケース</w:t>
+      </w:r>
+    </w:p>
+    <w:p>
+      <w:pPr>
+        <w:pStyle w:val="ListBullet"/>
+      </w:pPr>
+      <w:r>
+        <w:t>CASE-MED-0013</w:t>
+      </w:r>
+    </w:p>
+    <w:p>
+      <w:pPr>
+        <w:pStyle w:val="Heading2"/>
+      </w:pPr>
+      <w:r>
+        <w:t>相互参照</w:t>
+      </w:r>
+    </w:p>
+    <w:p>
+      <w:pPr>
+        <w:pStyle w:val="ListBullet"/>
+      </w:pPr>
+      <w:r>
         <w:t>MED-0029</w:t>
       </w:r>
     </w:p>
@@ -1524,10 +2084,50 @@
     </w:p>
     <w:p>
       <w:pPr>
+        <w:pStyle w:val="ListBullet"/>
+      </w:pPr>
+      <w:r>
+        <w:t>FAQ-MED-0029</w:t>
+      </w:r>
+    </w:p>
+    <w:p>
+      <w:pPr>
+        <w:pStyle w:val="ListBullet"/>
+      </w:pPr>
+      <w:r>
+        <w:t>FAQ-MED-0030</w:t>
+      </w:r>
+    </w:p>
+    <w:p>
+      <w:pPr>
+        <w:pStyle w:val="ListBullet"/>
+      </w:pPr>
+      <w:r>
+        <w:t>FAQ-MED-0031</w:t>
+      </w:r>
+    </w:p>
+    <w:p>
+      <w:pPr>
+        <w:pStyle w:val="ListBullet"/>
+      </w:pPr>
+      <w:r>
+        <w:t>FAQ-MED-0032</w:t>
+      </w:r>
+    </w:p>
+    <w:p>
+      <w:pPr>
+        <w:pStyle w:val="ListBullet"/>
+      </w:pPr>
+      <w:r>
+        <w:t>CASE-MED-0013</w:t>
+      </w:r>
+    </w:p>
+    <w:p>
+      <w:pPr>
         <w:pStyle w:val="Heading2"/>
       </w:pPr>
       <w:r>
-        <w:t>FAQs relacionadas</w:t>
+        <w:t>タグ</w:t>
       </w:r>
     </w:p>
     <w:p>
@@ -1535,7 +2135,7 @@
         <w:pStyle w:val="ListBullet"/>
       </w:pPr>
       <w:r>
-        <w:t>FAQ-MED-0029</w:t>
+        <w:t>dialogue</w:t>
       </w:r>
     </w:p>
     <w:p>
@@ -1543,7 +2143,7 @@
         <w:pStyle w:val="ListBullet"/>
       </w:pPr>
       <w:r>
-        <w:t>FAQ-MED-0030</w:t>
+        <w:t>med</w:t>
       </w:r>
     </w:p>
     <w:p>
@@ -1551,7 +2151,7 @@
         <w:pStyle w:val="ListBullet"/>
       </w:pPr>
       <w:r>
-        <w:t>FAQ-MED-0031</w:t>
+        <w:t>atendimento-bilingue</w:t>
       </w:r>
     </w:p>
     <w:p>
@@ -1559,7 +2159,7 @@
         <w:pStyle w:val="ListBullet"/>
       </w:pPr>
       <w:r>
-        <w:t>FAQ-MED-0032</w:t>
+        <w:t>notebooklm</w:t>
       </w:r>
     </w:p>
     <w:p>
@@ -1567,7 +2167,7 @@
         <w:pStyle w:val="Heading2"/>
       </w:pPr>
       <w:r>
-        <w:t>Casos relacionados</w:t>
+        <w:t>関連項目</w:t>
       </w:r>
     </w:p>
     <w:p>
@@ -1575,7 +2175,7 @@
         <w:pStyle w:val="ListBullet"/>
       </w:pPr>
       <w:r>
-        <w:t>CASE-MED-0013</w:t>
+        <w:t>`15_CaseStudies/MED/CASE-MED-0013.md`</w:t>
       </w:r>
     </w:p>
     <w:p>
@@ -1583,79 +2183,104 @@
         <w:pStyle w:val="Heading2"/>
       </w:pPr>
       <w:r>
-        <w:t>Referências cruzadas</w:t>
-      </w:r>
-    </w:p>
-    <w:p>
-      <w:pPr>
-        <w:pStyle w:val="ListBullet"/>
-      </w:pPr>
-      <w:r>
-        <w:t>MED-0029</w:t>
-      </w:r>
-    </w:p>
-    <w:p>
-      <w:pPr>
-        <w:pStyle w:val="ListBullet"/>
-      </w:pPr>
-      <w:r>
-        <w:t>MED-0030</w:t>
-      </w:r>
-    </w:p>
-    <w:p>
-      <w:pPr>
-        <w:pStyle w:val="ListBullet"/>
-      </w:pPr>
-      <w:r>
-        <w:t>MED-0031</w:t>
-      </w:r>
-    </w:p>
-    <w:p>
-      <w:pPr>
-        <w:pStyle w:val="ListBullet"/>
-      </w:pPr>
-      <w:r>
-        <w:t>MED-0032</w:t>
-      </w:r>
-    </w:p>
-    <w:p>
-      <w:pPr>
-        <w:pStyle w:val="ListBullet"/>
-      </w:pPr>
-      <w:r>
-        <w:t>FAQ-MED-0029</w:t>
-      </w:r>
-    </w:p>
-    <w:p>
-      <w:pPr>
-        <w:pStyle w:val="ListBullet"/>
-      </w:pPr>
-      <w:r>
-        <w:t>FAQ-MED-0030</w:t>
-      </w:r>
-    </w:p>
-    <w:p>
-      <w:pPr>
-        <w:pStyle w:val="ListBullet"/>
-      </w:pPr>
-      <w:r>
-        <w:t>FAQ-MED-0031</w:t>
-      </w:r>
-    </w:p>
-    <w:p>
-      <w:pPr>
-        <w:pStyle w:val="ListBullet"/>
-      </w:pPr>
-      <w:r>
-        <w:t>FAQ-MED-0032</w:t>
-      </w:r>
-    </w:p>
-    <w:p>
-      <w:pPr>
-        <w:pStyle w:val="ListBullet"/>
-      </w:pPr>
-      <w:r>
-        <w:t>CASE-MED-0013</w:t>
+        <w:t>ブラジルポルトガル語実用フレーズ</w:t>
+      </w:r>
+    </w:p>
+    <w:p>
+      <w:r>
+        <w:t>Este bloco é a versão operacional para o corretor japonês falar com o cliente brasileiro. O português deve ser lido primeiro; a linha em katakana serve apenas como apoio de pronúncia.</w:t>
+      </w:r>
+    </w:p>
+    <w:p>
+      <w:r>
+        <w:rPr>
+          <w:b/>
+        </w:rPr>
+        <w:t>顧客:</w:t>
+      </w:r>
+    </w:p>
+    <w:p>
+      <w:r>
+        <w:t>Português brasileiro: Gravidez entra no seguro médico?</w:t>
+      </w:r>
+    </w:p>
+    <w:p>
+      <w:r>
+        <w:t>カタカナ読み: グラヴィデス エントラ ノ セグーロ メジコ</w:t>
+      </w:r>
+    </w:p>
+    <w:p>
+      <w:r>
+        <w:t>日本語確認用: 妊娠関連保障の質問。</w:t>
+      </w:r>
+    </w:p>
+    <w:p>
+      <w:r>
+        <w:rPr>
+          <w:b/>
+        </w:rPr>
+        <w:t>募集人:</w:t>
+      </w:r>
+    </w:p>
+    <w:p>
+      <w:r>
+        <w:t>Português brasileiro: Depende do contrato, da data de início e das condições específicas.</w:t>
+      </w:r>
+    </w:p>
+    <w:p>
+      <w:r>
+        <w:t>カタカナ読み: デペンジ ド コントラト、ダ ダタ ジ イニシオ イ ダス コンジソィンス エスペシフィカス</w:t>
+      </w:r>
+    </w:p>
+    <w:p>
+      <w:r>
+        <w:t>日本語確認用: 契約、始期、条件によって異なる。</w:t>
+      </w:r>
+    </w:p>
+    <w:p>
+      <w:r>
+        <w:rPr>
+          <w:b/>
+        </w:rPr>
+        <w:t>顧客:</w:t>
+      </w:r>
+    </w:p>
+    <w:p>
+      <w:r>
+        <w:t>Português brasileiro: Posso contratar depois que já estou grávida?</w:t>
+      </w:r>
+    </w:p>
+    <w:p>
+      <w:r>
+        <w:t>カタカナ読み: ポッソ コントラタール デポイス キ ジャ エストウ グラヴィダ</w:t>
+      </w:r>
+    </w:p>
+    <w:p>
+      <w:r>
+        <w:t>日本語確認用: 妊娠後の加入可否を確認する質問。</w:t>
+      </w:r>
+    </w:p>
+    <w:p>
+      <w:r>
+        <w:rPr>
+          <w:b/>
+        </w:rPr>
+        <w:t>募集人:</w:t>
+      </w:r>
+    </w:p>
+    <w:p>
+      <w:r>
+        <w:t>Português brasileiro: A seguradora precisa analisar a declaração de saúde antes de aceitar.</w:t>
+      </w:r>
+    </w:p>
+    <w:p>
+      <w:r>
+        <w:t>カタカナ読み: ア セグラドーラ プレシーザ アナリザール ア デクララサォン ジ サウージ アンチス ジ アセイタール</w:t>
+      </w:r>
+    </w:p>
+    <w:p>
+      <w:r>
+        <w:t>日本語確認用: 告知内容をもとに引受判断が必要。</w:t>
       </w:r>
     </w:p>
     <w:p>
@@ -1663,63 +2288,7 @@
         <w:pStyle w:val="Heading2"/>
       </w:pPr>
       <w:r>
-        <w:t>Tags</w:t>
-      </w:r>
-    </w:p>
-    <w:p>
-      <w:pPr>
-        <w:pStyle w:val="ListBullet"/>
-      </w:pPr>
-      <w:r>
-        <w:t>dialogue</w:t>
-      </w:r>
-    </w:p>
-    <w:p>
-      <w:pPr>
-        <w:pStyle w:val="ListBullet"/>
-      </w:pPr>
-      <w:r>
-        <w:t>med</w:t>
-      </w:r>
-    </w:p>
-    <w:p>
-      <w:pPr>
-        <w:pStyle w:val="ListBullet"/>
-      </w:pPr>
-      <w:r>
-        <w:t>atendimento-bilingue</w:t>
-      </w:r>
-    </w:p>
-    <w:p>
-      <w:pPr>
-        <w:pStyle w:val="ListBullet"/>
-      </w:pPr>
-      <w:r>
-        <w:t>notebooklm</w:t>
-      </w:r>
-    </w:p>
-    <w:p>
-      <w:pPr>
-        <w:pStyle w:val="Heading2"/>
-      </w:pPr>
-      <w:r>
-        <w:t>Veja também</w:t>
-      </w:r>
-    </w:p>
-    <w:p>
-      <w:pPr>
-        <w:pStyle w:val="ListBullet"/>
-      </w:pPr>
-      <w:r>
-        <w:t>`15_CaseStudies/MED/CASE-MED-0013.md`</w:t>
-      </w:r>
-    </w:p>
-    <w:p>
-      <w:pPr>
-        <w:pStyle w:val="Heading2"/>
-      </w:pPr>
-      <w:r>
-        <w:t>Histórico de revisão</w:t>
+        <w:t>改訂履歴</w:t>
       </w:r>
     </w:p>
     <w:tbl>
@@ -1729,15 +2298,15 @@
         <w:tblLook w:firstColumn="1" w:firstRow="1" w:lastColumn="0" w:lastRow="0" w:noHBand="0" w:noVBand="1" w:val="04A0"/>
       </w:tblPr>
       <w:tblGrid>
-        <w:gridCol w:w="2448"/>
-        <w:gridCol w:w="2448"/>
-        <w:gridCol w:w="2448"/>
-        <w:gridCol w:w="2448"/>
+        <w:gridCol w:w="2520"/>
+        <w:gridCol w:w="2520"/>
+        <w:gridCol w:w="2520"/>
+        <w:gridCol w:w="2520"/>
       </w:tblGrid>
       <w:tr>
         <w:tc>
           <w:tcPr>
-            <w:tcW w:type="dxa" w:w="2448"/>
+            <w:tcW w:type="dxa" w:w="2520"/>
           </w:tcPr>
           <w:p>
             <w:r>
@@ -1747,7 +2316,7 @@
         </w:tc>
         <w:tc>
           <w:tcPr>
-            <w:tcW w:type="dxa" w:w="2448"/>
+            <w:tcW w:type="dxa" w:w="2520"/>
           </w:tcPr>
           <w:p>
             <w:r>
@@ -1757,7 +2326,7 @@
         </w:tc>
         <w:tc>
           <w:tcPr>
-            <w:tcW w:type="dxa" w:w="2448"/>
+            <w:tcW w:type="dxa" w:w="2520"/>
           </w:tcPr>
           <w:p>
             <w:r>
@@ -1767,7 +2336,7 @@
         </w:tc>
         <w:tc>
           <w:tcPr>
-            <w:tcW w:type="dxa" w:w="2448"/>
+            <w:tcW w:type="dxa" w:w="2520"/>
           </w:tcPr>
           <w:p>
             <w:r>
@@ -1779,7 +2348,7 @@
       <w:tr>
         <w:tc>
           <w:tcPr>
-            <w:tcW w:type="dxa" w:w="2448"/>
+            <w:tcW w:type="dxa" w:w="2520"/>
           </w:tcPr>
           <w:p>
             <w:r>
@@ -1789,7 +2358,7 @@
         </w:tc>
         <w:tc>
           <w:tcPr>
-            <w:tcW w:type="dxa" w:w="2448"/>
+            <w:tcW w:type="dxa" w:w="2520"/>
           </w:tcPr>
           <w:p>
             <w:r>
@@ -1799,7 +2368,7 @@
         </w:tc>
         <w:tc>
           <w:tcPr>
-            <w:tcW w:type="dxa" w:w="2448"/>
+            <w:tcW w:type="dxa" w:w="2520"/>
           </w:tcPr>
           <w:p>
             <w:r>
@@ -1809,7 +2378,7 @@
         </w:tc>
         <w:tc>
           <w:tcPr>
-            <w:tcW w:type="dxa" w:w="2448"/>
+            <w:tcW w:type="dxa" w:w="2520"/>
           </w:tcPr>
           <w:p>
             <w:r>
@@ -1818,14 +2387,51 @@
           </w:p>
         </w:tc>
       </w:tr>
+      <w:tr>
+        <w:tc>
+          <w:tcPr>
+            <w:tcW w:type="dxa" w:w="2520"/>
+          </w:tcPr>
+          <w:p>
+            <w:r>
+              <w:t>2026-06-27</w:t>
+            </w:r>
+          </w:p>
+        </w:tc>
+        <w:tc>
+          <w:tcPr>
+            <w:tcW w:type="dxa" w:w="2520"/>
+          </w:tcPr>
+          <w:p>
+            <w:r>
+              <w:t>0.3</w:t>
+            </w:r>
+          </w:p>
+        </w:tc>
+        <w:tc>
+          <w:tcPr>
+            <w:tcW w:type="dxa" w:w="2520"/>
+          </w:tcPr>
+          <w:p>
+            <w:r>
+              <w:t>JP-BR Insurance Knowledge Base</w:t>
+            </w:r>
+          </w:p>
+        </w:tc>
+        <w:tc>
+          <w:tcPr>
+            <w:tcW w:type="dxa" w:w="2520"/>
+          </w:tcPr>
+          <w:p>
+            <w:r>
+              <w:t>内部説明を日本語化し、顧客向けポルトガル語フレーズとの役割を分離。</w:t>
+            </w:r>
+          </w:p>
+        </w:tc>
+      </w:tr>
     </w:tbl>
     <w:p/>
     <w:p>
-      <w:r>
-        <w:t>---</w:t>
-      </w:r>
-    </w:p>
-    <w:p>
       <w:pPr>
         <w:pStyle w:val="Heading1"/>
       </w:pPr>
@@ -1838,7 +2444,7 @@
         <w:pStyle w:val="Heading2"/>
       </w:pPr>
       <w:r>
-        <w:t>Controle</w:t>
+        <w:t>管理情報</w:t>
       </w:r>
     </w:p>
     <w:p>
@@ -1846,7 +2452,7 @@
         <w:pStyle w:val="ListBullet"/>
       </w:pPr>
       <w:r>
-        <w:t>Versão: 0.2</w:t>
+        <w:t>Versão: 0.3</w:t>
       </w:r>
     </w:p>
     <w:p>
@@ -1854,7 +2460,7 @@
         <w:pStyle w:val="ListBullet"/>
       </w:pPr>
       <w:r>
-        <w:t>Data: 2026-06-26</w:t>
+        <w:t>Data: 2026-06-27</w:t>
       </w:r>
     </w:p>
     <w:p>
@@ -1870,7 +2476,7 @@
         <w:pStyle w:val="ListBullet"/>
       </w:pPr>
       <w:r>
-        <w:t>Histórico: Normalização bilíngue para uso por corretor japonês no NotebookLM.</w:t>
+        <w:t>Histórico: Padronização do roteiro de fala ao cliente brasileiro com português explícito e leitura em katakana.</w:t>
       </w:r>
     </w:p>
     <w:p>
@@ -1878,7 +2484,7 @@
         <w:pStyle w:val="Heading2"/>
       </w:pPr>
       <w:r>
-        <w:t>Código</w:t>
+        <w:t>コード</w:t>
       </w:r>
     </w:p>
     <w:p>
@@ -1904,12 +2510,12 @@
         <w:pStyle w:val="Heading2"/>
       </w:pPr>
       <w:r>
-        <w:t>Situação de atendimento</w:t>
-      </w:r>
-    </w:p>
-    <w:p>
-      <w:r>
-        <w:t>Cliente enviou documentos e aguarda resposta da seguradora ou recebeu pedido de correção.</w:t>
+        <w:t>対応場面</w:t>
+      </w:r>
+    </w:p>
+    <w:p>
+      <w:r>
+        <w:t>ブラジル人顧客が精神疾患やメンタルヘルス治療の保障を確認する場面。</w:t>
       </w:r>
     </w:p>
     <w:p>
@@ -1917,7 +2523,7 @@
         <w:pStyle w:val="Heading2"/>
       </w:pPr>
       <w:r>
-        <w:t>Participantes</w:t>
+        <w:t>参加者</w:t>
       </w:r>
     </w:p>
     <w:p>
@@ -1925,7 +2531,7 @@
         <w:pStyle w:val="ListBullet"/>
       </w:pPr>
       <w:r>
-        <w:t>Corretor: corretor japonês</w:t>
+        <w:t>募集人: 日本人保険募集人</w:t>
       </w:r>
     </w:p>
     <w:p>
@@ -1933,7 +2539,7 @@
         <w:pStyle w:val="ListBullet"/>
       </w:pPr>
       <w:r>
-        <w:t>Cliente: cliente brasileiro residente no Japão</w:t>
+        <w:t>顧客: 日本在住のブラジル人顧客</w:t>
       </w:r>
     </w:p>
     <w:p>
@@ -1941,12 +2547,12 @@
         <w:pStyle w:val="Heading2"/>
       </w:pPr>
       <w:r>
-        <w:t>Objetivo do diálogo</w:t>
-      </w:r>
-    </w:p>
-    <w:p>
-      <w:r>
-        <w:t>Explicar que a seguradora analisa o pagamento e pode pedir documentos adicionais.</w:t>
+        <w:t>対話の目的</w:t>
+      </w:r>
+    </w:p>
+    <w:p>
+      <w:r>
+        <w:t>健康状態、治療歴、告知、免責条件を慎重に整理して説明する。</w:t>
       </w:r>
     </w:p>
     <w:p>
@@ -1954,32 +2560,62 @@
         <w:pStyle w:val="Heading2"/>
       </w:pPr>
       <w:r>
-        <w:t>Versão em japonês</w:t>
-      </w:r>
-    </w:p>
-    <w:p>
-      <w:r>
-        <w:t>**Corretor:** 支払査定は保険会社が契約内容と書類を確認する手続きです。</w:t>
-      </w:r>
-    </w:p>
-    <w:p>
-      <w:r>
-        <w:t>**Cliente:** それはポルトガル語でお客様にどう説明すればよいですか。</w:t>
-      </w:r>
-    </w:p>
-    <w:p>
-      <w:r>
-        <w:t>**Corretor:** 不備がある場合は、追加書類の提出が必要です。</w:t>
-      </w:r>
-    </w:p>
-    <w:p>
-      <w:r>
-        <w:t>**Cliente:** 支払いを約束してもよいですか。</w:t>
-      </w:r>
-    </w:p>
-    <w:p>
-      <w:r>
-        <w:t>**Corretor:** 支払通知が出たら、金額と入金予定日を確認します。</w:t>
+        <w:t>日本語版</w:t>
+      </w:r>
+    </w:p>
+    <w:p>
+      <w:r>
+        <w:rPr>
+          <w:b/>
+        </w:rPr>
+        <w:t>募集人:</w:t>
+      </w:r>
+      <w:r>
+        <w:t xml:space="preserve"> 支払査定は保険会社が契約内容と書類を確認する手続きです。</w:t>
+      </w:r>
+    </w:p>
+    <w:p>
+      <w:r>
+        <w:rPr>
+          <w:b/>
+        </w:rPr>
+        <w:t>顧客:</w:t>
+      </w:r>
+      <w:r>
+        <w:t xml:space="preserve"> それはポルトガル語でお客様にどう説明すればよいですか。</w:t>
+      </w:r>
+    </w:p>
+    <w:p>
+      <w:r>
+        <w:rPr>
+          <w:b/>
+        </w:rPr>
+        <w:t>募集人:</w:t>
+      </w:r>
+      <w:r>
+        <w:t xml:space="preserve"> 不備がある場合は、追加書類の提出が必要です。</w:t>
+      </w:r>
+    </w:p>
+    <w:p>
+      <w:r>
+        <w:rPr>
+          <w:b/>
+        </w:rPr>
+        <w:t>顧客:</w:t>
+      </w:r>
+      <w:r>
+        <w:t xml:space="preserve"> 支払いを約束してもよいですか。</w:t>
+      </w:r>
+    </w:p>
+    <w:p>
+      <w:r>
+        <w:rPr>
+          <w:b/>
+        </w:rPr>
+        <w:t>募集人:</w:t>
+      </w:r>
+      <w:r>
+        <w:t xml:space="preserve"> 支払通知が出たら、金額と入金予定日を確認します。</w:t>
       </w:r>
     </w:p>
     <w:p>
@@ -1987,32 +2623,62 @@
         <w:pStyle w:val="Heading2"/>
       </w:pPr>
       <w:r>
-        <w:t>Versão em português brasileiro</w:t>
-      </w:r>
-    </w:p>
-    <w:p>
-      <w:r>
-        <w:t>**Corretor:** A análise de pagamento é feita pela seguradora com base no contrato e nos documentos.</w:t>
-      </w:r>
-    </w:p>
-    <w:p>
-      <w:r>
-        <w:t>**Cliente:** Então isso já garante o pagamento?</w:t>
-      </w:r>
-    </w:p>
-    <w:p>
-      <w:r>
-        <w:t>**Corretor:** Se houver pendência, precisamos enviar o documento complementar.</w:t>
-      </w:r>
-    </w:p>
-    <w:p>
-      <w:r>
-        <w:t>**Cliente:** O que eu preciso fazer agora?</w:t>
-      </w:r>
-    </w:p>
-    <w:p>
-      <w:r>
-        <w:t>**Corretor:** Quando sair o aviso de pagamento, vamos conferir valor e data prevista de depósito.</w:t>
+        <w:t>ブラジルポルトガル語版</w:t>
+      </w:r>
+    </w:p>
+    <w:p>
+      <w:r>
+        <w:rPr>
+          <w:b/>
+        </w:rPr>
+        <w:t>募集人:</w:t>
+      </w:r>
+      <w:r>
+        <w:t xml:space="preserve"> A análise de pagamento é feita pela seguradora com base no contrato e nos documentos.</w:t>
+      </w:r>
+    </w:p>
+    <w:p>
+      <w:r>
+        <w:rPr>
+          <w:b/>
+        </w:rPr>
+        <w:t>顧客:</w:t>
+      </w:r>
+      <w:r>
+        <w:t xml:space="preserve"> Então isso já garante o pagamento?</w:t>
+      </w:r>
+    </w:p>
+    <w:p>
+      <w:r>
+        <w:rPr>
+          <w:b/>
+        </w:rPr>
+        <w:t>募集人:</w:t>
+      </w:r>
+      <w:r>
+        <w:t xml:space="preserve"> Se houver pendência, precisamos enviar o documento complementar.</w:t>
+      </w:r>
+    </w:p>
+    <w:p>
+      <w:r>
+        <w:rPr>
+          <w:b/>
+        </w:rPr>
+        <w:t>顧客:</w:t>
+      </w:r>
+      <w:r>
+        <w:t xml:space="preserve"> O que eu preciso fazer agora?</w:t>
+      </w:r>
+    </w:p>
+    <w:p>
+      <w:r>
+        <w:rPr>
+          <w:b/>
+        </w:rPr>
+        <w:t>募集人:</w:t>
+      </w:r>
+      <w:r>
+        <w:t xml:space="preserve"> Quando sair o aviso de pagamento, vamos conferir valor e data prevista de depósito.</w:t>
       </w:r>
     </w:p>
     <w:p>
@@ -2020,7 +2686,7 @@
         <w:pStyle w:val="Heading2"/>
       </w:pPr>
       <w:r>
-        <w:t>Notas culturais ou comerciais</w:t>
+        <w:t>文化・営業上の注意</w:t>
       </w:r>
     </w:p>
     <w:p>
@@ -2028,7 +2694,7 @@
         <w:pStyle w:val="ListBullet"/>
       </w:pPr>
       <w:r>
-        <w:t>Confirmar documentos e condições antes de orientar o cliente.</w:t>
+        <w:t>医療保険と公的医療制度、治療費の精算、給付金の支払いを混同しない。</w:t>
       </w:r>
     </w:p>
     <w:p>
@@ -2036,7 +2702,15 @@
         <w:pStyle w:val="ListBullet"/>
       </w:pPr>
       <w:r>
-        <w:t>Não prometer aceitação, cobertura ou pagamento antes da análise da seguradora.</w:t>
+        <w:t>顧客には短いポルトガル語で説明し、正式判断は保険会社の査定事項として分ける。</w:t>
+      </w:r>
+    </w:p>
+    <w:p>
+      <w:pPr>
+        <w:pStyle w:val="Heading2"/>
+      </w:pPr>
+      <w:r>
+        <w:t>募集人の注意点</w:t>
       </w:r>
     </w:p>
     <w:p>
@@ -2044,7 +2718,23 @@
         <w:pStyle w:val="ListBullet"/>
       </w:pPr>
       <w:r>
-        <w:t>Usar português simples e evitar tradução literal quando prejudicar a compreensão.</w:t>
+        <w:t>顧客の質問を先に確認し、契約内容、告知内容、医療書類、関連日付を分けて整理する。</w:t>
+      </w:r>
+    </w:p>
+    <w:p>
+      <w:pPr>
+        <w:pStyle w:val="ListBullet"/>
+      </w:pPr>
+      <w:r>
+        <w:t>加入可否、支払可否、支払時期、査定結果を断定しない。</w:t>
+      </w:r>
+    </w:p>
+    <w:p>
+      <w:pPr>
+        <w:pStyle w:val="ListBullet"/>
+      </w:pPr>
+      <w:r>
+        <w:t>ポルトガル語の説明は短く、確認が必要な点は日本語で内部確認する。</w:t>
       </w:r>
     </w:p>
     <w:p>
@@ -2052,7 +2742,7 @@
         <w:pStyle w:val="Heading2"/>
       </w:pPr>
       <w:r>
-        <w:t>Pontos de atenção para o corretor</w:t>
+        <w:t>関連用語</w:t>
       </w:r>
     </w:p>
     <w:p>
@@ -2060,7 +2750,7 @@
         <w:pStyle w:val="ListBullet"/>
       </w:pPr>
       <w:r>
-        <w:t>Registrar a dúvida principal do cliente.</w:t>
+        <w:t>MED-0033</w:t>
       </w:r>
     </w:p>
     <w:p>
@@ -2068,7 +2758,7 @@
         <w:pStyle w:val="ListBullet"/>
       </w:pPr>
       <w:r>
-        <w:t>Separar explicação comercial de decisão formal da seguradora.</w:t>
+        <w:t>MED-0034</w:t>
       </w:r>
     </w:p>
     <w:p>
@@ -2076,7 +2766,15 @@
         <w:pStyle w:val="ListBullet"/>
       </w:pPr>
       <w:r>
-        <w:t>Apontar os verbetes e FAQs relacionados quando houver dúvida técnica.</w:t>
+        <w:t>MED-0035</w:t>
+      </w:r>
+    </w:p>
+    <w:p>
+      <w:pPr>
+        <w:pStyle w:val="ListBullet"/>
+      </w:pPr>
+      <w:r>
+        <w:t>MED-0036</w:t>
       </w:r>
     </w:p>
     <w:p>
@@ -2084,7 +2782,7 @@
         <w:pStyle w:val="Heading2"/>
       </w:pPr>
       <w:r>
-        <w:t>Termos relacionados</w:t>
+        <w:t>関連FAQ</w:t>
       </w:r>
     </w:p>
     <w:p>
@@ -2092,6 +2790,62 @@
         <w:pStyle w:val="ListBullet"/>
       </w:pPr>
       <w:r>
+        <w:t>FAQ-MED-0033</w:t>
+      </w:r>
+    </w:p>
+    <w:p>
+      <w:pPr>
+        <w:pStyle w:val="ListBullet"/>
+      </w:pPr>
+      <w:r>
+        <w:t>FAQ-MED-0034</w:t>
+      </w:r>
+    </w:p>
+    <w:p>
+      <w:pPr>
+        <w:pStyle w:val="ListBullet"/>
+      </w:pPr>
+      <w:r>
+        <w:t>FAQ-MED-0035</w:t>
+      </w:r>
+    </w:p>
+    <w:p>
+      <w:pPr>
+        <w:pStyle w:val="ListBullet"/>
+      </w:pPr>
+      <w:r>
+        <w:t>FAQ-MED-0036</w:t>
+      </w:r>
+    </w:p>
+    <w:p>
+      <w:pPr>
+        <w:pStyle w:val="Heading2"/>
+      </w:pPr>
+      <w:r>
+        <w:t>関連ケース</w:t>
+      </w:r>
+    </w:p>
+    <w:p>
+      <w:pPr>
+        <w:pStyle w:val="ListBullet"/>
+      </w:pPr>
+      <w:r>
+        <w:t>CASE-MED-0015</w:t>
+      </w:r>
+    </w:p>
+    <w:p>
+      <w:pPr>
+        <w:pStyle w:val="Heading2"/>
+      </w:pPr>
+      <w:r>
+        <w:t>相互参照</w:t>
+      </w:r>
+    </w:p>
+    <w:p>
+      <w:pPr>
+        <w:pStyle w:val="ListBullet"/>
+      </w:pPr>
+      <w:r>
         <w:t>MED-0033</w:t>
       </w:r>
     </w:p>
@@ -2121,10 +2875,50 @@
     </w:p>
     <w:p>
       <w:pPr>
+        <w:pStyle w:val="ListBullet"/>
+      </w:pPr>
+      <w:r>
+        <w:t>FAQ-MED-0033</w:t>
+      </w:r>
+    </w:p>
+    <w:p>
+      <w:pPr>
+        <w:pStyle w:val="ListBullet"/>
+      </w:pPr>
+      <w:r>
+        <w:t>FAQ-MED-0034</w:t>
+      </w:r>
+    </w:p>
+    <w:p>
+      <w:pPr>
+        <w:pStyle w:val="ListBullet"/>
+      </w:pPr>
+      <w:r>
+        <w:t>FAQ-MED-0035</w:t>
+      </w:r>
+    </w:p>
+    <w:p>
+      <w:pPr>
+        <w:pStyle w:val="ListBullet"/>
+      </w:pPr>
+      <w:r>
+        <w:t>FAQ-MED-0036</w:t>
+      </w:r>
+    </w:p>
+    <w:p>
+      <w:pPr>
+        <w:pStyle w:val="ListBullet"/>
+      </w:pPr>
+      <w:r>
+        <w:t>CASE-MED-0015</w:t>
+      </w:r>
+    </w:p>
+    <w:p>
+      <w:pPr>
         <w:pStyle w:val="Heading2"/>
       </w:pPr>
       <w:r>
-        <w:t>FAQs relacionadas</w:t>
+        <w:t>タグ</w:t>
       </w:r>
     </w:p>
     <w:p>
@@ -2132,7 +2926,7 @@
         <w:pStyle w:val="ListBullet"/>
       </w:pPr>
       <w:r>
-        <w:t>FAQ-MED-0033</w:t>
+        <w:t>dialogue</w:t>
       </w:r>
     </w:p>
     <w:p>
@@ -2140,7 +2934,7 @@
         <w:pStyle w:val="ListBullet"/>
       </w:pPr>
       <w:r>
-        <w:t>FAQ-MED-0034</w:t>
+        <w:t>med</w:t>
       </w:r>
     </w:p>
     <w:p>
@@ -2148,7 +2942,7 @@
         <w:pStyle w:val="ListBullet"/>
       </w:pPr>
       <w:r>
-        <w:t>FAQ-MED-0035</w:t>
+        <w:t>atendimento-bilingue</w:t>
       </w:r>
     </w:p>
     <w:p>
@@ -2156,7 +2950,7 @@
         <w:pStyle w:val="ListBullet"/>
       </w:pPr>
       <w:r>
-        <w:t>FAQ-MED-0036</w:t>
+        <w:t>notebooklm</w:t>
       </w:r>
     </w:p>
     <w:p>
@@ -2164,7 +2958,7 @@
         <w:pStyle w:val="Heading2"/>
       </w:pPr>
       <w:r>
-        <w:t>Casos relacionados</w:t>
+        <w:t>関連項目</w:t>
       </w:r>
     </w:p>
     <w:p>
@@ -2172,7 +2966,7 @@
         <w:pStyle w:val="ListBullet"/>
       </w:pPr>
       <w:r>
-        <w:t>CASE-MED-0015</w:t>
+        <w:t>`15_CaseStudies/MED/CASE-MED-0015.md`</w:t>
       </w:r>
     </w:p>
     <w:p>
@@ -2180,79 +2974,104 @@
         <w:pStyle w:val="Heading2"/>
       </w:pPr>
       <w:r>
-        <w:t>Referências cruzadas</w:t>
-      </w:r>
-    </w:p>
-    <w:p>
-      <w:pPr>
-        <w:pStyle w:val="ListBullet"/>
-      </w:pPr>
-      <w:r>
-        <w:t>MED-0033</w:t>
-      </w:r>
-    </w:p>
-    <w:p>
-      <w:pPr>
-        <w:pStyle w:val="ListBullet"/>
-      </w:pPr>
-      <w:r>
-        <w:t>MED-0034</w:t>
-      </w:r>
-    </w:p>
-    <w:p>
-      <w:pPr>
-        <w:pStyle w:val="ListBullet"/>
-      </w:pPr>
-      <w:r>
-        <w:t>MED-0035</w:t>
-      </w:r>
-    </w:p>
-    <w:p>
-      <w:pPr>
-        <w:pStyle w:val="ListBullet"/>
-      </w:pPr>
-      <w:r>
-        <w:t>MED-0036</w:t>
-      </w:r>
-    </w:p>
-    <w:p>
-      <w:pPr>
-        <w:pStyle w:val="ListBullet"/>
-      </w:pPr>
-      <w:r>
-        <w:t>FAQ-MED-0033</w:t>
-      </w:r>
-    </w:p>
-    <w:p>
-      <w:pPr>
-        <w:pStyle w:val="ListBullet"/>
-      </w:pPr>
-      <w:r>
-        <w:t>FAQ-MED-0034</w:t>
-      </w:r>
-    </w:p>
-    <w:p>
-      <w:pPr>
-        <w:pStyle w:val="ListBullet"/>
-      </w:pPr>
-      <w:r>
-        <w:t>FAQ-MED-0035</w:t>
-      </w:r>
-    </w:p>
-    <w:p>
-      <w:pPr>
-        <w:pStyle w:val="ListBullet"/>
-      </w:pPr>
-      <w:r>
-        <w:t>FAQ-MED-0036</w:t>
-      </w:r>
-    </w:p>
-    <w:p>
-      <w:pPr>
-        <w:pStyle w:val="ListBullet"/>
-      </w:pPr>
-      <w:r>
-        <w:t>CASE-MED-0015</w:t>
+        <w:t>ブラジルポルトガル語実用フレーズ</w:t>
+      </w:r>
+    </w:p>
+    <w:p>
+      <w:r>
+        <w:t>Este bloco é a versão operacional para o corretor japonês falar com o cliente brasileiro. O português deve ser lido primeiro; a linha em katakana serve apenas como apoio de pronúncia.</w:t>
+      </w:r>
+    </w:p>
+    <w:p>
+      <w:r>
+        <w:rPr>
+          <w:b/>
+        </w:rPr>
+        <w:t>顧客:</w:t>
+      </w:r>
+    </w:p>
+    <w:p>
+      <w:r>
+        <w:t>Português brasileiro: Saúde mental também pode entrar?</w:t>
+      </w:r>
+    </w:p>
+    <w:p>
+      <w:r>
+        <w:t>カタカナ読み: サウージ メンタウ タンベン ポジ エントラール</w:t>
+      </w:r>
+    </w:p>
+    <w:p>
+      <w:r>
+        <w:t>日本語確認用: 精神疾患の保障対象を確認する質問。</w:t>
+      </w:r>
+    </w:p>
+    <w:p>
+      <w:r>
+        <w:rPr>
+          <w:b/>
+        </w:rPr>
+        <w:t>募集人:</w:t>
+      </w:r>
+    </w:p>
+    <w:p>
+      <w:r>
+        <w:t>Português brasileiro: Pode depender da cobertura, do histórico e das exclusões do contrato.</w:t>
+      </w:r>
+    </w:p>
+    <w:p>
+      <w:r>
+        <w:t>カタカナ読み: ポジ デペンデール ダ コベルトゥーラ、ド イストリコ イ ダス エスクルゾィンス ド コントラト</w:t>
+      </w:r>
+    </w:p>
+    <w:p>
+      <w:r>
+        <w:t>日本語確認用: 保障、既往歴、免責条件により異なる。</w:t>
+      </w:r>
+    </w:p>
+    <w:p>
+      <w:r>
+        <w:rPr>
+          <w:b/>
+        </w:rPr>
+        <w:t>顧客:</w:t>
+      </w:r>
+    </w:p>
+    <w:p>
+      <w:r>
+        <w:t>Português brasileiro: Preciso informar tratamento anterior?</w:t>
+      </w:r>
+    </w:p>
+    <w:p>
+      <w:r>
+        <w:t>カタカナ読み: プレシゾ インフォルマール トラタメント アンテリオール</w:t>
+      </w:r>
+    </w:p>
+    <w:p>
+      <w:r>
+        <w:t>日本語確認用: 過去治療の告知要否を確認する質問。</w:t>
+      </w:r>
+    </w:p>
+    <w:p>
+      <w:r>
+        <w:rPr>
+          <w:b/>
+        </w:rPr>
+        <w:t>募集人:</w:t>
+      </w:r>
+    </w:p>
+    <w:p>
+      <w:r>
+        <w:t>Português brasileiro: Sim. Informe corretamente para evitar problemas na análise.</w:t>
+      </w:r>
+    </w:p>
+    <w:p>
+      <w:r>
+        <w:t>カタカナ読み: シン。インフォルミ コヘタメンチ パラ エヴィタール プロブレマス ナ アナリジ</w:t>
+      </w:r>
+    </w:p>
+    <w:p>
+      <w:r>
+        <w:t>日本語確認用: 審査で問題が出ないよう正確に告知する。</w:t>
       </w:r>
     </w:p>
     <w:p>
@@ -2260,63 +3079,7 @@
         <w:pStyle w:val="Heading2"/>
       </w:pPr>
       <w:r>
-        <w:t>Tags</w:t>
-      </w:r>
-    </w:p>
-    <w:p>
-      <w:pPr>
-        <w:pStyle w:val="ListBullet"/>
-      </w:pPr>
-      <w:r>
-        <w:t>dialogue</w:t>
-      </w:r>
-    </w:p>
-    <w:p>
-      <w:pPr>
-        <w:pStyle w:val="ListBullet"/>
-      </w:pPr>
-      <w:r>
-        <w:t>med</w:t>
-      </w:r>
-    </w:p>
-    <w:p>
-      <w:pPr>
-        <w:pStyle w:val="ListBullet"/>
-      </w:pPr>
-      <w:r>
-        <w:t>atendimento-bilingue</w:t>
-      </w:r>
-    </w:p>
-    <w:p>
-      <w:pPr>
-        <w:pStyle w:val="ListBullet"/>
-      </w:pPr>
-      <w:r>
-        <w:t>notebooklm</w:t>
-      </w:r>
-    </w:p>
-    <w:p>
-      <w:pPr>
-        <w:pStyle w:val="Heading2"/>
-      </w:pPr>
-      <w:r>
-        <w:t>Veja também</w:t>
-      </w:r>
-    </w:p>
-    <w:p>
-      <w:pPr>
-        <w:pStyle w:val="ListBullet"/>
-      </w:pPr>
-      <w:r>
-        <w:t>`15_CaseStudies/MED/CASE-MED-0015.md`</w:t>
-      </w:r>
-    </w:p>
-    <w:p>
-      <w:pPr>
-        <w:pStyle w:val="Heading2"/>
-      </w:pPr>
-      <w:r>
-        <w:t>Histórico de revisão</w:t>
+        <w:t>改訂履歴</w:t>
       </w:r>
     </w:p>
     <w:tbl>
@@ -2326,15 +3089,15 @@
         <w:tblLook w:firstColumn="1" w:firstRow="1" w:lastColumn="0" w:lastRow="0" w:noHBand="0" w:noVBand="1" w:val="04A0"/>
       </w:tblPr>
       <w:tblGrid>
-        <w:gridCol w:w="2448"/>
-        <w:gridCol w:w="2448"/>
-        <w:gridCol w:w="2448"/>
-        <w:gridCol w:w="2448"/>
+        <w:gridCol w:w="2520"/>
+        <w:gridCol w:w="2520"/>
+        <w:gridCol w:w="2520"/>
+        <w:gridCol w:w="2520"/>
       </w:tblGrid>
       <w:tr>
         <w:tc>
           <w:tcPr>
-            <w:tcW w:type="dxa" w:w="2448"/>
+            <w:tcW w:type="dxa" w:w="2520"/>
           </w:tcPr>
           <w:p>
             <w:r>
@@ -2344,7 +3107,7 @@
         </w:tc>
         <w:tc>
           <w:tcPr>
-            <w:tcW w:type="dxa" w:w="2448"/>
+            <w:tcW w:type="dxa" w:w="2520"/>
           </w:tcPr>
           <w:p>
             <w:r>
@@ -2354,7 +3117,7 @@
         </w:tc>
         <w:tc>
           <w:tcPr>
-            <w:tcW w:type="dxa" w:w="2448"/>
+            <w:tcW w:type="dxa" w:w="2520"/>
           </w:tcPr>
           <w:p>
             <w:r>
@@ -2364,7 +3127,7 @@
         </w:tc>
         <w:tc>
           <w:tcPr>
-            <w:tcW w:type="dxa" w:w="2448"/>
+            <w:tcW w:type="dxa" w:w="2520"/>
           </w:tcPr>
           <w:p>
             <w:r>
@@ -2376,7 +3139,7 @@
       <w:tr>
         <w:tc>
           <w:tcPr>
-            <w:tcW w:type="dxa" w:w="2448"/>
+            <w:tcW w:type="dxa" w:w="2520"/>
           </w:tcPr>
           <w:p>
             <w:r>
@@ -2386,7 +3149,7 @@
         </w:tc>
         <w:tc>
           <w:tcPr>
-            <w:tcW w:type="dxa" w:w="2448"/>
+            <w:tcW w:type="dxa" w:w="2520"/>
           </w:tcPr>
           <w:p>
             <w:r>
@@ -2396,7 +3159,7 @@
         </w:tc>
         <w:tc>
           <w:tcPr>
-            <w:tcW w:type="dxa" w:w="2448"/>
+            <w:tcW w:type="dxa" w:w="2520"/>
           </w:tcPr>
           <w:p>
             <w:r>
@@ -2406,7 +3169,7 @@
         </w:tc>
         <w:tc>
           <w:tcPr>
-            <w:tcW w:type="dxa" w:w="2448"/>
+            <w:tcW w:type="dxa" w:w="2520"/>
           </w:tcPr>
           <w:p>
             <w:r>
@@ -2415,14 +3178,51 @@
           </w:p>
         </w:tc>
       </w:tr>
+      <w:tr>
+        <w:tc>
+          <w:tcPr>
+            <w:tcW w:type="dxa" w:w="2520"/>
+          </w:tcPr>
+          <w:p>
+            <w:r>
+              <w:t>2026-06-27</w:t>
+            </w:r>
+          </w:p>
+        </w:tc>
+        <w:tc>
+          <w:tcPr>
+            <w:tcW w:type="dxa" w:w="2520"/>
+          </w:tcPr>
+          <w:p>
+            <w:r>
+              <w:t>0.3</w:t>
+            </w:r>
+          </w:p>
+        </w:tc>
+        <w:tc>
+          <w:tcPr>
+            <w:tcW w:type="dxa" w:w="2520"/>
+          </w:tcPr>
+          <w:p>
+            <w:r>
+              <w:t>JP-BR Insurance Knowledge Base</w:t>
+            </w:r>
+          </w:p>
+        </w:tc>
+        <w:tc>
+          <w:tcPr>
+            <w:tcW w:type="dxa" w:w="2520"/>
+          </w:tcPr>
+          <w:p>
+            <w:r>
+              <w:t>内部説明を日本語化し、顧客向けポルトガル語フレーズとの役割を分離。</w:t>
+            </w:r>
+          </w:p>
+        </w:tc>
+      </w:tr>
     </w:tbl>
     <w:p/>
     <w:p>
-      <w:r>
-        <w:t>---</w:t>
-      </w:r>
-    </w:p>
-    <w:p>
       <w:pPr>
         <w:pStyle w:val="Heading1"/>
       </w:pPr>
@@ -2435,7 +3235,7 @@
         <w:pStyle w:val="Heading2"/>
       </w:pPr>
       <w:r>
-        <w:t>Controle</w:t>
+        <w:t>管理情報</w:t>
       </w:r>
     </w:p>
     <w:p>
@@ -2443,7 +3243,7 @@
         <w:pStyle w:val="ListBullet"/>
       </w:pPr>
       <w:r>
-        <w:t>Versão: 0.2</w:t>
+        <w:t>Versão: 0.3</w:t>
       </w:r>
     </w:p>
     <w:p>
@@ -2451,7 +3251,7 @@
         <w:pStyle w:val="ListBullet"/>
       </w:pPr>
       <w:r>
-        <w:t>Data: 2026-06-26</w:t>
+        <w:t>Data: 2026-06-27</w:t>
       </w:r>
     </w:p>
     <w:p>
@@ -2467,7 +3267,7 @@
         <w:pStyle w:val="ListBullet"/>
       </w:pPr>
       <w:r>
-        <w:t>Histórico: Normalização bilíngue para uso por corretor japonês no NotebookLM.</w:t>
+        <w:t>Histórico: Padronização do roteiro de fala ao cliente brasileiro com português explícito e leitura em katakana.</w:t>
       </w:r>
     </w:p>
     <w:p>
@@ -2475,7 +3275,7 @@
         <w:pStyle w:val="Heading2"/>
       </w:pPr>
       <w:r>
-        <w:t>Código</w:t>
+        <w:t>コード</w:t>
       </w:r>
     </w:p>
     <w:p>
@@ -2501,12 +3301,12 @@
         <w:pStyle w:val="Heading2"/>
       </w:pPr>
       <w:r>
-        <w:t>Situação de atendimento</w:t>
-      </w:r>
-    </w:p>
-    <w:p>
-      <w:r>
-        <w:t>Cliente recebeu decisão da seguradora ou precisa confirmar quem receberá o benefício.</w:t>
+        <w:t>対応場面</w:t>
+      </w:r>
+    </w:p>
+    <w:p>
+      <w:r>
+        <w:t>ブラジル人顧客が過去の病気によって加入できるかを確認する場面。</w:t>
       </w:r>
     </w:p>
     <w:p>
@@ -2514,7 +3314,7 @@
         <w:pStyle w:val="Heading2"/>
       </w:pPr>
       <w:r>
-        <w:t>Participantes</w:t>
+        <w:t>参加者</w:t>
       </w:r>
     </w:p>
     <w:p>
@@ -2522,7 +3322,7 @@
         <w:pStyle w:val="ListBullet"/>
       </w:pPr>
       <w:r>
-        <w:t>Corretor: corretor japonês</w:t>
+        <w:t>募集人: 日本人保険募集人</w:t>
       </w:r>
     </w:p>
     <w:p>
@@ -2530,7 +3330,7 @@
         <w:pStyle w:val="ListBullet"/>
       </w:pPr>
       <w:r>
-        <w:t>Cliente: cliente brasileiro residente no Japão</w:t>
+        <w:t>顧客: 日本在住のブラジル人顧客</w:t>
       </w:r>
     </w:p>
     <w:p>
@@ -2538,12 +3338,12 @@
         <w:pStyle w:val="Heading2"/>
       </w:pPr>
       <w:r>
-        <w:t>Objetivo do diálogo</w:t>
-      </w:r>
-    </w:p>
-    <w:p>
-      <w:r>
-        <w:t>Orientar reação segura diante de não pagamento, reanálise e confirmação de depósito.</w:t>
+        <w:t>対話の目的</w:t>
+      </w:r>
+    </w:p>
+    <w:p>
+      <w:r>
+        <w:t>既往症について断定せず、告知内容と保険会社の引受査定が必要であることを説明する。</w:t>
       </w:r>
     </w:p>
     <w:p>
@@ -2551,32 +3351,62 @@
         <w:pStyle w:val="Heading2"/>
       </w:pPr>
       <w:r>
-        <w:t>Versão em japonês</w:t>
-      </w:r>
-    </w:p>
-    <w:p>
-      <w:r>
-        <w:t>**Corretor:** 不支払通知が届いた場合は、まず理由を確認します。</w:t>
-      </w:r>
-    </w:p>
-    <w:p>
-      <w:r>
-        <w:t>**Cliente:** それはポルトガル語でお客様にどう説明すればよいですか。</w:t>
-      </w:r>
-    </w:p>
-    <w:p>
-      <w:r>
-        <w:t>**Corretor:** 新しい資料がある場合は、再査定を相談できることがあります。</w:t>
-      </w:r>
-    </w:p>
-    <w:p>
-      <w:r>
-        <w:t>**Cliente:** 支払いを約束してもよいですか。</w:t>
-      </w:r>
-    </w:p>
-    <w:p>
-      <w:r>
-        <w:t>**Corretor:** 受取人と入金確認は、支払い後の重要な確認事項です。</w:t>
+        <w:t>日本語版</w:t>
+      </w:r>
+    </w:p>
+    <w:p>
+      <w:r>
+        <w:rPr>
+          <w:b/>
+        </w:rPr>
+        <w:t>募集人:</w:t>
+      </w:r>
+      <w:r>
+        <w:t xml:space="preserve"> 不支払通知が届いた場合は、まず理由を確認します。</w:t>
+      </w:r>
+    </w:p>
+    <w:p>
+      <w:r>
+        <w:rPr>
+          <w:b/>
+        </w:rPr>
+        <w:t>顧客:</w:t>
+      </w:r>
+      <w:r>
+        <w:t xml:space="preserve"> それはポルトガル語でお客様にどう説明すればよいですか。</w:t>
+      </w:r>
+    </w:p>
+    <w:p>
+      <w:r>
+        <w:rPr>
+          <w:b/>
+        </w:rPr>
+        <w:t>募集人:</w:t>
+      </w:r>
+      <w:r>
+        <w:t xml:space="preserve"> 新しい資料がある場合は、再査定を相談できることがあります。</w:t>
+      </w:r>
+    </w:p>
+    <w:p>
+      <w:r>
+        <w:rPr>
+          <w:b/>
+        </w:rPr>
+        <w:t>顧客:</w:t>
+      </w:r>
+      <w:r>
+        <w:t xml:space="preserve"> 支払いを約束してもよいですか。</w:t>
+      </w:r>
+    </w:p>
+    <w:p>
+      <w:r>
+        <w:rPr>
+          <w:b/>
+        </w:rPr>
+        <w:t>募集人:</w:t>
+      </w:r>
+      <w:r>
+        <w:t xml:space="preserve"> 受取人と入金確認は、支払い後の重要な確認事項です。</w:t>
       </w:r>
     </w:p>
     <w:p>
@@ -2584,32 +3414,62 @@
         <w:pStyle w:val="Heading2"/>
       </w:pPr>
       <w:r>
-        <w:t>Versão em português brasileiro</w:t>
-      </w:r>
-    </w:p>
-    <w:p>
-      <w:r>
-        <w:t>**Corretor:** Se chegar aviso de não pagamento, primeiro precisamos ler o motivo.</w:t>
-      </w:r>
-    </w:p>
-    <w:p>
-      <w:r>
-        <w:t>**Cliente:** Então isso já garante o pagamento?</w:t>
-      </w:r>
-    </w:p>
-    <w:p>
-      <w:r>
-        <w:t>**Corretor:** Se houver documento novo, podemos avaliar pedido de reanálise.</w:t>
-      </w:r>
-    </w:p>
-    <w:p>
-      <w:r>
-        <w:t>**Cliente:** O que eu preciso fazer agora?</w:t>
-      </w:r>
-    </w:p>
-    <w:p>
-      <w:r>
-        <w:t>**Corretor:** Depois da aprovação, confirme beneficiário e entrada do depósito.</w:t>
+        <w:t>ブラジルポルトガル語版</w:t>
+      </w:r>
+    </w:p>
+    <w:p>
+      <w:r>
+        <w:rPr>
+          <w:b/>
+        </w:rPr>
+        <w:t>募集人:</w:t>
+      </w:r>
+      <w:r>
+        <w:t xml:space="preserve"> Se chegar aviso de não pagamento, primeiro precisamos ler o motivo.</w:t>
+      </w:r>
+    </w:p>
+    <w:p>
+      <w:r>
+        <w:rPr>
+          <w:b/>
+        </w:rPr>
+        <w:t>顧客:</w:t>
+      </w:r>
+      <w:r>
+        <w:t xml:space="preserve"> Então isso já garante o pagamento?</w:t>
+      </w:r>
+    </w:p>
+    <w:p>
+      <w:r>
+        <w:rPr>
+          <w:b/>
+        </w:rPr>
+        <w:t>募集人:</w:t>
+      </w:r>
+      <w:r>
+        <w:t xml:space="preserve"> Se houver documento novo, podemos avaliar pedido de reanálise.</w:t>
+      </w:r>
+    </w:p>
+    <w:p>
+      <w:r>
+        <w:rPr>
+          <w:b/>
+        </w:rPr>
+        <w:t>顧客:</w:t>
+      </w:r>
+      <w:r>
+        <w:t xml:space="preserve"> O que eu preciso fazer agora?</w:t>
+      </w:r>
+    </w:p>
+    <w:p>
+      <w:r>
+        <w:rPr>
+          <w:b/>
+        </w:rPr>
+        <w:t>募集人:</w:t>
+      </w:r>
+      <w:r>
+        <w:t xml:space="preserve"> Depois da aprovação, confirme beneficiário e entrada do depósito.</w:t>
       </w:r>
     </w:p>
     <w:p>
@@ -2617,7 +3477,7 @@
         <w:pStyle w:val="Heading2"/>
       </w:pPr>
       <w:r>
-        <w:t>Notas culturais ou comerciais</w:t>
+        <w:t>文化・営業上の注意</w:t>
       </w:r>
     </w:p>
     <w:p>
@@ -2625,7 +3485,7 @@
         <w:pStyle w:val="ListBullet"/>
       </w:pPr>
       <w:r>
-        <w:t>Confirmar documentos e condições antes de orientar o cliente.</w:t>
+        <w:t>医療保険と公的医療制度、治療費の精算、給付金の支払いを混同しない。</w:t>
       </w:r>
     </w:p>
     <w:p>
@@ -2633,7 +3493,15 @@
         <w:pStyle w:val="ListBullet"/>
       </w:pPr>
       <w:r>
-        <w:t>Não prometer aceitação, cobertura ou pagamento antes da análise da seguradora.</w:t>
+        <w:t>顧客には短いポルトガル語で説明し、正式判断は保険会社の査定事項として分ける。</w:t>
+      </w:r>
+    </w:p>
+    <w:p>
+      <w:pPr>
+        <w:pStyle w:val="Heading2"/>
+      </w:pPr>
+      <w:r>
+        <w:t>募集人の注意点</w:t>
       </w:r>
     </w:p>
     <w:p>
@@ -2641,7 +3509,23 @@
         <w:pStyle w:val="ListBullet"/>
       </w:pPr>
       <w:r>
-        <w:t>Usar português simples e evitar tradução literal quando prejudicar a compreensão.</w:t>
+        <w:t>顧客の質問を先に確認し、契約内容、告知内容、医療書類、関連日付を分けて整理する。</w:t>
+      </w:r>
+    </w:p>
+    <w:p>
+      <w:pPr>
+        <w:pStyle w:val="ListBullet"/>
+      </w:pPr>
+      <w:r>
+        <w:t>加入可否、支払可否、支払時期、査定結果を断定しない。</w:t>
+      </w:r>
+    </w:p>
+    <w:p>
+      <w:pPr>
+        <w:pStyle w:val="ListBullet"/>
+      </w:pPr>
+      <w:r>
+        <w:t>ポルトガル語の説明は短く、確認が必要な点は日本語で内部確認する。</w:t>
       </w:r>
     </w:p>
     <w:p>
@@ -2649,7 +3533,7 @@
         <w:pStyle w:val="Heading2"/>
       </w:pPr>
       <w:r>
-        <w:t>Pontos de atenção para o corretor</w:t>
+        <w:t>関連用語</w:t>
       </w:r>
     </w:p>
     <w:p>
@@ -2657,7 +3541,7 @@
         <w:pStyle w:val="ListBullet"/>
       </w:pPr>
       <w:r>
-        <w:t>Registrar a dúvida principal do cliente.</w:t>
+        <w:t>MED-0037</w:t>
       </w:r>
     </w:p>
     <w:p>
@@ -2665,7 +3549,7 @@
         <w:pStyle w:val="ListBullet"/>
       </w:pPr>
       <w:r>
-        <w:t>Separar explicação comercial de decisão formal da seguradora.</w:t>
+        <w:t>MED-0038</w:t>
       </w:r>
     </w:p>
     <w:p>
@@ -2673,7 +3557,15 @@
         <w:pStyle w:val="ListBullet"/>
       </w:pPr>
       <w:r>
-        <w:t>Apontar os verbetes e FAQs relacionados quando houver dúvida técnica.</w:t>
+        <w:t>MED-0039</w:t>
+      </w:r>
+    </w:p>
+    <w:p>
+      <w:pPr>
+        <w:pStyle w:val="ListBullet"/>
+      </w:pPr>
+      <w:r>
+        <w:t>MED-0040</w:t>
       </w:r>
     </w:p>
     <w:p>
@@ -2681,7 +3573,7 @@
         <w:pStyle w:val="Heading2"/>
       </w:pPr>
       <w:r>
-        <w:t>Termos relacionados</w:t>
+        <w:t>関連FAQ</w:t>
       </w:r>
     </w:p>
     <w:p>
@@ -2689,6 +3581,62 @@
         <w:pStyle w:val="ListBullet"/>
       </w:pPr>
       <w:r>
+        <w:t>FAQ-MED-0037</w:t>
+      </w:r>
+    </w:p>
+    <w:p>
+      <w:pPr>
+        <w:pStyle w:val="ListBullet"/>
+      </w:pPr>
+      <w:r>
+        <w:t>FAQ-MED-0038</w:t>
+      </w:r>
+    </w:p>
+    <w:p>
+      <w:pPr>
+        <w:pStyle w:val="ListBullet"/>
+      </w:pPr>
+      <w:r>
+        <w:t>FAQ-MED-0039</w:t>
+      </w:r>
+    </w:p>
+    <w:p>
+      <w:pPr>
+        <w:pStyle w:val="ListBullet"/>
+      </w:pPr>
+      <w:r>
+        <w:t>FAQ-MED-0040</w:t>
+      </w:r>
+    </w:p>
+    <w:p>
+      <w:pPr>
+        <w:pStyle w:val="Heading2"/>
+      </w:pPr>
+      <w:r>
+        <w:t>関連ケース</w:t>
+      </w:r>
+    </w:p>
+    <w:p>
+      <w:pPr>
+        <w:pStyle w:val="ListBullet"/>
+      </w:pPr>
+      <w:r>
+        <w:t>CASE-MED-0016</w:t>
+      </w:r>
+    </w:p>
+    <w:p>
+      <w:pPr>
+        <w:pStyle w:val="Heading2"/>
+      </w:pPr>
+      <w:r>
+        <w:t>相互参照</w:t>
+      </w:r>
+    </w:p>
+    <w:p>
+      <w:pPr>
+        <w:pStyle w:val="ListBullet"/>
+      </w:pPr>
+      <w:r>
         <w:t>MED-0037</w:t>
       </w:r>
     </w:p>
@@ -2718,10 +3666,50 @@
     </w:p>
     <w:p>
       <w:pPr>
+        <w:pStyle w:val="ListBullet"/>
+      </w:pPr>
+      <w:r>
+        <w:t>FAQ-MED-0037</w:t>
+      </w:r>
+    </w:p>
+    <w:p>
+      <w:pPr>
+        <w:pStyle w:val="ListBullet"/>
+      </w:pPr>
+      <w:r>
+        <w:t>FAQ-MED-0038</w:t>
+      </w:r>
+    </w:p>
+    <w:p>
+      <w:pPr>
+        <w:pStyle w:val="ListBullet"/>
+      </w:pPr>
+      <w:r>
+        <w:t>FAQ-MED-0039</w:t>
+      </w:r>
+    </w:p>
+    <w:p>
+      <w:pPr>
+        <w:pStyle w:val="ListBullet"/>
+      </w:pPr>
+      <w:r>
+        <w:t>FAQ-MED-0040</w:t>
+      </w:r>
+    </w:p>
+    <w:p>
+      <w:pPr>
+        <w:pStyle w:val="ListBullet"/>
+      </w:pPr>
+      <w:r>
+        <w:t>CASE-MED-0016</w:t>
+      </w:r>
+    </w:p>
+    <w:p>
+      <w:pPr>
         <w:pStyle w:val="Heading2"/>
       </w:pPr>
       <w:r>
-        <w:t>FAQs relacionadas</w:t>
+        <w:t>タグ</w:t>
       </w:r>
     </w:p>
     <w:p>
@@ -2729,7 +3717,7 @@
         <w:pStyle w:val="ListBullet"/>
       </w:pPr>
       <w:r>
-        <w:t>FAQ-MED-0037</w:t>
+        <w:t>dialogue</w:t>
       </w:r>
     </w:p>
     <w:p>
@@ -2737,7 +3725,7 @@
         <w:pStyle w:val="ListBullet"/>
       </w:pPr>
       <w:r>
-        <w:t>FAQ-MED-0038</w:t>
+        <w:t>med</w:t>
       </w:r>
     </w:p>
     <w:p>
@@ -2745,7 +3733,7 @@
         <w:pStyle w:val="ListBullet"/>
       </w:pPr>
       <w:r>
-        <w:t>FAQ-MED-0039</w:t>
+        <w:t>atendimento-bilingue</w:t>
       </w:r>
     </w:p>
     <w:p>
@@ -2753,7 +3741,7 @@
         <w:pStyle w:val="ListBullet"/>
       </w:pPr>
       <w:r>
-        <w:t>FAQ-MED-0040</w:t>
+        <w:t>notebooklm</w:t>
       </w:r>
     </w:p>
     <w:p>
@@ -2761,7 +3749,7 @@
         <w:pStyle w:val="Heading2"/>
       </w:pPr>
       <w:r>
-        <w:t>Casos relacionados</w:t>
+        <w:t>関連項目</w:t>
       </w:r>
     </w:p>
     <w:p>
@@ -2769,7 +3757,7 @@
         <w:pStyle w:val="ListBullet"/>
       </w:pPr>
       <w:r>
-        <w:t>CASE-MED-0016</w:t>
+        <w:t>`15_CaseStudies/MED/CASE-MED-0016.md`</w:t>
       </w:r>
     </w:p>
     <w:p>
@@ -2777,79 +3765,104 @@
         <w:pStyle w:val="Heading2"/>
       </w:pPr>
       <w:r>
-        <w:t>Referências cruzadas</w:t>
-      </w:r>
-    </w:p>
-    <w:p>
-      <w:pPr>
-        <w:pStyle w:val="ListBullet"/>
-      </w:pPr>
-      <w:r>
-        <w:t>MED-0037</w:t>
-      </w:r>
-    </w:p>
-    <w:p>
-      <w:pPr>
-        <w:pStyle w:val="ListBullet"/>
-      </w:pPr>
-      <w:r>
-        <w:t>MED-0038</w:t>
-      </w:r>
-    </w:p>
-    <w:p>
-      <w:pPr>
-        <w:pStyle w:val="ListBullet"/>
-      </w:pPr>
-      <w:r>
-        <w:t>MED-0039</w:t>
-      </w:r>
-    </w:p>
-    <w:p>
-      <w:pPr>
-        <w:pStyle w:val="ListBullet"/>
-      </w:pPr>
-      <w:r>
-        <w:t>MED-0040</w:t>
-      </w:r>
-    </w:p>
-    <w:p>
-      <w:pPr>
-        <w:pStyle w:val="ListBullet"/>
-      </w:pPr>
-      <w:r>
-        <w:t>FAQ-MED-0037</w:t>
-      </w:r>
-    </w:p>
-    <w:p>
-      <w:pPr>
-        <w:pStyle w:val="ListBullet"/>
-      </w:pPr>
-      <w:r>
-        <w:t>FAQ-MED-0038</w:t>
-      </w:r>
-    </w:p>
-    <w:p>
-      <w:pPr>
-        <w:pStyle w:val="ListBullet"/>
-      </w:pPr>
-      <w:r>
-        <w:t>FAQ-MED-0039</w:t>
-      </w:r>
-    </w:p>
-    <w:p>
-      <w:pPr>
-        <w:pStyle w:val="ListBullet"/>
-      </w:pPr>
-      <w:r>
-        <w:t>FAQ-MED-0040</w:t>
-      </w:r>
-    </w:p>
-    <w:p>
-      <w:pPr>
-        <w:pStyle w:val="ListBullet"/>
-      </w:pPr>
-      <w:r>
-        <w:t>CASE-MED-0016</w:t>
+        <w:t>ブラジルポルトガル語実用フレーズ</w:t>
+      </w:r>
+    </w:p>
+    <w:p>
+      <w:r>
+        <w:t>Este bloco é a versão operacional para o corretor japonês falar com o cliente brasileiro. O português deve ser lido primeiro; a linha em katakana serve apenas como apoio de pronúncia.</w:t>
+      </w:r>
+    </w:p>
+    <w:p>
+      <w:r>
+        <w:rPr>
+          <w:b/>
+        </w:rPr>
+        <w:t>顧客:</w:t>
+      </w:r>
+    </w:p>
+    <w:p>
+      <w:r>
+        <w:t>Português brasileiro: Doença antiga impede contratação?</w:t>
+      </w:r>
+    </w:p>
+    <w:p>
+      <w:r>
+        <w:t>カタカナ読み: ドエンサ アンチガ インペジ コントラタサォン</w:t>
+      </w:r>
+    </w:p>
+    <w:p>
+      <w:r>
+        <w:t>日本語確認用: 既往症が加入を妨げるかを確認する質問。</w:t>
+      </w:r>
+    </w:p>
+    <w:p>
+      <w:r>
+        <w:rPr>
+          <w:b/>
+        </w:rPr>
+        <w:t>募集人:</w:t>
+      </w:r>
+    </w:p>
+    <w:p>
+      <w:r>
+        <w:t>Português brasileiro: Não posso prometer. A seguradora avalia a doença, o tratamento e o contrato.</w:t>
+      </w:r>
+    </w:p>
+    <w:p>
+      <w:r>
+        <w:t>カタカナ読み: ナォン ポッソ プロメテール。ア セグラドーラ アヴァリア ア ドエンサ、オ トラタメント イ オ コントラト</w:t>
+      </w:r>
+    </w:p>
+    <w:p>
+      <w:r>
+        <w:t>日本語確認用: 約束せず、保険会社の審査事項として説明する。</w:t>
+      </w:r>
+    </w:p>
+    <w:p>
+      <w:r>
+        <w:rPr>
+          <w:b/>
+        </w:rPr>
+        <w:t>顧客:</w:t>
+      </w:r>
+    </w:p>
+    <w:p>
+      <w:r>
+        <w:t>Português brasileiro: O que devo fazer?</w:t>
+      </w:r>
+    </w:p>
+    <w:p>
+      <w:r>
+        <w:t>カタカナ読み: オ キ デヴォ ファゼール</w:t>
+      </w:r>
+    </w:p>
+    <w:p>
+      <w:r>
+        <w:t>日本語確認用: 次の行動を尋ねる質問。</w:t>
+      </w:r>
+    </w:p>
+    <w:p>
+      <w:r>
+        <w:rPr>
+          <w:b/>
+        </w:rPr>
+        <w:t>募集人:</w:t>
+      </w:r>
+    </w:p>
+    <w:p>
+      <w:r>
+        <w:t>Português brasileiro: Vamos preencher a declaração de saúde com informações corretas.</w:t>
+      </w:r>
+    </w:p>
+    <w:p>
+      <w:r>
+        <w:t>カタカナ読み: ヴァモス プレエンシェール ア デクララサォン ジ サウージ コン インフォルマソィンス コヘタス</w:t>
+      </w:r>
+    </w:p>
+    <w:p>
+      <w:r>
+        <w:t>日本語確認用: 正確な告知書記入へ誘導する。</w:t>
       </w:r>
     </w:p>
     <w:p>
@@ -2857,63 +3870,7 @@
         <w:pStyle w:val="Heading2"/>
       </w:pPr>
       <w:r>
-        <w:t>Tags</w:t>
-      </w:r>
-    </w:p>
-    <w:p>
-      <w:pPr>
-        <w:pStyle w:val="ListBullet"/>
-      </w:pPr>
-      <w:r>
-        <w:t>dialogue</w:t>
-      </w:r>
-    </w:p>
-    <w:p>
-      <w:pPr>
-        <w:pStyle w:val="ListBullet"/>
-      </w:pPr>
-      <w:r>
-        <w:t>med</w:t>
-      </w:r>
-    </w:p>
-    <w:p>
-      <w:pPr>
-        <w:pStyle w:val="ListBullet"/>
-      </w:pPr>
-      <w:r>
-        <w:t>atendimento-bilingue</w:t>
-      </w:r>
-    </w:p>
-    <w:p>
-      <w:pPr>
-        <w:pStyle w:val="ListBullet"/>
-      </w:pPr>
-      <w:r>
-        <w:t>notebooklm</w:t>
-      </w:r>
-    </w:p>
-    <w:p>
-      <w:pPr>
-        <w:pStyle w:val="Heading2"/>
-      </w:pPr>
-      <w:r>
-        <w:t>Veja também</w:t>
-      </w:r>
-    </w:p>
-    <w:p>
-      <w:pPr>
-        <w:pStyle w:val="ListBullet"/>
-      </w:pPr>
-      <w:r>
-        <w:t>`15_CaseStudies/MED/CASE-MED-0016.md`</w:t>
-      </w:r>
-    </w:p>
-    <w:p>
-      <w:pPr>
-        <w:pStyle w:val="Heading2"/>
-      </w:pPr>
-      <w:r>
-        <w:t>Histórico de revisão</w:t>
+        <w:t>改訂履歴</w:t>
       </w:r>
     </w:p>
     <w:tbl>
@@ -2923,15 +3880,15 @@
         <w:tblLook w:firstColumn="1" w:firstRow="1" w:lastColumn="0" w:lastRow="0" w:noHBand="0" w:noVBand="1" w:val="04A0"/>
       </w:tblPr>
       <w:tblGrid>
-        <w:gridCol w:w="2448"/>
-        <w:gridCol w:w="2448"/>
-        <w:gridCol w:w="2448"/>
-        <w:gridCol w:w="2448"/>
+        <w:gridCol w:w="2520"/>
+        <w:gridCol w:w="2520"/>
+        <w:gridCol w:w="2520"/>
+        <w:gridCol w:w="2520"/>
       </w:tblGrid>
       <w:tr>
         <w:tc>
           <w:tcPr>
-            <w:tcW w:type="dxa" w:w="2448"/>
+            <w:tcW w:type="dxa" w:w="2520"/>
           </w:tcPr>
           <w:p>
             <w:r>
@@ -2941,7 +3898,7 @@
         </w:tc>
         <w:tc>
           <w:tcPr>
-            <w:tcW w:type="dxa" w:w="2448"/>
+            <w:tcW w:type="dxa" w:w="2520"/>
           </w:tcPr>
           <w:p>
             <w:r>
@@ -2951,7 +3908,7 @@
         </w:tc>
         <w:tc>
           <w:tcPr>
-            <w:tcW w:type="dxa" w:w="2448"/>
+            <w:tcW w:type="dxa" w:w="2520"/>
           </w:tcPr>
           <w:p>
             <w:r>
@@ -2961,7 +3918,7 @@
         </w:tc>
         <w:tc>
           <w:tcPr>
-            <w:tcW w:type="dxa" w:w="2448"/>
+            <w:tcW w:type="dxa" w:w="2520"/>
           </w:tcPr>
           <w:p>
             <w:r>
@@ -2973,7 +3930,7 @@
       <w:tr>
         <w:tc>
           <w:tcPr>
-            <w:tcW w:type="dxa" w:w="2448"/>
+            <w:tcW w:type="dxa" w:w="2520"/>
           </w:tcPr>
           <w:p>
             <w:r>
@@ -2983,7 +3940,7 @@
         </w:tc>
         <w:tc>
           <w:tcPr>
-            <w:tcW w:type="dxa" w:w="2448"/>
+            <w:tcW w:type="dxa" w:w="2520"/>
           </w:tcPr>
           <w:p>
             <w:r>
@@ -2993,7 +3950,7 @@
         </w:tc>
         <w:tc>
           <w:tcPr>
-            <w:tcW w:type="dxa" w:w="2448"/>
+            <w:tcW w:type="dxa" w:w="2520"/>
           </w:tcPr>
           <w:p>
             <w:r>
@@ -3003,7 +3960,7 @@
         </w:tc>
         <w:tc>
           <w:tcPr>
-            <w:tcW w:type="dxa" w:w="2448"/>
+            <w:tcW w:type="dxa" w:w="2520"/>
           </w:tcPr>
           <w:p>
             <w:r>
@@ -3012,11 +3969,53 @@
           </w:p>
         </w:tc>
       </w:tr>
+      <w:tr>
+        <w:tc>
+          <w:tcPr>
+            <w:tcW w:type="dxa" w:w="2520"/>
+          </w:tcPr>
+          <w:p>
+            <w:r>
+              <w:t>2026-06-27</w:t>
+            </w:r>
+          </w:p>
+        </w:tc>
+        <w:tc>
+          <w:tcPr>
+            <w:tcW w:type="dxa" w:w="2520"/>
+          </w:tcPr>
+          <w:p>
+            <w:r>
+              <w:t>0.3</w:t>
+            </w:r>
+          </w:p>
+        </w:tc>
+        <w:tc>
+          <w:tcPr>
+            <w:tcW w:type="dxa" w:w="2520"/>
+          </w:tcPr>
+          <w:p>
+            <w:r>
+              <w:t>JP-BR Insurance Knowledge Base</w:t>
+            </w:r>
+          </w:p>
+        </w:tc>
+        <w:tc>
+          <w:tcPr>
+            <w:tcW w:type="dxa" w:w="2520"/>
+          </w:tcPr>
+          <w:p>
+            <w:r>
+              <w:t>内部説明を日本語化し、顧客向けポルトガル語フレーズとの役割を分離。</w:t>
+            </w:r>
+          </w:p>
+        </w:tc>
+      </w:tr>
     </w:tbl>
     <w:p/>
     <w:sectPr>
       <w:pgSz w:w="12240" w:h="15840"/>
-      <w:pgMar w:top="1152" w:right="1224" w:bottom="1152" w:left="1224" w:header="720" w:footer="720" w:gutter="0"/>
+      <w:pgMar w:top="1008" w:right="1080" w:bottom="1008" w:left="1080" w:header="720" w:footer="720" w:gutter="0"/>
       <w:cols w:space="720"/>
       <w:docGrid w:linePitch="360"/>
     </w:sectPr>
@@ -3388,7 +4387,8 @@
     <w:qFormat/>
     <w:rsid w:val="00FC693F"/>
     <w:rPr>
-      <w:rFonts w:ascii="Arial" w:hAnsi="Arial" w:eastAsia="Yu Gothic"/>
+      <w:rFonts w:ascii="Arial Unicode MS" w:hAnsi="Arial Unicode MS"/>
+      <w:sz w:val="21"/>
     </w:rPr>
   </w:style>
   <w:style w:type="paragraph" w:styleId="Header">
@@ -3405,9 +4405,6 @@
       </w:tabs>
       <w:spacing w:after="0" w:line="240" w:lineRule="auto"/>
     </w:pPr>
-    <w:rPr>
-      <w:rFonts w:ascii="Arial" w:hAnsi="Arial" w:eastAsia="Yu Gothic"/>
-    </w:rPr>
   </w:style>
   <w:style w:type="character" w:customStyle="1" w:styleId="HeaderChar">
     <w:name w:val="Header Char"/>
@@ -3430,9 +4427,6 @@
       </w:tabs>
       <w:spacing w:after="0" w:line="240" w:lineRule="auto"/>
     </w:pPr>
-    <w:rPr>
-      <w:rFonts w:ascii="Arial" w:hAnsi="Arial" w:eastAsia="Yu Gothic"/>
-    </w:rPr>
   </w:style>
   <w:style w:type="character" w:customStyle="1" w:styleId="FooterChar">
     <w:name w:val="Footer Char"/>
@@ -3456,11 +4450,11 @@
       <w:outlineLvl w:val="0"/>
     </w:pPr>
     <w:rPr>
-      <w:rFonts w:asciiTheme="majorHAnsi" w:eastAsiaTheme="majorEastAsia" w:hAnsiTheme="majorHAnsi" w:cstheme="majorBidi" w:ascii="Arial" w:hAnsi="Arial" w:eastAsia="Yu Gothic"/>
+      <w:rFonts w:asciiTheme="majorHAnsi" w:eastAsiaTheme="majorEastAsia" w:hAnsiTheme="majorHAnsi" w:cstheme="majorBidi" w:ascii="Arial Unicode MS" w:hAnsi="Arial Unicode MS"/>
       <w:b/>
       <w:bCs/>
       <w:color w:val="365F91" w:themeColor="accent1" w:themeShade="BF"/>
-      <w:sz w:val="28"/>
+      <w:sz w:val="36"/>
       <w:szCs w:val="28"/>
     </w:rPr>
   </w:style>
@@ -3480,11 +4474,11 @@
       <w:outlineLvl w:val="1"/>
     </w:pPr>
     <w:rPr>
-      <w:rFonts w:asciiTheme="majorHAnsi" w:eastAsiaTheme="majorEastAsia" w:hAnsiTheme="majorHAnsi" w:cstheme="majorBidi" w:ascii="Arial" w:hAnsi="Arial" w:eastAsia="Yu Gothic"/>
+      <w:rFonts w:asciiTheme="majorHAnsi" w:eastAsiaTheme="majorEastAsia" w:hAnsiTheme="majorHAnsi" w:cstheme="majorBidi" w:ascii="Arial Unicode MS" w:hAnsi="Arial Unicode MS"/>
       <w:b/>
       <w:bCs/>
       <w:color w:val="4F81BD" w:themeColor="accent1"/>
-      <w:sz w:val="26"/>
+      <w:sz w:val="28"/>
       <w:szCs w:val="26"/>
     </w:rPr>
   </w:style>
@@ -3504,10 +4498,11 @@
       <w:outlineLvl w:val="2"/>
     </w:pPr>
     <w:rPr>
-      <w:rFonts w:asciiTheme="majorHAnsi" w:eastAsiaTheme="majorEastAsia" w:hAnsiTheme="majorHAnsi" w:cstheme="majorBidi" w:ascii="Arial" w:hAnsi="Arial" w:eastAsia="Yu Gothic"/>
+      <w:rFonts w:asciiTheme="majorHAnsi" w:eastAsiaTheme="majorEastAsia" w:hAnsiTheme="majorHAnsi" w:cstheme="majorBidi" w:ascii="Arial Unicode MS" w:hAnsi="Arial Unicode MS"/>
       <w:b/>
       <w:bCs/>
       <w:color w:val="4F81BD" w:themeColor="accent1"/>
+      <w:sz w:val="24"/>
     </w:rPr>
   </w:style>
   <w:style w:type="paragraph" w:styleId="Heading4">
@@ -3527,7 +4522,7 @@
       <w:outlineLvl w:val="3"/>
     </w:pPr>
     <w:rPr>
-      <w:rFonts w:asciiTheme="majorHAnsi" w:eastAsiaTheme="majorEastAsia" w:hAnsiTheme="majorHAnsi" w:cstheme="majorBidi" w:ascii="Arial" w:hAnsi="Arial" w:eastAsia="Yu Gothic"/>
+      <w:rFonts w:asciiTheme="majorHAnsi" w:eastAsiaTheme="majorEastAsia" w:hAnsiTheme="majorHAnsi" w:cstheme="majorBidi"/>
       <w:b/>
       <w:bCs/>
       <w:i/>
@@ -3552,7 +4547,7 @@
       <w:outlineLvl w:val="4"/>
     </w:pPr>
     <w:rPr>
-      <w:rFonts w:asciiTheme="majorHAnsi" w:eastAsiaTheme="majorEastAsia" w:hAnsiTheme="majorHAnsi" w:cstheme="majorBidi" w:ascii="Arial" w:hAnsi="Arial" w:eastAsia="Yu Gothic"/>
+      <w:rFonts w:asciiTheme="majorHAnsi" w:eastAsiaTheme="majorEastAsia" w:hAnsiTheme="majorHAnsi" w:cstheme="majorBidi"/>
       <w:color w:val="243F60" w:themeColor="accent1" w:themeShade="7F"/>
     </w:rPr>
   </w:style>
@@ -3573,7 +4568,7 @@
       <w:outlineLvl w:val="5"/>
     </w:pPr>
     <w:rPr>
-      <w:rFonts w:asciiTheme="majorHAnsi" w:eastAsiaTheme="majorEastAsia" w:hAnsiTheme="majorHAnsi" w:cstheme="majorBidi" w:ascii="Arial" w:hAnsi="Arial" w:eastAsia="Yu Gothic"/>
+      <w:rFonts w:asciiTheme="majorHAnsi" w:eastAsiaTheme="majorEastAsia" w:hAnsiTheme="majorHAnsi" w:cstheme="majorBidi"/>
       <w:i/>
       <w:iCs/>
       <w:color w:val="243F60" w:themeColor="accent1" w:themeShade="7F"/>
@@ -3596,7 +4591,7 @@
       <w:outlineLvl w:val="6"/>
     </w:pPr>
     <w:rPr>
-      <w:rFonts w:asciiTheme="majorHAnsi" w:eastAsiaTheme="majorEastAsia" w:hAnsiTheme="majorHAnsi" w:cstheme="majorBidi" w:ascii="Arial" w:hAnsi="Arial" w:eastAsia="Yu Gothic"/>
+      <w:rFonts w:asciiTheme="majorHAnsi" w:eastAsiaTheme="majorEastAsia" w:hAnsiTheme="majorHAnsi" w:cstheme="majorBidi"/>
       <w:i/>
       <w:iCs/>
       <w:color w:val="404040" w:themeColor="text1" w:themeTint="BF"/>
@@ -3619,7 +4614,7 @@
       <w:outlineLvl w:val="7"/>
     </w:pPr>
     <w:rPr>
-      <w:rFonts w:asciiTheme="majorHAnsi" w:eastAsiaTheme="majorEastAsia" w:hAnsiTheme="majorHAnsi" w:cstheme="majorBidi" w:ascii="Arial" w:hAnsi="Arial" w:eastAsia="Yu Gothic"/>
+      <w:rFonts w:asciiTheme="majorHAnsi" w:eastAsiaTheme="majorEastAsia" w:hAnsiTheme="majorHAnsi" w:cstheme="majorBidi"/>
       <w:color w:val="4F81BD" w:themeColor="accent1"/>
       <w:sz w:val="20"/>
       <w:szCs w:val="20"/>
@@ -3642,7 +4637,7 @@
       <w:outlineLvl w:val="8"/>
     </w:pPr>
     <w:rPr>
-      <w:rFonts w:asciiTheme="majorHAnsi" w:eastAsiaTheme="majorEastAsia" w:hAnsiTheme="majorHAnsi" w:cstheme="majorBidi" w:ascii="Arial" w:hAnsi="Arial" w:eastAsia="Yu Gothic"/>
+      <w:rFonts w:asciiTheme="majorHAnsi" w:eastAsiaTheme="majorEastAsia" w:hAnsiTheme="majorHAnsi" w:cstheme="majorBidi"/>
       <w:i/>
       <w:iCs/>
       <w:color w:val="404040" w:themeColor="text1" w:themeTint="BF"/>
@@ -3685,9 +4680,6 @@
     <w:pPr>
       <w:spacing w:after="0" w:line="240" w:lineRule="auto"/>
     </w:pPr>
-    <w:rPr>
-      <w:rFonts w:ascii="Arial" w:hAnsi="Arial" w:eastAsia="Yu Gothic"/>
-    </w:rPr>
   </w:style>
   <w:style w:type="character" w:customStyle="1" w:styleId="Heading1Char">
     <w:name w:val="Heading 1 Char"/>
@@ -3748,7 +4740,7 @@
       <w:contextualSpacing/>
     </w:pPr>
     <w:rPr>
-      <w:rFonts w:asciiTheme="majorHAnsi" w:eastAsiaTheme="majorEastAsia" w:hAnsiTheme="majorHAnsi" w:cstheme="majorBidi" w:ascii="Arial" w:hAnsi="Arial" w:eastAsia="Yu Gothic"/>
+      <w:rFonts w:asciiTheme="majorHAnsi" w:eastAsiaTheme="majorEastAsia" w:hAnsiTheme="majorHAnsi" w:cstheme="majorBidi"/>
       <w:color w:val="17365D" w:themeColor="text2" w:themeShade="BF"/>
       <w:spacing w:val="5"/>
       <w:kern w:val="28"/>
@@ -3785,7 +4777,7 @@
       </w:numPr>
     </w:pPr>
     <w:rPr>
-      <w:rFonts w:asciiTheme="majorHAnsi" w:eastAsiaTheme="majorEastAsia" w:hAnsiTheme="majorHAnsi" w:cstheme="majorBidi" w:ascii="Arial" w:hAnsi="Arial" w:eastAsia="Yu Gothic"/>
+      <w:rFonts w:asciiTheme="majorHAnsi" w:eastAsiaTheme="majorEastAsia" w:hAnsiTheme="majorHAnsi" w:cstheme="majorBidi"/>
       <w:i/>
       <w:iCs/>
       <w:color w:val="4F81BD" w:themeColor="accent1"/>
@@ -3820,9 +4812,6 @@
       <w:ind w:left="720"/>
       <w:contextualSpacing/>
     </w:pPr>
-    <w:rPr>
-      <w:rFonts w:ascii="Arial" w:hAnsi="Arial" w:eastAsia="Yu Gothic"/>
-    </w:rPr>
   </w:style>
   <w:style w:type="paragraph" w:styleId="BodyText">
     <w:name w:val="Body Text"/>
@@ -3834,9 +4823,6 @@
     <w:pPr>
       <w:spacing w:after="120"/>
     </w:pPr>
-    <w:rPr>
-      <w:rFonts w:ascii="Arial" w:hAnsi="Arial" w:eastAsia="Yu Gothic"/>
-    </w:rPr>
   </w:style>
   <w:style w:type="character" w:customStyle="1" w:styleId="BodyTextChar">
     <w:name w:val="Body Text Char"/>
@@ -3855,9 +4841,6 @@
     <w:pPr>
       <w:spacing w:after="120" w:line="480" w:lineRule="auto"/>
     </w:pPr>
-    <w:rPr>
-      <w:rFonts w:ascii="Arial" w:hAnsi="Arial" w:eastAsia="Yu Gothic"/>
-    </w:rPr>
   </w:style>
   <w:style w:type="character" w:customStyle="1" w:styleId="BodyText2Char">
     <w:name w:val="Body Text 2 Char"/>
@@ -3877,7 +4860,6 @@
       <w:spacing w:after="120"/>
     </w:pPr>
     <w:rPr>
-      <w:rFonts w:ascii="Arial" w:hAnsi="Arial" w:eastAsia="Yu Gothic"/>
       <w:sz w:val="16"/>
       <w:szCs w:val="16"/>
     </w:rPr>
@@ -3903,9 +4885,6 @@
       <w:ind w:left="360" w:hanging="360"/>
       <w:contextualSpacing/>
     </w:pPr>
-    <w:rPr>
-      <w:rFonts w:ascii="Arial" w:hAnsi="Arial" w:eastAsia="Yu Gothic"/>
-    </w:rPr>
   </w:style>
   <w:style w:type="paragraph" w:styleId="List2">
     <w:name w:val="List 2"/>
@@ -3917,9 +4896,6 @@
       <w:ind w:left="720" w:hanging="360"/>
       <w:contextualSpacing/>
     </w:pPr>
-    <w:rPr>
-      <w:rFonts w:ascii="Arial" w:hAnsi="Arial" w:eastAsia="Yu Gothic"/>
-    </w:rPr>
   </w:style>
   <w:style w:type="paragraph" w:styleId="List3">
     <w:name w:val="List 3"/>
@@ -3931,9 +4907,6 @@
       <w:ind w:left="1080" w:hanging="360"/>
       <w:contextualSpacing/>
     </w:pPr>
-    <w:rPr>
-      <w:rFonts w:ascii="Arial" w:hAnsi="Arial" w:eastAsia="Yu Gothic"/>
-    </w:rPr>
   </w:style>
   <w:style w:type="paragraph" w:styleId="ListBullet">
     <w:name w:val="List Bullet"/>
@@ -3947,9 +4920,6 @@
       </w:numPr>
       <w:contextualSpacing/>
     </w:pPr>
-    <w:rPr>
-      <w:rFonts w:ascii="Arial" w:hAnsi="Arial" w:eastAsia="Yu Gothic"/>
-    </w:rPr>
   </w:style>
   <w:style w:type="paragraph" w:styleId="ListBullet2">
     <w:name w:val="List Bullet 2"/>
@@ -3963,9 +4933,6 @@
       </w:numPr>
       <w:contextualSpacing/>
     </w:pPr>
-    <w:rPr>
-      <w:rFonts w:ascii="Arial" w:hAnsi="Arial" w:eastAsia="Yu Gothic"/>
-    </w:rPr>
   </w:style>
   <w:style w:type="paragraph" w:styleId="ListBullet3">
     <w:name w:val="List Bullet 3"/>
@@ -3979,9 +4946,6 @@
       </w:numPr>
       <w:contextualSpacing/>
     </w:pPr>
-    <w:rPr>
-      <w:rFonts w:ascii="Arial" w:hAnsi="Arial" w:eastAsia="Yu Gothic"/>
-    </w:rPr>
   </w:style>
   <w:style w:type="paragraph" w:styleId="ListNumber">
     <w:name w:val="List Number"/>
@@ -3995,9 +4959,6 @@
       </w:numPr>
       <w:contextualSpacing/>
     </w:pPr>
-    <w:rPr>
-      <w:rFonts w:ascii="Arial" w:hAnsi="Arial" w:eastAsia="Yu Gothic"/>
-    </w:rPr>
   </w:style>
   <w:style w:type="paragraph" w:styleId="ListNumber2">
     <w:name w:val="List Number 2"/>
@@ -4011,9 +4972,6 @@
       </w:numPr>
       <w:contextualSpacing/>
     </w:pPr>
-    <w:rPr>
-      <w:rFonts w:ascii="Arial" w:hAnsi="Arial" w:eastAsia="Yu Gothic"/>
-    </w:rPr>
   </w:style>
   <w:style w:type="paragraph" w:styleId="ListNumber3">
     <w:name w:val="List Number 3"/>
@@ -4027,9 +4985,6 @@
       </w:numPr>
       <w:contextualSpacing/>
     </w:pPr>
-    <w:rPr>
-      <w:rFonts w:ascii="Arial" w:hAnsi="Arial" w:eastAsia="Yu Gothic"/>
-    </w:rPr>
   </w:style>
   <w:style w:type="paragraph" w:styleId="ListContinue">
     <w:name w:val="List Continue"/>
@@ -4042,9 +4997,6 @@
       <w:ind w:left="360"/>
       <w:contextualSpacing/>
     </w:pPr>
-    <w:rPr>
-      <w:rFonts w:ascii="Arial" w:hAnsi="Arial" w:eastAsia="Yu Gothic"/>
-    </w:rPr>
   </w:style>
   <w:style w:type="paragraph" w:styleId="ListContinue2">
     <w:name w:val="List Continue 2"/>
@@ -4057,9 +5009,6 @@
       <w:ind w:left="720"/>
       <w:contextualSpacing/>
     </w:pPr>
-    <w:rPr>
-      <w:rFonts w:ascii="Arial" w:hAnsi="Arial" w:eastAsia="Yu Gothic"/>
-    </w:rPr>
   </w:style>
   <w:style w:type="paragraph" w:styleId="ListContinue3">
     <w:name w:val="List Continue 3"/>
@@ -4072,9 +5021,6 @@
       <w:ind w:left="1080"/>
       <w:contextualSpacing/>
     </w:pPr>
-    <w:rPr>
-      <w:rFonts w:ascii="Arial" w:hAnsi="Arial" w:eastAsia="Yu Gothic"/>
-    </w:rPr>
   </w:style>
   <w:style w:type="paragraph" w:styleId="MacroText">
     <w:name w:val="macro"/>
@@ -4094,7 +5040,7 @@
       </w:tabs>
     </w:pPr>
     <w:rPr>
-      <w:rFonts w:ascii="Arial" w:hAnsi="Arial" w:eastAsia="Yu Gothic"/>
+      <w:rFonts w:ascii="Courier" w:hAnsi="Courier"/>
       <w:sz w:val="20"/>
       <w:szCs w:val="20"/>
     </w:rPr>
@@ -4120,7 +5066,6 @@
     <w:qFormat/>
     <w:rsid w:val="00FC693F"/>
     <w:rPr>
-      <w:rFonts w:ascii="Arial" w:hAnsi="Arial" w:eastAsia="Yu Gothic"/>
       <w:i/>
       <w:iCs/>
       <w:color w:val="000000" w:themeColor="text1"/>
@@ -4237,7 +5182,6 @@
       <w:spacing w:line="240" w:lineRule="auto"/>
     </w:pPr>
     <w:rPr>
-      <w:rFonts w:ascii="Arial" w:hAnsi="Arial" w:eastAsia="Yu Gothic"/>
       <w:b/>
       <w:bCs/>
       <w:color w:val="4F81BD" w:themeColor="accent1"/>
@@ -4283,7 +5227,6 @@
       <w:ind w:left="936" w:right="936"/>
     </w:pPr>
     <w:rPr>
-      <w:rFonts w:ascii="Arial" w:hAnsi="Arial" w:eastAsia="Yu Gothic"/>
       <w:b/>
       <w:bCs/>
       <w:i/>
@@ -4383,9 +5326,6 @@
     <w:pPr>
       <w:outlineLvl w:val="9"/>
     </w:pPr>
-    <w:rPr>
-      <w:rFonts w:ascii="Arial" w:hAnsi="Arial" w:eastAsia="Yu Gothic"/>
-    </w:rPr>
   </w:style>
   <w:style w:type="table" w:styleId="TableGrid">
     <w:name w:val="Table Grid"/>
